--- a/04-Abril-Mayo/Entregables/2026-05/03-Reporte_Monitoreo_Alertamiento_2026-05.docx
+++ b/04-Abril-Mayo/Entregables/2026-05/03-Reporte_Monitoreo_Alertamiento_2026-05.docx
@@ -145,7 +145,7 @@
           <w:sz w:val="22"/>
           <w:szCs w:val="22"/>
         </w:rPr>
-        <w:t>Registrar el avance exclusivo de mayo de 2026 sobre monitoreo y alertamiento, privilegiando métricas capturadas, pruebas ejecutadas, incidencias observadas, umbrales revisados y procedimientos de atención aplicados durante el mes.</w:t>
+        <w:t>Registrar el avance exclusivo del mes de mayo de 2026 sobre monitoreo, observabilidad y alertamiento preventivo de base de datos, APIs y pipelines, privilegiando métricas reales capturadas por bitácoras, incidencias operativas analizadas y la sintonía final de los umbrales de alerta técnicos.</w:t>
       </w:r>
     </w:p>
     <w:p>
@@ -177,7 +177,7 @@
           <w:sz w:val="22"/>
           <w:szCs w:val="22"/>
         </w:rPr>
-        <w:t>Abril definió el esquema base de observabilidad. Mayo debe registrar únicamente:</w:t>
+        <w:t>En contraste con el marco general e hipotético diseñado en abril (el cual definió la viabilidad teórica de las herramientas y logs), en mayo se documentan de forma exclusiva:</w:t>
       </w:r>
     </w:p>
     <w:p>
@@ -199,7 +199,7 @@
           <w:sz w:val="22"/>
           <w:szCs w:val="22"/>
         </w:rPr>
-        <w:t>mediciones o pruebas realizadas en mayo;</w:t>
+        <w:t>Mediciones y trazas de tiempo por lote reales acumuladas.</w:t>
       </w:r>
     </w:p>
     <w:p>
@@ -221,7 +221,7 @@
           <w:sz w:val="22"/>
           <w:szCs w:val="22"/>
         </w:rPr>
-        <w:t>umbrales revisados o contrastados en mayo;</w:t>
+        <w:t>Eventos de alarma reales que saltaron durante la operación mensual en DEV.</w:t>
       </w:r>
     </w:p>
     <w:p>
@@ -243,7 +243,7 @@
           <w:sz w:val="22"/>
           <w:szCs w:val="22"/>
         </w:rPr>
-        <w:t>eventos, incidencias o alertas observadas en mayo;</w:t>
+        <w:t>Ajustes ejecutados sobre umbrales de tolerancia técnica.</w:t>
       </w:r>
     </w:p>
     <w:p>
@@ -265,7 +265,7 @@
           <w:sz w:val="22"/>
           <w:szCs w:val="22"/>
         </w:rPr>
-        <w:t>acciones correctivas o de seguimiento ejecutadas en mayo.</w:t>
+        <w:t>Evidencias de simulación de alertas proactivas.</w:t>
       </w:r>
     </w:p>
     <w:p>
@@ -297,7 +297,7 @@
           <w:sz w:val="22"/>
           <w:szCs w:val="22"/>
         </w:rPr>
-        <w:t>El seguimiento del mes debe concentrarse en validar si las superficies de observabilidad definidas en abril son suficientes y útiles en condiciones reales o controladas:</w:t>
+        <w:t>Durante mayo, la observabilidad dejó de ser una serie de definiciones abstractas y se instrumentó a través de un monitoreo estructurado basado en la consistencia de:</w:t>
       </w:r>
     </w:p>
     <w:p>
@@ -315,11 +315,17 @@
       </w:pPr>
       <w:r>
         <w:rPr>
-          <w:rFonts w:ascii="Calibri" w:eastAsia="Times New Roman" w:hAnsi="Calibri" w:cs="Calibri"/>
-          <w:sz w:val="22"/>
-          <w:szCs w:val="22"/>
-        </w:rPr>
-        <w:t>logs estructurados;</w:t>
+          <w:rStyle w:val="CdigoHTML"/>
+        </w:rPr>
+        <w:t>logging_utils.py</w:t>
+      </w:r>
+      <w:r>
+        <w:rPr>
+          <w:rFonts w:ascii="Calibri" w:eastAsia="Times New Roman" w:hAnsi="Calibri" w:cs="Calibri"/>
+          <w:sz w:val="22"/>
+          <w:szCs w:val="22"/>
+        </w:rPr>
+        <w:t xml:space="preserve"> como emisor centralizador de eventos.</w:t>
       </w:r>
     </w:p>
     <w:p>
@@ -337,11 +343,17 @@
       </w:pPr>
       <w:r>
         <w:rPr>
-          <w:rFonts w:ascii="Calibri" w:eastAsia="Times New Roman" w:hAnsi="Calibri" w:cs="Calibri"/>
-          <w:sz w:val="22"/>
-          <w:szCs w:val="22"/>
-        </w:rPr>
-        <w:t>lotes en ejecución;</w:t>
+          <w:rStyle w:val="CdigoHTML"/>
+        </w:rPr>
+        <w:t>app_errors.log</w:t>
+      </w:r>
+      <w:r>
+        <w:rPr>
+          <w:rFonts w:ascii="Calibri" w:eastAsia="Times New Roman" w:hAnsi="Calibri" w:cs="Calibri"/>
+          <w:sz w:val="22"/>
+          <w:szCs w:val="22"/>
+        </w:rPr>
+        <w:t xml:space="preserve"> como bitácora de anomalías operacionales.</w:t>
       </w:r>
     </w:p>
     <w:p>
@@ -359,11 +371,17 @@
       </w:pPr>
       <w:r>
         <w:rPr>
-          <w:rFonts w:ascii="Calibri" w:eastAsia="Times New Roman" w:hAnsi="Calibri" w:cs="Calibri"/>
-          <w:sz w:val="22"/>
-          <w:szCs w:val="22"/>
-        </w:rPr>
-        <w:t>resultados por CURP;</w:t>
+          <w:rStyle w:val="CdigoHTML"/>
+        </w:rPr>
+        <w:t>BitacoraEvento</w:t>
+      </w:r>
+      <w:r>
+        <w:rPr>
+          <w:rFonts w:ascii="Calibri" w:eastAsia="Times New Roman" w:hAnsi="Calibri" w:cs="Calibri"/>
+          <w:sz w:val="22"/>
+          <w:szCs w:val="22"/>
+        </w:rPr>
+        <w:t xml:space="preserve"> como persistencia de auditoría cruzada relacional.</w:t>
       </w:r>
     </w:p>
     <w:p>
@@ -385,14 +403,273 @@
           <w:sz w:val="22"/>
           <w:szCs w:val="22"/>
         </w:rPr>
-        <w:t>bitácora de eventos;</w:t>
+        <w:t>Mapeadores automáticos de cuotas máximas de red.</w:t>
+      </w:r>
+    </w:p>
+    <w:p>
+      <w:pPr>
+        <w:rPr>
+          <w:rFonts w:ascii="Calibri" w:eastAsia="Times New Roman" w:hAnsi="Calibri" w:cs="Calibri"/>
+          <w:sz w:val="22"/>
+          <w:szCs w:val="22"/>
+        </w:rPr>
+      </w:pPr>
+      <w:r>
+        <w:rPr>
+          <w:rFonts w:ascii="Calibri" w:eastAsia="Times New Roman" w:hAnsi="Calibri" w:cs="Calibri"/>
+          <w:sz w:val="22"/>
+          <w:szCs w:val="22"/>
+        </w:rPr>
+        <w:pict>
+          <v:rect id="_x0000_i1026" style="width:0;height:1.5pt" o:hralign="center" o:hrstd="t" o:hr="t" fillcolor="#a0a0a0" stroked="f"/>
+        </w:pict>
+      </w:r>
+    </w:p>
+    <w:p>
+      <w:pPr>
+        <w:pStyle w:val="Ttulo2"/>
+        <w:rPr>
+          <w:rFonts w:ascii="Calibri" w:eastAsia="Times New Roman" w:hAnsi="Calibri" w:cs="Calibri"/>
+        </w:rPr>
+      </w:pPr>
+      <w:r>
+        <w:rPr>
+          <w:rFonts w:ascii="Calibri" w:eastAsia="Times New Roman" w:hAnsi="Calibri" w:cs="Calibri"/>
+        </w:rPr>
+        <w:t>4. Diagrama del Procedimiento Técnico de Mitigación y Triage (Mermaid)</w:t>
+      </w:r>
+    </w:p>
+    <w:p>
+      <w:pPr>
+        <w:pStyle w:val="NormalWeb"/>
+        <w:rPr>
+          <w:rFonts w:ascii="Calibri" w:hAnsi="Calibri" w:cs="Calibri"/>
+          <w:sz w:val="22"/>
+          <w:szCs w:val="22"/>
+        </w:rPr>
+      </w:pPr>
+      <w:r>
+        <w:rPr>
+          <w:rFonts w:ascii="Calibri" w:hAnsi="Calibri" w:cs="Calibri"/>
+          <w:sz w:val="22"/>
+          <w:szCs w:val="22"/>
+        </w:rPr>
+        <w:lastRenderedPageBreak/>
+        <w:t>El siguiente gráfico detalla el ciclo de vida automatizado y manual aplicado ante una alerta técnica de nivel preventivo o crítico durante las ejecuciones de mayo:</w:t>
+      </w:r>
+    </w:p>
+    <w:p>
+      <w:pPr>
+        <w:pStyle w:val="HTMLconformatoprevio"/>
+      </w:pPr>
+    </w:p>
+    <w:p>
+      <w:pPr>
+        <w:pStyle w:val="HTMLconformatoprevio"/>
+      </w:pPr>
+      <w:r>
+        <w:t>flowchart TD</w:t>
+      </w:r>
+    </w:p>
+    <w:p>
+      <w:pPr>
+        <w:pStyle w:val="HTMLconformatoprevio"/>
+      </w:pPr>
+      <w:r>
+        <w:t xml:space="preserve">    A[Detección de Anomalía en Bitácora] --&gt; B{¿Es error HTTP 429 de Rate limit?}</w:t>
+      </w:r>
+    </w:p>
+    <w:p>
+      <w:pPr>
+        <w:pStyle w:val="HTMLconformatoprevio"/>
+      </w:pPr>
+      <w:r>
+        <w:t xml:space="preserve">    B -- Sí --&gt; C[Activar Pausa Dinámica de Back-off]</w:t>
+      </w:r>
+    </w:p>
+    <w:p>
+      <w:pPr>
+        <w:pStyle w:val="HTMLconformatoprevio"/>
+      </w:pPr>
+      <w:r>
+        <w:t xml:space="preserve">    C --&gt; D{¿Persiste error en el lote?}</w:t>
+      </w:r>
+    </w:p>
+    <w:p>
+      <w:pPr>
+        <w:pStyle w:val="HTMLconformatoprevio"/>
+      </w:pPr>
+      <w:r>
+        <w:t xml:space="preserve">    D -- Sí --&gt; E[Alerta Crítica: Detener Lote Temporalmente]</w:t>
+      </w:r>
+    </w:p>
+    <w:p>
+      <w:pPr>
+        <w:pStyle w:val="HTMLconformatoprevio"/>
+      </w:pPr>
+      <w:r>
+        <w:t xml:space="preserve">    D -- No --&gt; </w:t>
+      </w:r>
+      <w:r>
+        <w:t>F[Alerta Informativa: Lote completado]</w:t>
+      </w:r>
+    </w:p>
+    <w:p>
+      <w:pPr>
+        <w:pStyle w:val="HTMLconformatoprevio"/>
+      </w:pPr>
+      <w:r>
+        <w:t xml:space="preserve">    B -- No --&gt; G{¿Es error de validación de CURP?}</w:t>
+      </w:r>
+    </w:p>
+    <w:p>
+      <w:pPr>
+        <w:pStyle w:val="HTMLconformatoprevio"/>
+      </w:pPr>
+      <w:r>
+        <w:t xml:space="preserve">    G -- Sí --&gt; H[Aislar CURP en depuracion_errores.json]</w:t>
+      </w:r>
+    </w:p>
+    <w:p>
+      <w:pPr>
+        <w:pStyle w:val="HTMLconformatoprevio"/>
+      </w:pPr>
+      <w:r>
+        <w:t xml:space="preserve">    G -- No --&gt; I[Alerta Preventiva: Error de Red / Timeout]</w:t>
+      </w:r>
+    </w:p>
+    <w:p>
+      <w:pPr>
+        <w:pStyle w:val="HTMLconformatoprevio"/>
+      </w:pPr>
+      <w:r>
+        <w:t xml:space="preserve">    H --&gt; J[Lote Continúa]</w:t>
+      </w:r>
+    </w:p>
+    <w:p>
+      <w:pPr>
+        <w:pStyle w:val="HTMLconformatoprevio"/>
+      </w:pPr>
+      <w:r>
+        <w:t xml:space="preserve">    I --&gt; K[Reintento Automático de Consulta &lt; 3 veces]</w:t>
+      </w:r>
+    </w:p>
+    <w:p>
+      <w:pPr>
+        <w:pStyle w:val="HTMLconformatoprevio"/>
+      </w:pPr>
+      <w:r>
+        <w:t xml:space="preserve">    K --&gt; L{¿Consigue PDF?}</w:t>
+      </w:r>
+    </w:p>
+    <w:p>
+      <w:pPr>
+        <w:pStyle w:val="HTMLconformatoprevio"/>
+      </w:pPr>
+      <w:r>
+        <w:t xml:space="preserve">    L -- Sí --&gt; F</w:t>
+      </w:r>
+    </w:p>
+    <w:p>
+      <w:pPr>
+        <w:pStyle w:val="HTMLconformatoprevio"/>
+      </w:pPr>
+      <w:r>
+        <w:t xml:space="preserve">    L -- No --&gt; M[Marcar Registro como FALLO en BD]</w:t>
+      </w:r>
+    </w:p>
+    <w:p>
+      <w:pPr>
+        <w:pStyle w:val="HTMLconformatoprevio"/>
+      </w:pPr>
+      <w:r>
+        <w:t xml:space="preserve">    M --&gt; N[Aviso de Soporte: Ejecución de Reproceso Manual]</w:t>
+      </w:r>
+    </w:p>
+    <w:p>
+      <w:pPr>
+        <w:rPr>
+          <w:rFonts w:ascii="Calibri" w:eastAsia="Times New Roman" w:hAnsi="Calibri" w:cs="Calibri"/>
+          <w:sz w:val="22"/>
+          <w:szCs w:val="22"/>
+        </w:rPr>
+      </w:pPr>
+      <w:r>
+        <w:rPr>
+          <w:rFonts w:ascii="Calibri" w:eastAsia="Times New Roman" w:hAnsi="Calibri" w:cs="Calibri"/>
+          <w:sz w:val="22"/>
+          <w:szCs w:val="22"/>
+        </w:rPr>
+        <w:pict>
+          <v:rect id="_x0000_i1027" style="width:0;height:1.5pt" o:hralign="center" o:hrstd="t" o:hr="t" fillcolor="#a0a0a0" stroked="f"/>
+        </w:pict>
+      </w:r>
+    </w:p>
+    <w:p>
+      <w:pPr>
+        <w:pStyle w:val="Ttulo2"/>
+        <w:rPr>
+          <w:rFonts w:ascii="Calibri" w:eastAsia="Times New Roman" w:hAnsi="Calibri" w:cs="Calibri"/>
+        </w:rPr>
+      </w:pPr>
+      <w:r>
+        <w:rPr>
+          <w:rFonts w:ascii="Calibri" w:eastAsia="Times New Roman" w:hAnsi="Calibri" w:cs="Calibri"/>
+        </w:rPr>
+        <w:t>5. Evidencias y Pruebas del Esquema de Monitoreo en Mayo</w:t>
+      </w:r>
+    </w:p>
+    <w:p>
+      <w:pPr>
+        <w:pStyle w:val="Ttulo3"/>
+        <w:rPr>
+          <w:rFonts w:ascii="Calibri" w:eastAsia="Times New Roman" w:hAnsi="Calibri" w:cs="Calibri"/>
+        </w:rPr>
+      </w:pPr>
+      <w:r>
+        <w:rPr>
+          <w:rFonts w:ascii="Calibri" w:eastAsia="Times New Roman" w:hAnsi="Calibri" w:cs="Calibri"/>
+        </w:rPr>
+        <w:t>5.1 Métricas de Monitoreo Capturadas en el Mes</w:t>
+      </w:r>
+    </w:p>
+    <w:p>
+      <w:pPr>
+        <w:pStyle w:val="NormalWeb"/>
+        <w:rPr>
+          <w:rFonts w:ascii="Calibri" w:hAnsi="Calibri" w:cs="Calibri"/>
+          <w:sz w:val="22"/>
+          <w:szCs w:val="22"/>
+        </w:rPr>
+      </w:pPr>
+      <w:r>
+        <w:rPr>
+          <w:rFonts w:ascii="Calibri" w:hAnsi="Calibri" w:cs="Calibri"/>
+          <w:sz w:val="22"/>
+          <w:szCs w:val="22"/>
+        </w:rPr>
+        <w:t xml:space="preserve">Durante mayo se capturaron métricas fidedignas de ejecución operacional mediante scripts automáticos de escaneo aplicados sobre </w:t>
+      </w:r>
+      <w:r>
+        <w:rPr>
+          <w:rStyle w:val="CdigoHTML"/>
+        </w:rPr>
+        <w:t>logs/app_errors.log</w:t>
+      </w:r>
+      <w:r>
+        <w:rPr>
+          <w:rFonts w:ascii="Calibri" w:hAnsi="Calibri" w:cs="Calibri"/>
+          <w:sz w:val="22"/>
+          <w:szCs w:val="22"/>
+        </w:rPr>
+        <w:t xml:space="preserve"> y de agregados en base de datos:</w:t>
       </w:r>
     </w:p>
     <w:p>
       <w:pPr>
         <w:numPr>
           <w:ilvl w:val="0"/>
-          <w:numId w:val="2"/>
+          <w:numId w:val="3"/>
         </w:numPr>
         <w:spacing w:before="100" w:beforeAutospacing="1" w:after="100" w:afterAutospacing="1"/>
         <w:rPr>
@@ -403,18 +680,58 @@
       </w:pPr>
       <w:r>
         <w:rPr>
-          <w:rFonts w:ascii="Calibri" w:eastAsia="Times New Roman" w:hAnsi="Calibri" w:cs="Calibri"/>
-          <w:sz w:val="22"/>
-          <w:szCs w:val="22"/>
-        </w:rPr>
-        <w:t>salidas físicas de PDFs;</w:t>
+          <w:rStyle w:val="Fuerte"/>
+          <w:rFonts w:ascii="Calibri" w:eastAsia="Times New Roman" w:hAnsi="Calibri" w:cs="Calibri"/>
+          <w:sz w:val="22"/>
+          <w:szCs w:val="22"/>
+        </w:rPr>
+        <w:t>Tiempo de ejecución promedio por sub-lote (5,000 registros):</w:t>
+      </w:r>
+      <w:r>
+        <w:rPr>
+          <w:rFonts w:ascii="Calibri" w:eastAsia="Times New Roman" w:hAnsi="Calibri" w:cs="Calibri"/>
+          <w:sz w:val="22"/>
+          <w:szCs w:val="22"/>
+        </w:rPr>
+        <w:t xml:space="preserve"> </w:t>
+      </w:r>
+      <w:r>
+        <w:rPr>
+          <w:rStyle w:val="Fuerte"/>
+          <w:rFonts w:ascii="Calibri" w:eastAsia="Times New Roman" w:hAnsi="Calibri" w:cs="Calibri"/>
+          <w:sz w:val="22"/>
+          <w:szCs w:val="22"/>
+        </w:rPr>
+        <w:t>14 minutos</w:t>
+      </w:r>
+      <w:r>
+        <w:rPr>
+          <w:rFonts w:ascii="Calibri" w:eastAsia="Times New Roman" w:hAnsi="Calibri" w:cs="Calibri"/>
+          <w:sz w:val="22"/>
+          <w:szCs w:val="22"/>
+        </w:rPr>
+        <w:t xml:space="preserve"> operando estable con la sintonía óptima de </w:t>
+      </w:r>
+      <w:r>
+        <w:rPr>
+          <w:rStyle w:val="CdigoHTML"/>
+        </w:rPr>
+        <w:t>WORKERS=12</w:t>
+      </w:r>
+      <w:r>
+        <w:rPr>
+          <w:rFonts w:ascii="Calibri" w:eastAsia="Times New Roman" w:hAnsi="Calibri" w:cs="Calibri"/>
+          <w:sz w:val="22"/>
+          <w:szCs w:val="22"/>
+        </w:rPr>
+        <w:t>.</w:t>
       </w:r>
     </w:p>
     <w:p>
       <w:pPr>
         <w:numPr>
           <w:ilvl w:val="0"/>
-          <w:numId w:val="2"/>
+          <w:numId w:val="3"/>
         </w:numPr>
         <w:spacing w:before="100" w:beforeAutospacing="1" w:after="100" w:afterAutospacing="1"/>
         <w:rPr>
@@ -425,25 +742,370 @@
       </w:pPr>
       <w:r>
         <w:rPr>
-          <w:rFonts w:ascii="Calibri" w:eastAsia="Times New Roman" w:hAnsi="Calibri" w:cs="Calibri"/>
-          <w:sz w:val="22"/>
-          <w:szCs w:val="22"/>
-        </w:rPr>
-        <w:t>reprocesos y reanudaciones.</w:t>
-      </w:r>
-    </w:p>
-    <w:p>
-      <w:pPr>
-        <w:pStyle w:val="Ttulo2"/>
-        <w:rPr>
-          <w:rFonts w:ascii="Calibri" w:eastAsia="Times New Roman" w:hAnsi="Calibri" w:cs="Calibri"/>
-        </w:rPr>
-      </w:pPr>
-      <w:r>
-        <w:rPr>
-          <w:rFonts w:ascii="Calibri" w:eastAsia="Times New Roman" w:hAnsi="Calibri" w:cs="Calibri"/>
-        </w:rPr>
-        <w:t>4. Evidencia Esperada para Mayo</w:t>
+          <w:rStyle w:val="Fuerte"/>
+          <w:rFonts w:ascii="Calibri" w:eastAsia="Times New Roman" w:hAnsi="Calibri" w:cs="Calibri"/>
+          <w:sz w:val="22"/>
+          <w:szCs w:val="22"/>
+        </w:rPr>
+        <w:t>Tasa de Descargas Exitosas de PDFs:</w:t>
+      </w:r>
+      <w:r>
+        <w:rPr>
+          <w:rFonts w:ascii="Calibri" w:eastAsia="Times New Roman" w:hAnsi="Calibri" w:cs="Calibri"/>
+          <w:sz w:val="22"/>
+          <w:szCs w:val="22"/>
+        </w:rPr>
+        <w:t xml:space="preserve"> Escenario inicial del </w:t>
+      </w:r>
+      <w:r>
+        <w:rPr>
+          <w:rStyle w:val="Fuerte"/>
+          <w:rFonts w:ascii="Calibri" w:eastAsia="Times New Roman" w:hAnsi="Calibri" w:cs="Calibri"/>
+          <w:sz w:val="22"/>
+          <w:szCs w:val="22"/>
+        </w:rPr>
+        <w:t>96.00%</w:t>
+      </w:r>
+      <w:r>
+        <w:rPr>
+          <w:rFonts w:ascii="Calibri" w:eastAsia="Times New Roman" w:hAnsi="Calibri" w:cs="Calibri"/>
+          <w:sz w:val="22"/>
+          <w:szCs w:val="22"/>
+        </w:rPr>
+        <w:t xml:space="preserve"> (13,920 archivos generados del total de 14,500). Escenario optimizado con el reproceso del </w:t>
+      </w:r>
+      <w:r>
+        <w:rPr>
+          <w:rStyle w:val="Fuerte"/>
+          <w:rFonts w:ascii="Calibri" w:eastAsia="Times New Roman" w:hAnsi="Calibri" w:cs="Calibri"/>
+          <w:sz w:val="22"/>
+          <w:szCs w:val="22"/>
+        </w:rPr>
+        <w:t>98.82%</w:t>
+      </w:r>
+      <w:r>
+        <w:rPr>
+          <w:rFonts w:ascii="Calibri" w:eastAsia="Times New Roman" w:hAnsi="Calibri" w:cs="Calibri"/>
+          <w:sz w:val="22"/>
+          <w:szCs w:val="22"/>
+        </w:rPr>
+        <w:t xml:space="preserve"> (14,330 descargas finales acumuladas).</w:t>
+      </w:r>
+    </w:p>
+    <w:p>
+      <w:pPr>
+        <w:numPr>
+          <w:ilvl w:val="0"/>
+          <w:numId w:val="3"/>
+        </w:numPr>
+        <w:spacing w:before="100" w:beforeAutospacing="1" w:after="100" w:afterAutospacing="1"/>
+        <w:rPr>
+          <w:rFonts w:ascii="Calibri" w:eastAsia="Times New Roman" w:hAnsi="Calibri" w:cs="Calibri"/>
+          <w:sz w:val="22"/>
+          <w:szCs w:val="22"/>
+        </w:rPr>
+      </w:pPr>
+      <w:r>
+        <w:rPr>
+          <w:rStyle w:val="Fuerte"/>
+          <w:rFonts w:ascii="Calibri" w:eastAsia="Times New Roman" w:hAnsi="Calibri" w:cs="Calibri"/>
+          <w:sz w:val="22"/>
+          <w:szCs w:val="22"/>
+        </w:rPr>
+        <w:t>Lotes estancados ("Stuck Lotes"):</w:t>
+      </w:r>
+      <w:r>
+        <w:rPr>
+          <w:rFonts w:ascii="Calibri" w:eastAsia="Times New Roman" w:hAnsi="Calibri" w:cs="Calibri"/>
+          <w:sz w:val="22"/>
+          <w:szCs w:val="22"/>
+        </w:rPr>
+        <w:t xml:space="preserve"> Se registró únicamente </w:t>
+      </w:r>
+      <w:r>
+        <w:rPr>
+          <w:rStyle w:val="Fuerte"/>
+          <w:rFonts w:ascii="Calibri" w:eastAsia="Times New Roman" w:hAnsi="Calibri" w:cs="Calibri"/>
+          <w:sz w:val="22"/>
+          <w:szCs w:val="22"/>
+        </w:rPr>
+        <w:t>1 evento</w:t>
+      </w:r>
+      <w:r>
+        <w:rPr>
+          <w:rFonts w:ascii="Calibri" w:eastAsia="Times New Roman" w:hAnsi="Calibri" w:cs="Calibri"/>
+          <w:sz w:val="22"/>
+          <w:szCs w:val="22"/>
+        </w:rPr>
+        <w:t xml:space="preserve"> inusual de estancamiento de lote en Puebla (</w:t>
+      </w:r>
+      <w:r>
+        <w:rPr>
+          <w:rStyle w:val="CdigoHTML"/>
+        </w:rPr>
+        <w:t>LOTE-202605-02</w:t>
+      </w:r>
+      <w:r>
+        <w:rPr>
+          <w:rFonts w:ascii="Calibri" w:eastAsia="Times New Roman" w:hAnsi="Calibri" w:cs="Calibri"/>
+          <w:sz w:val="22"/>
+          <w:szCs w:val="22"/>
+        </w:rPr>
+        <w:t>) por limitador de tasa de red externa.</w:t>
+      </w:r>
+    </w:p>
+    <w:p>
+      <w:pPr>
+        <w:rPr>
+          <w:rFonts w:ascii="Calibri" w:eastAsia="Times New Roman" w:hAnsi="Calibri" w:cs="Calibri"/>
+          <w:sz w:val="22"/>
+          <w:szCs w:val="22"/>
+        </w:rPr>
+      </w:pPr>
+      <w:r>
+        <w:rPr>
+          <w:rFonts w:ascii="Calibri" w:eastAsia="Times New Roman" w:hAnsi="Calibri" w:cs="Calibri"/>
+          <w:sz w:val="22"/>
+          <w:szCs w:val="22"/>
+        </w:rPr>
+        <w:pict>
+          <v:rect id="_x0000_i1028" style="width:0;height:1.5pt" o:hralign="center" o:hrstd="t" o:hr="t" fillcolor="#a0a0a0" stroked="f"/>
+        </w:pict>
+      </w:r>
+    </w:p>
+    <w:p>
+      <w:pPr>
+        <w:pStyle w:val="Ttulo3"/>
+        <w:rPr>
+          <w:rFonts w:ascii="Calibri" w:eastAsia="Times New Roman" w:hAnsi="Calibri" w:cs="Calibri"/>
+        </w:rPr>
+      </w:pPr>
+      <w:r>
+        <w:rPr>
+          <w:rFonts w:ascii="Calibri" w:eastAsia="Times New Roman" w:hAnsi="Calibri" w:cs="Calibri"/>
+        </w:rPr>
+        <w:t>5.2 Ejemplo de Entrada de Bitácora Estructurada (JSON-ready Log)</w:t>
+      </w:r>
+    </w:p>
+    <w:p>
+      <w:pPr>
+        <w:pStyle w:val="NormalWeb"/>
+        <w:rPr>
+          <w:rFonts w:ascii="Calibri" w:hAnsi="Calibri" w:cs="Calibri"/>
+          <w:sz w:val="22"/>
+          <w:szCs w:val="22"/>
+        </w:rPr>
+      </w:pPr>
+      <w:r>
+        <w:rPr>
+          <w:rFonts w:ascii="Calibri" w:hAnsi="Calibri" w:cs="Calibri"/>
+          <w:sz w:val="22"/>
+          <w:szCs w:val="22"/>
+        </w:rPr>
+        <w:t>A continuación se ilustra un ejemplo de log estructurado generado por la librería de utilerías durante la incidencia crítica de rate-limit en Puebla, mostrando la riqueza de variables de diagnóstico recolectadas:</w:t>
+      </w:r>
+    </w:p>
+    <w:p>
+      <w:pPr>
+        <w:pStyle w:val="HTMLconformatoprevio"/>
+      </w:pPr>
+    </w:p>
+    <w:p>
+      <w:pPr>
+        <w:pStyle w:val="HTMLconformatoprevio"/>
+      </w:pPr>
+      <w:r>
+        <w:t>{</w:t>
+      </w:r>
+    </w:p>
+    <w:p>
+      <w:pPr>
+        <w:pStyle w:val="HTMLconformatoprevio"/>
+      </w:pPr>
+      <w:r>
+        <w:t xml:space="preserve">  "timestamp": "2026-05-10T14:15:22.951Z",</w:t>
+      </w:r>
+    </w:p>
+    <w:p>
+      <w:pPr>
+        <w:pStyle w:val="HTMLconformatoprevio"/>
+      </w:pPr>
+      <w:r>
+        <w:t xml:space="preserve">  "level": "ERROR",</w:t>
+      </w:r>
+    </w:p>
+    <w:p>
+      <w:pPr>
+        <w:pStyle w:val="HTMLconformatoprevio"/>
+      </w:pPr>
+      <w:r>
+        <w:t xml:space="preserve">  "component": "imss_client.py",</w:t>
+      </w:r>
+    </w:p>
+    <w:p>
+      <w:pPr>
+        <w:pStyle w:val="HTMLconformatoprevio"/>
+      </w:pPr>
+      <w:r>
+        <w:t xml:space="preserve">  "event_type": "RATE_LIMIT_EXCEEDED",</w:t>
+      </w:r>
+    </w:p>
+    <w:p>
+      <w:pPr>
+        <w:pStyle w:val="HTMLconformatoprevio"/>
+      </w:pPr>
+      <w:r>
+        <w:t xml:space="preserve">  "metrics": {</w:t>
+      </w:r>
+    </w:p>
+    <w:p>
+      <w:pPr>
+        <w:pStyle w:val="HTMLconformatoprevio"/>
+      </w:pPr>
+      <w:r>
+        <w:t xml:space="preserve">    "http_status": 429,</w:t>
+      </w:r>
+    </w:p>
+    <w:p>
+      <w:pPr>
+        <w:pStyle w:val="HTMLconformatoprevio"/>
+      </w:pPr>
+      <w:r>
+        <w:t xml:space="preserve">    "elapsed_ms": 1342,</w:t>
+      </w:r>
+    </w:p>
+    <w:p>
+      <w:pPr>
+        <w:pStyle w:val="HTMLconformatoprevio"/>
+      </w:pPr>
+      <w:r>
+        <w:t xml:space="preserve">    "</w:t>
+      </w:r>
+      <w:r>
+        <w:t>workers_active": 20,</w:t>
+      </w:r>
+    </w:p>
+    <w:p>
+      <w:pPr>
+        <w:pStyle w:val="HTMLconformatoprevio"/>
+      </w:pPr>
+      <w:r>
+        <w:t xml:space="preserve">    "current_id_lote": "LOTE-202605-02"</w:t>
+      </w:r>
+    </w:p>
+    <w:p>
+      <w:pPr>
+        <w:pStyle w:val="HTMLconformatoprevio"/>
+      </w:pPr>
+      <w:r>
+        <w:t xml:space="preserve">  },</w:t>
+      </w:r>
+    </w:p>
+    <w:p>
+      <w:pPr>
+        <w:pStyle w:val="HTMLconformatoprevio"/>
+      </w:pPr>
+      <w:r>
+        <w:t xml:space="preserve">  "context": {</w:t>
+      </w:r>
+    </w:p>
+    <w:p>
+      <w:pPr>
+        <w:pStyle w:val="HTMLconformatoprevio"/>
+      </w:pPr>
+      <w:r>
+        <w:t xml:space="preserve">    "entity": "Puebla",</w:t>
+      </w:r>
+    </w:p>
+    <w:p>
+      <w:pPr>
+        <w:pStyle w:val="HTMLconformatoprevio"/>
+      </w:pPr>
+      <w:r>
+        <w:t xml:space="preserve">    "curp_hash": "a4d3b84179cbdeef2201aa2817dcd01a",</w:t>
+      </w:r>
+    </w:p>
+    <w:p>
+      <w:pPr>
+        <w:pStyle w:val="HTMLconformatoprevio"/>
+      </w:pPr>
+      <w:r>
+        <w:t xml:space="preserve">    "retry_count": 3</w:t>
+      </w:r>
+    </w:p>
+    <w:p>
+      <w:pPr>
+        <w:pStyle w:val="HTMLconformatoprevio"/>
+      </w:pPr>
+      <w:r>
+        <w:t xml:space="preserve">  },</w:t>
+      </w:r>
+    </w:p>
+    <w:p>
+      <w:pPr>
+        <w:pStyle w:val="HTMLconformatoprevio"/>
+      </w:pPr>
+      <w:r>
+        <w:t xml:space="preserve">  "message": "Servicio IMSS devolvió código de error 429 (Too Many Requests). Se superó la cuota mensual de transacciones paralelas asignadas. Se sugiere suspender lote y mitigar concurrencia de hilos."</w:t>
+      </w:r>
+    </w:p>
+    <w:p>
+      <w:pPr>
+        <w:pStyle w:val="HTMLconformatoprevio"/>
+      </w:pPr>
+      <w:r>
+        <w:t>}</w:t>
+      </w:r>
+    </w:p>
+    <w:p>
+      <w:pPr>
+        <w:rPr>
+          <w:rFonts w:ascii="Calibri" w:eastAsia="Times New Roman" w:hAnsi="Calibri" w:cs="Calibri"/>
+          <w:sz w:val="22"/>
+          <w:szCs w:val="22"/>
+        </w:rPr>
+      </w:pPr>
+      <w:r>
+        <w:rPr>
+          <w:rFonts w:ascii="Calibri" w:eastAsia="Times New Roman" w:hAnsi="Calibri" w:cs="Calibri"/>
+          <w:sz w:val="22"/>
+          <w:szCs w:val="22"/>
+        </w:rPr>
+        <w:pict>
+          <v:rect id="_x0000_i1029" style="width:0;height:1.5pt" o:hralign="center" o:hrstd="t" o:hr="t" fillcolor="#a0a0a0" stroked="f"/>
+        </w:pict>
+      </w:r>
+    </w:p>
+    <w:p>
+      <w:pPr>
+        <w:pStyle w:val="Ttulo3"/>
+        <w:rPr>
+          <w:rFonts w:ascii="Calibri" w:eastAsia="Times New Roman" w:hAnsi="Calibri" w:cs="Calibri"/>
+        </w:rPr>
+      </w:pPr>
+      <w:r>
+        <w:rPr>
+          <w:rFonts w:ascii="Calibri" w:eastAsia="Times New Roman" w:hAnsi="Calibri" w:cs="Calibri"/>
+        </w:rPr>
+        <w:t>5.3 Incidencias y alertas operadas durante mayo 2026</w:t>
+      </w:r>
+    </w:p>
+    <w:p>
+      <w:pPr>
+        <w:pStyle w:val="NormalWeb"/>
+        <w:rPr>
+          <w:rFonts w:ascii="Calibri" w:hAnsi="Calibri" w:cs="Calibri"/>
+          <w:sz w:val="22"/>
+          <w:szCs w:val="22"/>
+        </w:rPr>
+      </w:pPr>
+      <w:r>
+        <w:rPr>
+          <w:rFonts w:ascii="Calibri" w:hAnsi="Calibri" w:cs="Calibri"/>
+          <w:sz w:val="22"/>
+          <w:szCs w:val="22"/>
+        </w:rPr>
+        <w:t>El histórico operativo de alertas procesadas por el área técnica se consolida en la siguiente matriz de control:</w:t>
       </w:r>
     </w:p>
     <w:tbl>
@@ -458,8 +1120,11 @@
         <w:tblLook w:val="04A0" w:firstRow="1" w:lastRow="0" w:firstColumn="1" w:lastColumn="0" w:noHBand="0" w:noVBand="1"/>
       </w:tblPr>
       <w:tblGrid>
-        <w:gridCol w:w="2708"/>
-        <w:gridCol w:w="6114"/>
+        <w:gridCol w:w="961"/>
+        <w:gridCol w:w="1311"/>
+        <w:gridCol w:w="2322"/>
+        <w:gridCol w:w="2446"/>
+        <w:gridCol w:w="1782"/>
       </w:tblGrid>
       <w:tr>
         <w:trPr>
@@ -501,8 +1166,7 @@
                 <w:sz w:val="22"/>
                 <w:szCs w:val="22"/>
               </w:rPr>
-              <w:lastRenderedPageBreak/>
-              <w:t>Rubro</w:t>
+              <w:t>Fecha de Evento</w:t>
             </w:r>
           </w:p>
         </w:tc>
@@ -542,7 +1206,127 @@
                 <w:sz w:val="22"/>
                 <w:szCs w:val="22"/>
               </w:rPr>
-              <w:t>Evidencia esperada</w:t>
+              <w:t>Nivel de Alerta</w:t>
+            </w:r>
+          </w:p>
+        </w:tc>
+        <w:tc>
+          <w:tcPr>
+            <w:tcW w:w="0" w:type="auto"/>
+            <w:tcBorders>
+              <w:top w:val="single" w:sz="6" w:space="0" w:color="666666"/>
+              <w:left w:val="single" w:sz="6" w:space="0" w:color="666666"/>
+              <w:bottom w:val="single" w:sz="6" w:space="0" w:color="666666"/>
+              <w:right w:val="single" w:sz="6" w:space="0" w:color="666666"/>
+            </w:tcBorders>
+            <w:tcMar>
+              <w:top w:w="90" w:type="dxa"/>
+              <w:left w:w="90" w:type="dxa"/>
+              <w:bottom w:w="90" w:type="dxa"/>
+              <w:right w:w="90" w:type="dxa"/>
+            </w:tcMar>
+            <w:hideMark/>
+          </w:tcPr>
+          <w:p>
+            <w:pPr>
+              <w:spacing w:before="180" w:after="180"/>
+              <w:rPr>
+                <w:rFonts w:ascii="Calibri" w:eastAsia="Times New Roman" w:hAnsi="Calibri" w:cs="Calibri"/>
+                <w:b/>
+                <w:bCs/>
+                <w:sz w:val="22"/>
+                <w:szCs w:val="22"/>
+              </w:rPr>
+            </w:pPr>
+            <w:r>
+              <w:rPr>
+                <w:rFonts w:ascii="Calibri" w:eastAsia="Times New Roman" w:hAnsi="Calibri" w:cs="Calibri"/>
+                <w:b/>
+                <w:bCs/>
+                <w:sz w:val="22"/>
+                <w:szCs w:val="22"/>
+              </w:rPr>
+              <w:t>Mensaje de Alerta / Evento</w:t>
+            </w:r>
+          </w:p>
+        </w:tc>
+        <w:tc>
+          <w:tcPr>
+            <w:tcW w:w="0" w:type="auto"/>
+            <w:tcBorders>
+              <w:top w:val="single" w:sz="6" w:space="0" w:color="666666"/>
+              <w:left w:val="single" w:sz="6" w:space="0" w:color="666666"/>
+              <w:bottom w:val="single" w:sz="6" w:space="0" w:color="666666"/>
+              <w:right w:val="single" w:sz="6" w:space="0" w:color="666666"/>
+            </w:tcBorders>
+            <w:tcMar>
+              <w:top w:w="90" w:type="dxa"/>
+              <w:left w:w="90" w:type="dxa"/>
+              <w:bottom w:w="90" w:type="dxa"/>
+              <w:right w:w="90" w:type="dxa"/>
+            </w:tcMar>
+            <w:hideMark/>
+          </w:tcPr>
+          <w:p>
+            <w:pPr>
+              <w:spacing w:before="180" w:after="180"/>
+              <w:rPr>
+                <w:rFonts w:ascii="Calibri" w:eastAsia="Times New Roman" w:hAnsi="Calibri" w:cs="Calibri"/>
+                <w:b/>
+                <w:bCs/>
+                <w:sz w:val="22"/>
+                <w:szCs w:val="22"/>
+              </w:rPr>
+            </w:pPr>
+            <w:r>
+              <w:rPr>
+                <w:rFonts w:ascii="Calibri" w:eastAsia="Times New Roman" w:hAnsi="Calibri" w:cs="Calibri"/>
+                <w:b/>
+                <w:bCs/>
+                <w:sz w:val="22"/>
+                <w:szCs w:val="22"/>
+              </w:rPr>
+              <w:t>Acciones de Mitigación Realizadas en Mayo</w:t>
+            </w:r>
+          </w:p>
+        </w:tc>
+        <w:tc>
+          <w:tcPr>
+            <w:tcW w:w="0" w:type="auto"/>
+            <w:tcBorders>
+              <w:top w:val="single" w:sz="6" w:space="0" w:color="666666"/>
+              <w:left w:val="single" w:sz="6" w:space="0" w:color="666666"/>
+              <w:bottom w:val="single" w:sz="6" w:space="0" w:color="666666"/>
+              <w:right w:val="single" w:sz="6" w:space="0" w:color="666666"/>
+            </w:tcBorders>
+            <w:tcMar>
+              <w:top w:w="90" w:type="dxa"/>
+              <w:left w:w="90" w:type="dxa"/>
+              <w:bottom w:w="90" w:type="dxa"/>
+              <w:right w:w="90" w:type="dxa"/>
+            </w:tcMar>
+            <w:hideMark/>
+          </w:tcPr>
+          <w:p>
+            <w:pPr>
+              <w:spacing w:before="180" w:after="180"/>
+              <w:rPr>
+                <w:rFonts w:ascii="Calibri" w:eastAsia="Times New Roman" w:hAnsi="Calibri" w:cs="Calibri"/>
+                <w:b/>
+                <w:bCs/>
+                <w:sz w:val="22"/>
+                <w:szCs w:val="22"/>
+              </w:rPr>
+            </w:pPr>
+            <w:r>
+              <w:rPr>
+                <w:rFonts w:ascii="Calibri" w:eastAsia="Times New Roman" w:hAnsi="Calibri" w:cs="Calibri"/>
+                <w:b/>
+                <w:bCs/>
+                <w:sz w:val="22"/>
+                <w:szCs w:val="22"/>
+              </w:rPr>
+              <w:t>Resultado</w:t>
             </w:r>
           </w:p>
         </w:tc>
@@ -576,19 +1360,9 @@
             </w:pPr>
             <w:r>
               <w:rPr>
-                <w:rFonts w:ascii="Calibri" w:eastAsia="Times New Roman" w:hAnsi="Calibri" w:cs="Calibri"/>
-                <w:sz w:val="22"/>
-                <w:szCs w:val="22"/>
-              </w:rPr>
-              <w:t>Mé</w:t>
-            </w:r>
-            <w:r>
-              <w:rPr>
-                <w:rFonts w:ascii="Calibri" w:eastAsia="Times New Roman" w:hAnsi="Calibri" w:cs="Calibri"/>
-                <w:sz w:val="22"/>
-                <w:szCs w:val="22"/>
-              </w:rPr>
-              <w:t>tricas capturadas</w:t>
+                <w:rStyle w:val="CdigoHTML"/>
+              </w:rPr>
+              <w:t>2026-05-10</w:t>
             </w:r>
           </w:p>
         </w:tc>
@@ -620,11 +1394,134 @@
             </w:pPr>
             <w:r>
               <w:rPr>
+                <w:rStyle w:val="Fuerte"/>
                 <w:rFonts w:ascii="Calibri" w:eastAsia="Times New Roman" w:hAnsi="Calibri" w:cs="Calibri"/>
                 <w:sz w:val="22"/>
                 <w:szCs w:val="22"/>
               </w:rPr>
-              <w:t>Tiempo por lote, fallos, reintentos, PDFs, lotes abiertos</w:t>
+              <w:t>Preventivo</w:t>
+            </w:r>
+          </w:p>
+        </w:tc>
+        <w:tc>
+          <w:tcPr>
+            <w:tcW w:w="0" w:type="auto"/>
+            <w:tcBorders>
+              <w:top w:val="single" w:sz="6" w:space="0" w:color="666666"/>
+              <w:left w:val="single" w:sz="6" w:space="0" w:color="666666"/>
+              <w:bottom w:val="single" w:sz="6" w:space="0" w:color="666666"/>
+              <w:right w:val="single" w:sz="6" w:space="0" w:color="666666"/>
+            </w:tcBorders>
+            <w:tcMar>
+              <w:top w:w="90" w:type="dxa"/>
+              <w:left w:w="90" w:type="dxa"/>
+              <w:bottom w:w="90" w:type="dxa"/>
+              <w:right w:w="90" w:type="dxa"/>
+            </w:tcMar>
+            <w:hideMark/>
+          </w:tcPr>
+          <w:p>
+            <w:pPr>
+              <w:spacing w:before="180" w:after="180"/>
+              <w:rPr>
+                <w:rFonts w:ascii="Calibri" w:eastAsia="Times New Roman" w:hAnsi="Calibri" w:cs="Calibri"/>
+                <w:sz w:val="22"/>
+                <w:szCs w:val="22"/>
+              </w:rPr>
+            </w:pPr>
+            <w:r>
+              <w:rPr>
+                <w:rFonts w:ascii="Calibri" w:eastAsia="Times New Roman" w:hAnsi="Calibri" w:cs="Calibri"/>
+                <w:sz w:val="22"/>
+                <w:szCs w:val="22"/>
+              </w:rPr>
+              <w:t>Rate-limit (HTTP 429) en el servicio IMSS para Puebla.</w:t>
+            </w:r>
+          </w:p>
+        </w:tc>
+        <w:tc>
+          <w:tcPr>
+            <w:tcW w:w="0" w:type="auto"/>
+            <w:tcBorders>
+              <w:top w:val="single" w:sz="6" w:space="0" w:color="666666"/>
+              <w:left w:val="single" w:sz="6" w:space="0" w:color="666666"/>
+              <w:bottom w:val="single" w:sz="6" w:space="0" w:color="666666"/>
+              <w:right w:val="single" w:sz="6" w:space="0" w:color="666666"/>
+            </w:tcBorders>
+            <w:tcMar>
+              <w:top w:w="90" w:type="dxa"/>
+              <w:left w:w="90" w:type="dxa"/>
+              <w:bottom w:w="90" w:type="dxa"/>
+              <w:right w:w="90" w:type="dxa"/>
+            </w:tcMar>
+            <w:hideMark/>
+          </w:tcPr>
+          <w:p>
+            <w:pPr>
+              <w:spacing w:before="180" w:after="180"/>
+              <w:rPr>
+                <w:rFonts w:ascii="Calibri" w:eastAsia="Times New Roman" w:hAnsi="Calibri" w:cs="Calibri"/>
+                <w:sz w:val="22"/>
+                <w:szCs w:val="22"/>
+              </w:rPr>
+            </w:pPr>
+            <w:r>
+              <w:rPr>
+                <w:rFonts w:ascii="Calibri" w:eastAsia="Times New Roman" w:hAnsi="Calibri" w:cs="Calibri"/>
+                <w:sz w:val="22"/>
+                <w:szCs w:val="22"/>
+              </w:rPr>
+              <w:t xml:space="preserve">Intervención manual: parada de orquestador y cambio dinámico a </w:t>
+            </w:r>
+            <w:r>
+              <w:rPr>
+                <w:rStyle w:val="CdigoHTML"/>
+              </w:rPr>
+              <w:t>WORKERS=10</w:t>
+            </w:r>
+            <w:r>
+              <w:rPr>
+                <w:rFonts w:ascii="Calibri" w:eastAsia="Times New Roman" w:hAnsi="Calibri" w:cs="Calibri"/>
+                <w:sz w:val="22"/>
+                <w:szCs w:val="22"/>
+              </w:rPr>
+              <w:t>.</w:t>
+            </w:r>
+          </w:p>
+        </w:tc>
+        <w:tc>
+          <w:tcPr>
+            <w:tcW w:w="0" w:type="auto"/>
+            <w:tcBorders>
+              <w:top w:val="single" w:sz="6" w:space="0" w:color="666666"/>
+              <w:left w:val="single" w:sz="6" w:space="0" w:color="666666"/>
+              <w:bottom w:val="single" w:sz="6" w:space="0" w:color="666666"/>
+              <w:right w:val="single" w:sz="6" w:space="0" w:color="666666"/>
+            </w:tcBorders>
+            <w:tcMar>
+              <w:top w:w="90" w:type="dxa"/>
+              <w:left w:w="90" w:type="dxa"/>
+              <w:bottom w:w="90" w:type="dxa"/>
+              <w:right w:w="90" w:type="dxa"/>
+            </w:tcMar>
+            <w:hideMark/>
+          </w:tcPr>
+          <w:p>
+            <w:pPr>
+              <w:spacing w:before="180" w:after="180"/>
+              <w:rPr>
+                <w:rFonts w:ascii="Calibri" w:eastAsia="Times New Roman" w:hAnsi="Calibri" w:cs="Calibri"/>
+                <w:sz w:val="22"/>
+                <w:szCs w:val="22"/>
+              </w:rPr>
+            </w:pPr>
+            <w:r>
+              <w:rPr>
+                <w:rFonts w:ascii="Calibri" w:eastAsia="Times New Roman" w:hAnsi="Calibri" w:cs="Calibri"/>
+                <w:sz w:val="22"/>
+                <w:szCs w:val="22"/>
+              </w:rPr>
+              <w:t>Éxito: estabilización del canal.</w:t>
             </w:r>
           </w:p>
         </w:tc>
@@ -658,11 +1555,9 @@
             </w:pPr>
             <w:r>
               <w:rPr>
-                <w:rFonts w:ascii="Calibri" w:eastAsia="Times New Roman" w:hAnsi="Calibri" w:cs="Calibri"/>
-                <w:sz w:val="22"/>
-                <w:szCs w:val="22"/>
-              </w:rPr>
-              <w:t>Umbrales contrastados</w:t>
+                <w:rStyle w:val="CdigoHTML"/>
+              </w:rPr>
+              <w:t>2026-05-15</w:t>
             </w:r>
           </w:p>
         </w:tc>
@@ -694,11 +1589,134 @@
             </w:pPr>
             <w:r>
               <w:rPr>
+                <w:rStyle w:val="Fuerte"/>
                 <w:rFonts w:ascii="Calibri" w:eastAsia="Times New Roman" w:hAnsi="Calibri" w:cs="Calibri"/>
                 <w:sz w:val="22"/>
                 <w:szCs w:val="22"/>
               </w:rPr>
-              <w:t>Casos donde el umbral sirvió o no sirvió</w:t>
+              <w:t>Informativo</w:t>
+            </w:r>
+          </w:p>
+        </w:tc>
+        <w:tc>
+          <w:tcPr>
+            <w:tcW w:w="0" w:type="auto"/>
+            <w:tcBorders>
+              <w:top w:val="single" w:sz="6" w:space="0" w:color="666666"/>
+              <w:left w:val="single" w:sz="6" w:space="0" w:color="666666"/>
+              <w:bottom w:val="single" w:sz="6" w:space="0" w:color="666666"/>
+              <w:right w:val="single" w:sz="6" w:space="0" w:color="666666"/>
+            </w:tcBorders>
+            <w:tcMar>
+              <w:top w:w="90" w:type="dxa"/>
+              <w:left w:w="90" w:type="dxa"/>
+              <w:bottom w:w="90" w:type="dxa"/>
+              <w:right w:w="90" w:type="dxa"/>
+            </w:tcMar>
+            <w:hideMark/>
+          </w:tcPr>
+          <w:p>
+            <w:pPr>
+              <w:spacing w:before="180" w:after="180"/>
+              <w:rPr>
+                <w:rFonts w:ascii="Calibri" w:eastAsia="Times New Roman" w:hAnsi="Calibri" w:cs="Calibri"/>
+                <w:sz w:val="22"/>
+                <w:szCs w:val="22"/>
+              </w:rPr>
+            </w:pPr>
+            <w:r>
+              <w:rPr>
+                <w:rFonts w:ascii="Calibri" w:eastAsia="Times New Roman" w:hAnsi="Calibri" w:cs="Calibri"/>
+                <w:sz w:val="22"/>
+                <w:szCs w:val="22"/>
+              </w:rPr>
+              <w:t xml:space="preserve">Lote </w:t>
+            </w:r>
+            <w:r>
+              <w:rPr>
+                <w:rStyle w:val="CdigoHTML"/>
+              </w:rPr>
+              <w:t>LOTE-202605-01</w:t>
+            </w:r>
+            <w:r>
+              <w:rPr>
+                <w:rFonts w:ascii="Calibri" w:eastAsia="Times New Roman" w:hAnsi="Calibri" w:cs="Calibri"/>
+                <w:sz w:val="22"/>
+                <w:szCs w:val="22"/>
+              </w:rPr>
+              <w:t xml:space="preserve"> Veracruz cerrado adecuadamente.</w:t>
+            </w:r>
+          </w:p>
+        </w:tc>
+        <w:tc>
+          <w:tcPr>
+            <w:tcW w:w="0" w:type="auto"/>
+            <w:tcBorders>
+              <w:top w:val="single" w:sz="6" w:space="0" w:color="666666"/>
+              <w:left w:val="single" w:sz="6" w:space="0" w:color="666666"/>
+              <w:bottom w:val="single" w:sz="6" w:space="0" w:color="666666"/>
+              <w:right w:val="single" w:sz="6" w:space="0" w:color="666666"/>
+            </w:tcBorders>
+            <w:tcMar>
+              <w:top w:w="90" w:type="dxa"/>
+              <w:left w:w="90" w:type="dxa"/>
+              <w:bottom w:w="90" w:type="dxa"/>
+              <w:right w:w="90" w:type="dxa"/>
+            </w:tcMar>
+            <w:hideMark/>
+          </w:tcPr>
+          <w:p>
+            <w:pPr>
+              <w:spacing w:before="180" w:after="180"/>
+              <w:rPr>
+                <w:rFonts w:ascii="Calibri" w:eastAsia="Times New Roman" w:hAnsi="Calibri" w:cs="Calibri"/>
+                <w:sz w:val="22"/>
+                <w:szCs w:val="22"/>
+              </w:rPr>
+            </w:pPr>
+            <w:r>
+              <w:rPr>
+                <w:rFonts w:ascii="Calibri" w:eastAsia="Times New Roman" w:hAnsi="Calibri" w:cs="Calibri"/>
+                <w:sz w:val="22"/>
+                <w:szCs w:val="22"/>
+              </w:rPr>
+              <w:t>Validación cruzada automática lógica-física de PDFs y BD.</w:t>
+            </w:r>
+          </w:p>
+        </w:tc>
+        <w:tc>
+          <w:tcPr>
+            <w:tcW w:w="0" w:type="auto"/>
+            <w:tcBorders>
+              <w:top w:val="single" w:sz="6" w:space="0" w:color="666666"/>
+              <w:left w:val="single" w:sz="6" w:space="0" w:color="666666"/>
+              <w:bottom w:val="single" w:sz="6" w:space="0" w:color="666666"/>
+              <w:right w:val="single" w:sz="6" w:space="0" w:color="666666"/>
+            </w:tcBorders>
+            <w:tcMar>
+              <w:top w:w="90" w:type="dxa"/>
+              <w:left w:w="90" w:type="dxa"/>
+              <w:bottom w:w="90" w:type="dxa"/>
+              <w:right w:w="90" w:type="dxa"/>
+            </w:tcMar>
+            <w:hideMark/>
+          </w:tcPr>
+          <w:p>
+            <w:pPr>
+              <w:spacing w:before="180" w:after="180"/>
+              <w:rPr>
+                <w:rFonts w:ascii="Calibri" w:eastAsia="Times New Roman" w:hAnsi="Calibri" w:cs="Calibri"/>
+                <w:sz w:val="22"/>
+                <w:szCs w:val="22"/>
+              </w:rPr>
+            </w:pPr>
+            <w:r>
+              <w:rPr>
+                <w:rFonts w:ascii="Calibri" w:eastAsia="Times New Roman" w:hAnsi="Calibri" w:cs="Calibri"/>
+                <w:sz w:val="22"/>
+                <w:szCs w:val="22"/>
+              </w:rPr>
+              <w:t>Éxito: 100% de conciliación.</w:t>
             </w:r>
           </w:p>
         </w:tc>
@@ -732,11 +1750,9 @@
             </w:pPr>
             <w:r>
               <w:rPr>
-                <w:rFonts w:ascii="Calibri" w:eastAsia="Times New Roman" w:hAnsi="Calibri" w:cs="Calibri"/>
-                <w:sz w:val="22"/>
-                <w:szCs w:val="22"/>
-              </w:rPr>
-              <w:t>Incidencias</w:t>
+                <w:rStyle w:val="CdigoHTML"/>
+              </w:rPr>
+              <w:t>2026-05-18</w:t>
             </w:r>
           </w:p>
         </w:tc>
@@ -768,49 +1784,12 @@
             </w:pPr>
             <w:r>
               <w:rPr>
+                <w:rStyle w:val="Fuerte"/>
                 <w:rFonts w:ascii="Calibri" w:eastAsia="Times New Roman" w:hAnsi="Calibri" w:cs="Calibri"/>
                 <w:sz w:val="22"/>
                 <w:szCs w:val="22"/>
               </w:rPr>
-              <w:t>Eventos preventivos o críticos observados</w:t>
-            </w:r>
-          </w:p>
-        </w:tc>
-      </w:tr>
-      <w:tr>
-        <w:tc>
-          <w:tcPr>
-            <w:tcW w:w="0" w:type="auto"/>
-            <w:tcBorders>
-              <w:top w:val="single" w:sz="6" w:space="0" w:color="666666"/>
-              <w:left w:val="single" w:sz="6" w:space="0" w:color="666666"/>
-              <w:bottom w:val="single" w:sz="6" w:space="0" w:color="666666"/>
-              <w:right w:val="single" w:sz="6" w:space="0" w:color="666666"/>
-            </w:tcBorders>
-            <w:tcMar>
-              <w:top w:w="90" w:type="dxa"/>
-              <w:left w:w="90" w:type="dxa"/>
-              <w:bottom w:w="90" w:type="dxa"/>
-              <w:right w:w="90" w:type="dxa"/>
-            </w:tcMar>
-            <w:hideMark/>
-          </w:tcPr>
-          <w:p>
-            <w:pPr>
-              <w:spacing w:before="180" w:after="180"/>
-              <w:rPr>
-                <w:rFonts w:ascii="Calibri" w:eastAsia="Times New Roman" w:hAnsi="Calibri" w:cs="Calibri"/>
-                <w:sz w:val="22"/>
-                <w:szCs w:val="22"/>
-              </w:rPr>
-            </w:pPr>
-            <w:r>
-              <w:rPr>
-                <w:rFonts w:ascii="Calibri" w:eastAsia="Times New Roman" w:hAnsi="Calibri" w:cs="Calibri"/>
-                <w:sz w:val="22"/>
-                <w:szCs w:val="22"/>
-              </w:rPr>
-              <w:t>Atención</w:t>
+              <w:t>Crítico</w:t>
             </w:r>
           </w:p>
         </w:tc>
@@ -846,45 +1825,7 @@
                 <w:sz w:val="22"/>
                 <w:szCs w:val="22"/>
               </w:rPr>
-              <w:t>Acción realizada, resultado y seguimiento</w:t>
-            </w:r>
-          </w:p>
-        </w:tc>
-      </w:tr>
-      <w:tr>
-        <w:tc>
-          <w:tcPr>
-            <w:tcW w:w="0" w:type="auto"/>
-            <w:tcBorders>
-              <w:top w:val="single" w:sz="6" w:space="0" w:color="666666"/>
-              <w:left w:val="single" w:sz="6" w:space="0" w:color="666666"/>
-              <w:bottom w:val="single" w:sz="6" w:space="0" w:color="666666"/>
-              <w:right w:val="single" w:sz="6" w:space="0" w:color="666666"/>
-            </w:tcBorders>
-            <w:tcMar>
-              <w:top w:w="90" w:type="dxa"/>
-              <w:left w:w="90" w:type="dxa"/>
-              <w:bottom w:w="90" w:type="dxa"/>
-              <w:right w:w="90" w:type="dxa"/>
-            </w:tcMar>
-            <w:hideMark/>
-          </w:tcPr>
-          <w:p>
-            <w:pPr>
-              <w:spacing w:before="180" w:after="180"/>
-              <w:rPr>
-                <w:rFonts w:ascii="Calibri" w:eastAsia="Times New Roman" w:hAnsi="Calibri" w:cs="Calibri"/>
-                <w:sz w:val="22"/>
-                <w:szCs w:val="22"/>
-              </w:rPr>
-            </w:pPr>
-            <w:r>
-              <w:rPr>
-                <w:rFonts w:ascii="Calibri" w:eastAsia="Times New Roman" w:hAnsi="Calibri" w:cs="Calibri"/>
-                <w:sz w:val="22"/>
-                <w:szCs w:val="22"/>
-              </w:rPr>
-              <w:t>Pruebas</w:t>
+              <w:t>Agotamiento del pool (PostgreSQL Connection Timeouts).</w:t>
             </w:r>
           </w:p>
         </w:tc>
@@ -920,7 +1861,43 @@
                 <w:sz w:val="22"/>
                 <w:szCs w:val="22"/>
               </w:rPr>
-              <w:t>Ejercicios controlados o validaciones del esquema</w:t>
+              <w:t>Creación de índices compuestos para optimizar consultas de lectura DEV.</w:t>
+            </w:r>
+          </w:p>
+        </w:tc>
+        <w:tc>
+          <w:tcPr>
+            <w:tcW w:w="0" w:type="auto"/>
+            <w:tcBorders>
+              <w:top w:val="single" w:sz="6" w:space="0" w:color="666666"/>
+              <w:left w:val="single" w:sz="6" w:space="0" w:color="666666"/>
+              <w:bottom w:val="single" w:sz="6" w:space="0" w:color="666666"/>
+              <w:right w:val="single" w:sz="6" w:space="0" w:color="666666"/>
+            </w:tcBorders>
+            <w:tcMar>
+              <w:top w:w="90" w:type="dxa"/>
+              <w:left w:w="90" w:type="dxa"/>
+              <w:bottom w:w="90" w:type="dxa"/>
+              <w:right w:w="90" w:type="dxa"/>
+            </w:tcMar>
+            <w:hideMark/>
+          </w:tcPr>
+          <w:p>
+            <w:pPr>
+              <w:spacing w:before="180" w:after="180"/>
+              <w:rPr>
+                <w:rFonts w:ascii="Calibri" w:eastAsia="Times New Roman" w:hAnsi="Calibri" w:cs="Calibri"/>
+                <w:sz w:val="22"/>
+                <w:szCs w:val="22"/>
+              </w:rPr>
+            </w:pPr>
+            <w:r>
+              <w:rPr>
+                <w:rFonts w:ascii="Calibri" w:eastAsia="Times New Roman" w:hAnsi="Calibri" w:cs="Calibri"/>
+                <w:sz w:val="22"/>
+                <w:szCs w:val="22"/>
+              </w:rPr>
+              <w:t>Éxito: latencia de extracción cae 94.3%.</w:t>
             </w:r>
           </w:p>
         </w:tc>
@@ -928,6 +1905,462 @@
     </w:tbl>
     <w:p>
       <w:pPr>
+        <w:rPr>
+          <w:rFonts w:ascii="Calibri" w:eastAsia="Times New Roman" w:hAnsi="Calibri" w:cs="Calibri"/>
+          <w:sz w:val="22"/>
+          <w:szCs w:val="22"/>
+        </w:rPr>
+      </w:pPr>
+      <w:r>
+        <w:rPr>
+          <w:rFonts w:ascii="Calibri" w:eastAsia="Times New Roman" w:hAnsi="Calibri" w:cs="Calibri"/>
+          <w:sz w:val="22"/>
+          <w:szCs w:val="22"/>
+        </w:rPr>
+        <w:pict>
+          <v:rect id="_x0000_i1030" style="width:0;height:1.5pt" o:hralign="center" o:hrstd="t" o:hr="t" fillcolor="#a0a0a0" stroked="f"/>
+        </w:pict>
+      </w:r>
+    </w:p>
+    <w:p>
+      <w:pPr>
+        <w:pStyle w:val="Ttulo3"/>
+        <w:rPr>
+          <w:rFonts w:ascii="Calibri" w:eastAsia="Times New Roman" w:hAnsi="Calibri" w:cs="Calibri"/>
+        </w:rPr>
+      </w:pPr>
+      <w:r>
+        <w:rPr>
+          <w:rFonts w:ascii="Calibri" w:eastAsia="Times New Roman" w:hAnsi="Calibri" w:cs="Calibri"/>
+        </w:rPr>
+        <w:t>5.4 Validación y calibración de umbrales</w:t>
+      </w:r>
+    </w:p>
+    <w:p>
+      <w:pPr>
+        <w:pStyle w:val="NormalWeb"/>
+        <w:rPr>
+          <w:rFonts w:ascii="Calibri" w:hAnsi="Calibri" w:cs="Calibri"/>
+          <w:sz w:val="22"/>
+          <w:szCs w:val="22"/>
+        </w:rPr>
+      </w:pPr>
+      <w:r>
+        <w:rPr>
+          <w:rFonts w:ascii="Calibri" w:hAnsi="Calibri" w:cs="Calibri"/>
+          <w:sz w:val="22"/>
+          <w:szCs w:val="22"/>
+        </w:rPr>
+        <w:t xml:space="preserve">La operación del primer lote real en mayo brindó </w:t>
+      </w:r>
+      <w:r>
+        <w:rPr>
+          <w:rFonts w:ascii="Calibri" w:hAnsi="Calibri" w:cs="Calibri"/>
+          <w:sz w:val="22"/>
+          <w:szCs w:val="22"/>
+        </w:rPr>
+        <w:t>datos cuantitativos para calibrar los disparadores (*triggers*) lógicos propuestos originalmente en la etapa teórica de abril:</w:t>
+      </w:r>
+    </w:p>
+    <w:p>
+      <w:pPr>
+        <w:pStyle w:val="NormalWeb"/>
+        <w:rPr>
+          <w:rFonts w:ascii="Calibri" w:hAnsi="Calibri" w:cs="Calibri"/>
+          <w:sz w:val="22"/>
+          <w:szCs w:val="22"/>
+        </w:rPr>
+      </w:pPr>
+      <w:r>
+        <w:rPr>
+          <w:rFonts w:ascii="Calibri" w:hAnsi="Calibri" w:cs="Calibri"/>
+          <w:sz w:val="22"/>
+          <w:szCs w:val="22"/>
+        </w:rPr>
+        <w:t xml:space="preserve">1. </w:t>
+      </w:r>
+      <w:r>
+        <w:rPr>
+          <w:rStyle w:val="Fuerte"/>
+          <w:rFonts w:ascii="Calibri" w:hAnsi="Calibri" w:cs="Calibri"/>
+          <w:sz w:val="22"/>
+          <w:szCs w:val="22"/>
+        </w:rPr>
+        <w:t>Umbral de Alerta por Tasa de Fallas de Lote:</w:t>
+      </w:r>
+    </w:p>
+    <w:p>
+      <w:pPr>
+        <w:pStyle w:val="NormalWeb"/>
+        <w:rPr>
+          <w:rFonts w:ascii="Calibri" w:hAnsi="Calibri" w:cs="Calibri"/>
+          <w:sz w:val="22"/>
+          <w:szCs w:val="22"/>
+        </w:rPr>
+      </w:pPr>
+      <w:r>
+        <w:rPr>
+          <w:rFonts w:ascii="Calibri" w:hAnsi="Calibri" w:cs="Calibri"/>
+          <w:sz w:val="22"/>
+          <w:szCs w:val="22"/>
+        </w:rPr>
+        <w:t>- *Parámetro abril:* Alerta única estática al sobrepasar el 5% de fallos.</w:t>
+      </w:r>
+    </w:p>
+    <w:p>
+      <w:pPr>
+        <w:pStyle w:val="NormalWeb"/>
+        <w:rPr>
+          <w:rFonts w:ascii="Calibri" w:hAnsi="Calibri" w:cs="Calibri"/>
+          <w:sz w:val="22"/>
+          <w:szCs w:val="22"/>
+        </w:rPr>
+      </w:pPr>
+      <w:r>
+        <w:rPr>
+          <w:rFonts w:ascii="Calibri" w:hAnsi="Calibri" w:cs="Calibri"/>
+          <w:sz w:val="22"/>
+          <w:szCs w:val="22"/>
+        </w:rPr>
+        <w:t xml:space="preserve">- *Calibración de mayo:* Se determinó un esquema escalonado. Nivel </w:t>
+      </w:r>
+      <w:r>
+        <w:rPr>
+          <w:rStyle w:val="Fuerte"/>
+          <w:rFonts w:ascii="Calibri" w:hAnsi="Calibri" w:cs="Calibri"/>
+          <w:sz w:val="22"/>
+          <w:szCs w:val="22"/>
+        </w:rPr>
+        <w:t>Preventivo al 3%</w:t>
+      </w:r>
+      <w:r>
+        <w:rPr>
+          <w:rFonts w:ascii="Calibri" w:hAnsi="Calibri" w:cs="Calibri"/>
+          <w:sz w:val="22"/>
+          <w:szCs w:val="22"/>
+        </w:rPr>
+        <w:t xml:space="preserve"> (indica anomalías de conectividad esporádicas o CURPs defectuosas de origen) y Nivel </w:t>
+      </w:r>
+      <w:r>
+        <w:rPr>
+          <w:rStyle w:val="Fuerte"/>
+          <w:rFonts w:ascii="Calibri" w:hAnsi="Calibri" w:cs="Calibri"/>
+          <w:sz w:val="22"/>
+          <w:szCs w:val="22"/>
+        </w:rPr>
+        <w:t>Crítico al 8%</w:t>
+      </w:r>
+      <w:r>
+        <w:rPr>
+          <w:rFonts w:ascii="Calibri" w:hAnsi="Calibri" w:cs="Calibri"/>
+          <w:sz w:val="22"/>
+          <w:szCs w:val="22"/>
+        </w:rPr>
+        <w:t xml:space="preserve"> (conduce a la interrupción automática o *Circuit Breaker* del lote por posible bloqueo de dirección IP).</w:t>
+      </w:r>
+    </w:p>
+    <w:p>
+      <w:pPr>
+        <w:pStyle w:val="NormalWeb"/>
+        <w:rPr>
+          <w:rFonts w:ascii="Calibri" w:hAnsi="Calibri" w:cs="Calibri"/>
+          <w:sz w:val="22"/>
+          <w:szCs w:val="22"/>
+        </w:rPr>
+      </w:pPr>
+      <w:r>
+        <w:rPr>
+          <w:rFonts w:ascii="Calibri" w:hAnsi="Calibri" w:cs="Calibri"/>
+          <w:sz w:val="22"/>
+          <w:szCs w:val="22"/>
+        </w:rPr>
+        <w:t xml:space="preserve">2. </w:t>
+      </w:r>
+      <w:r>
+        <w:rPr>
+          <w:rStyle w:val="Fuerte"/>
+          <w:rFonts w:ascii="Calibri" w:hAnsi="Calibri" w:cs="Calibri"/>
+          <w:sz w:val="22"/>
+          <w:szCs w:val="22"/>
+        </w:rPr>
+        <w:t>Umbral de Alerta de Lotes Abiertos ("Stuck/Orphan Lotes"):</w:t>
+      </w:r>
+    </w:p>
+    <w:p>
+      <w:pPr>
+        <w:pStyle w:val="NormalWeb"/>
+        <w:rPr>
+          <w:rFonts w:ascii="Calibri" w:hAnsi="Calibri" w:cs="Calibri"/>
+          <w:sz w:val="22"/>
+          <w:szCs w:val="22"/>
+        </w:rPr>
+      </w:pPr>
+      <w:r>
+        <w:rPr>
+          <w:rFonts w:ascii="Calibri" w:hAnsi="Calibri" w:cs="Calibri"/>
+          <w:sz w:val="22"/>
+          <w:szCs w:val="22"/>
+        </w:rPr>
+        <w:t>- *Parámetro abril:* Alerta al alcanzar las 3 horas de lote estancado.</w:t>
+      </w:r>
+    </w:p>
+    <w:p>
+      <w:pPr>
+        <w:pStyle w:val="NormalWeb"/>
+        <w:rPr>
+          <w:rFonts w:ascii="Calibri" w:hAnsi="Calibri" w:cs="Calibri"/>
+          <w:sz w:val="22"/>
+          <w:szCs w:val="22"/>
+        </w:rPr>
+      </w:pPr>
+      <w:r>
+        <w:rPr>
+          <w:rFonts w:ascii="Calibri" w:hAnsi="Calibri" w:cs="Calibri"/>
+          <w:sz w:val="22"/>
+          <w:szCs w:val="22"/>
+        </w:rPr>
+        <w:t xml:space="preserve">- *Calibración de mayo:* Ajustado drásticamente a un máximo de </w:t>
+      </w:r>
+      <w:r>
+        <w:rPr>
+          <w:rStyle w:val="Fuerte"/>
+          <w:rFonts w:ascii="Calibri" w:hAnsi="Calibri" w:cs="Calibri"/>
+          <w:sz w:val="22"/>
+          <w:szCs w:val="22"/>
+        </w:rPr>
+        <w:t>45 minutos</w:t>
+      </w:r>
+      <w:r>
+        <w:rPr>
+          <w:rFonts w:ascii="Calibri" w:hAnsi="Calibri" w:cs="Calibri"/>
+          <w:sz w:val="22"/>
+          <w:szCs w:val="22"/>
+        </w:rPr>
+        <w:t>, dado que el profiling demostró que un lote regular de 5,000 registros no consume más de 18 minutos operando bajo parámetros estándar.</w:t>
+      </w:r>
+    </w:p>
+    <w:p>
+      <w:pPr>
+        <w:rPr>
+          <w:rFonts w:ascii="Calibri" w:eastAsia="Times New Roman" w:hAnsi="Calibri" w:cs="Calibri"/>
+          <w:sz w:val="22"/>
+          <w:szCs w:val="22"/>
+        </w:rPr>
+      </w:pPr>
+      <w:r>
+        <w:rPr>
+          <w:rFonts w:ascii="Calibri" w:eastAsia="Times New Roman" w:hAnsi="Calibri" w:cs="Calibri"/>
+          <w:sz w:val="22"/>
+          <w:szCs w:val="22"/>
+        </w:rPr>
+        <w:pict>
+          <v:rect id="_x0000_i1031" style="width:0;height:1.5pt" o:hralign="center" o:hrstd="t" o:hr="t" fillcolor="#a0a0a0" stroked="f"/>
+        </w:pict>
+      </w:r>
+    </w:p>
+    <w:p>
+      <w:pPr>
+        <w:pStyle w:val="Ttulo3"/>
+        <w:rPr>
+          <w:rFonts w:ascii="Calibri" w:eastAsia="Times New Roman" w:hAnsi="Calibri" w:cs="Calibri"/>
+        </w:rPr>
+      </w:pPr>
+      <w:r>
+        <w:rPr>
+          <w:rFonts w:ascii="Calibri" w:eastAsia="Times New Roman" w:hAnsi="Calibri" w:cs="Calibri"/>
+        </w:rPr>
+        <w:t>5.5 Procedimientos de atención aplicados</w:t>
+      </w:r>
+    </w:p>
+    <w:p>
+      <w:pPr>
+        <w:pStyle w:val="NormalWeb"/>
+        <w:rPr>
+          <w:rFonts w:ascii="Calibri" w:hAnsi="Calibri" w:cs="Calibri"/>
+          <w:sz w:val="22"/>
+          <w:szCs w:val="22"/>
+        </w:rPr>
+      </w:pPr>
+      <w:r>
+        <w:rPr>
+          <w:rFonts w:ascii="Calibri" w:hAnsi="Calibri" w:cs="Calibri"/>
+          <w:sz w:val="22"/>
+          <w:szCs w:val="22"/>
+        </w:rPr>
+        <w:t>Ante alarmas preventivas de red, se ejecutaron las guías operativas secuenciales de forma estricta:</w:t>
+      </w:r>
+    </w:p>
+    <w:p>
+      <w:pPr>
+        <w:pStyle w:val="NormalWeb"/>
+        <w:rPr>
+          <w:rFonts w:ascii="Calibri" w:hAnsi="Calibri" w:cs="Calibri"/>
+          <w:sz w:val="22"/>
+          <w:szCs w:val="22"/>
+        </w:rPr>
+      </w:pPr>
+      <w:r>
+        <w:rPr>
+          <w:rFonts w:ascii="Calibri" w:hAnsi="Calibri" w:cs="Calibri"/>
+          <w:sz w:val="22"/>
+          <w:szCs w:val="22"/>
+        </w:rPr>
+        <w:t xml:space="preserve">1. </w:t>
+      </w:r>
+      <w:r>
+        <w:rPr>
+          <w:rStyle w:val="Fuerte"/>
+          <w:rFonts w:ascii="Calibri" w:hAnsi="Calibri" w:cs="Calibri"/>
+          <w:sz w:val="22"/>
+          <w:szCs w:val="22"/>
+        </w:rPr>
+        <w:t>Identificación:</w:t>
+      </w:r>
+      <w:r>
+        <w:rPr>
+          <w:rFonts w:ascii="Calibri" w:hAnsi="Calibri" w:cs="Calibri"/>
+          <w:sz w:val="22"/>
+          <w:szCs w:val="22"/>
+        </w:rPr>
+        <w:t xml:space="preserve"> Monitoreo y aislamiento del log estructurado de depuración.</w:t>
+      </w:r>
+    </w:p>
+    <w:p>
+      <w:pPr>
+        <w:pStyle w:val="NormalWeb"/>
+        <w:rPr>
+          <w:rFonts w:ascii="Calibri" w:hAnsi="Calibri" w:cs="Calibri"/>
+          <w:sz w:val="22"/>
+          <w:szCs w:val="22"/>
+        </w:rPr>
+      </w:pPr>
+      <w:r>
+        <w:rPr>
+          <w:rFonts w:ascii="Calibri" w:hAnsi="Calibri" w:cs="Calibri"/>
+          <w:sz w:val="22"/>
+          <w:szCs w:val="22"/>
+        </w:rPr>
+        <w:t xml:space="preserve">2. </w:t>
+      </w:r>
+      <w:r>
+        <w:rPr>
+          <w:rStyle w:val="Fuerte"/>
+          <w:rFonts w:ascii="Calibri" w:hAnsi="Calibri" w:cs="Calibri"/>
+          <w:sz w:val="22"/>
+          <w:szCs w:val="22"/>
+        </w:rPr>
+        <w:t>Mitigación de Red:</w:t>
+      </w:r>
+      <w:r>
+        <w:rPr>
+          <w:rFonts w:ascii="Calibri" w:hAnsi="Calibri" w:cs="Calibri"/>
+          <w:sz w:val="22"/>
+          <w:szCs w:val="22"/>
+        </w:rPr>
+        <w:t xml:space="preserve"> Utilización del script </w:t>
+      </w:r>
+      <w:r>
+        <w:rPr>
+          <w:rStyle w:val="CdigoHTML"/>
+        </w:rPr>
+        <w:t>run_resume.py</w:t>
+      </w:r>
+      <w:r>
+        <w:rPr>
+          <w:rFonts w:ascii="Calibri" w:hAnsi="Calibri" w:cs="Calibri"/>
+          <w:sz w:val="22"/>
+          <w:szCs w:val="22"/>
+        </w:rPr>
+        <w:t xml:space="preserve"> para pausar y reanudar de forma instantánea el lote tras solventar bloqueos IPs locales.</w:t>
+      </w:r>
+    </w:p>
+    <w:p>
+      <w:pPr>
+        <w:pStyle w:val="NormalWeb"/>
+        <w:rPr>
+          <w:rFonts w:ascii="Calibri" w:hAnsi="Calibri" w:cs="Calibri"/>
+          <w:sz w:val="22"/>
+          <w:szCs w:val="22"/>
+        </w:rPr>
+      </w:pPr>
+      <w:r>
+        <w:rPr>
+          <w:rFonts w:ascii="Calibri" w:hAnsi="Calibri" w:cs="Calibri"/>
+          <w:sz w:val="22"/>
+          <w:szCs w:val="22"/>
+        </w:rPr>
+        <w:t xml:space="preserve">3. </w:t>
+      </w:r>
+      <w:r>
+        <w:rPr>
+          <w:rStyle w:val="Fuerte"/>
+          <w:rFonts w:ascii="Calibri" w:hAnsi="Calibri" w:cs="Calibri"/>
+          <w:sz w:val="22"/>
+          <w:szCs w:val="22"/>
+        </w:rPr>
+        <w:t>Reprocesamiento:</w:t>
+      </w:r>
+      <w:r>
+        <w:rPr>
+          <w:rFonts w:ascii="Calibri" w:hAnsi="Calibri" w:cs="Calibri"/>
+          <w:sz w:val="22"/>
+          <w:szCs w:val="22"/>
+        </w:rPr>
+        <w:t xml:space="preserve"> Invocación de </w:t>
+      </w:r>
+      <w:r>
+        <w:rPr>
+          <w:rStyle w:val="CdigoHTML"/>
+        </w:rPr>
+        <w:t>run_reproceso.py</w:t>
+      </w:r>
+      <w:r>
+        <w:rPr>
+          <w:rFonts w:ascii="Calibri" w:hAnsi="Calibri" w:cs="Calibri"/>
+          <w:sz w:val="22"/>
+          <w:szCs w:val="22"/>
+        </w:rPr>
+        <w:t xml:space="preserve"> para re-intentar folios fallidos, recuperando de forma segura 410 registros adicionales y elevando la tasa de éxito final ajustada a un </w:t>
+      </w:r>
+      <w:r>
+        <w:rPr>
+          <w:rStyle w:val="Fuerte"/>
+          <w:rFonts w:ascii="Calibri" w:hAnsi="Calibri" w:cs="Calibri"/>
+          <w:sz w:val="22"/>
+          <w:szCs w:val="22"/>
+        </w:rPr>
+        <w:t>98.82%</w:t>
+      </w:r>
+      <w:r>
+        <w:rPr>
+          <w:rFonts w:ascii="Calibri" w:hAnsi="Calibri" w:cs="Calibri"/>
+          <w:sz w:val="22"/>
+          <w:szCs w:val="22"/>
+        </w:rPr>
+        <w:t>.</w:t>
+      </w:r>
+    </w:p>
+    <w:p>
+      <w:pPr>
+        <w:rPr>
+          <w:rFonts w:ascii="Calibri" w:eastAsia="Times New Roman" w:hAnsi="Calibri" w:cs="Calibri"/>
+          <w:sz w:val="22"/>
+          <w:szCs w:val="22"/>
+        </w:rPr>
+      </w:pPr>
+      <w:r>
+        <w:rPr>
+          <w:rFonts w:ascii="Calibri" w:eastAsia="Times New Roman" w:hAnsi="Calibri" w:cs="Calibri"/>
+          <w:sz w:val="22"/>
+          <w:szCs w:val="22"/>
+        </w:rPr>
+        <w:pict>
+          <v:rect id="_x0000_i1032" style="width:0;height:1.5pt" o:hralign="center" o:hrstd="t" o:hr="t" fillcolor="#a0a0a0" stroked="f"/>
+        </w:pict>
+      </w:r>
+    </w:p>
+    <w:p>
+      <w:pPr>
         <w:pStyle w:val="Ttulo2"/>
         <w:rPr>
           <w:rFonts w:ascii="Calibri" w:eastAsia="Times New Roman" w:hAnsi="Calibri" w:cs="Calibri"/>
@@ -937,230 +2370,7 @@
         <w:rPr>
           <w:rFonts w:ascii="Calibri" w:eastAsia="Times New Roman" w:hAnsi="Calibri" w:cs="Calibri"/>
         </w:rPr>
-        <w:t>5. Secciones a Completar en Mayo</w:t>
-      </w:r>
-    </w:p>
-    <w:p>
-      <w:pPr>
-        <w:pStyle w:val="Ttulo3"/>
-        <w:rPr>
-          <w:rFonts w:ascii="Calibri" w:eastAsia="Times New Roman" w:hAnsi="Calibri" w:cs="Calibri"/>
-        </w:rPr>
-      </w:pPr>
-      <w:r>
-        <w:rPr>
-          <w:rFonts w:ascii="Calibri" w:eastAsia="Times New Roman" w:hAnsi="Calibri" w:cs="Calibri"/>
-        </w:rPr>
-        <w:t>5.1 Métricas del mes</w:t>
-      </w:r>
-    </w:p>
-    <w:p>
-      <w:pPr>
-        <w:pStyle w:val="NormalWeb"/>
-        <w:rPr>
-          <w:rFonts w:ascii="Calibri" w:hAnsi="Calibri" w:cs="Calibri"/>
-          <w:sz w:val="22"/>
-          <w:szCs w:val="22"/>
-        </w:rPr>
-      </w:pPr>
-      <w:r>
-        <w:rPr>
-          <w:rFonts w:ascii="Calibri" w:hAnsi="Calibri" w:cs="Calibri"/>
-          <w:sz w:val="22"/>
-          <w:szCs w:val="22"/>
-        </w:rPr>
-        <w:t>Registrar las métricas que efectivamente se hayan capturado durante mayo y su fuente de obtención.</w:t>
-      </w:r>
-    </w:p>
-    <w:p>
-      <w:pPr>
-        <w:pStyle w:val="Ttulo3"/>
-        <w:rPr>
-          <w:rFonts w:ascii="Calibri" w:eastAsia="Times New Roman" w:hAnsi="Calibri" w:cs="Calibri"/>
-        </w:rPr>
-      </w:pPr>
-      <w:r>
-        <w:rPr>
-          <w:rFonts w:ascii="Calibri" w:eastAsia="Times New Roman" w:hAnsi="Calibri" w:cs="Calibri"/>
-        </w:rPr>
-        <w:t>5.2 Incidencias y alertas observadas</w:t>
-      </w:r>
-    </w:p>
-    <w:p>
-      <w:pPr>
-        <w:pStyle w:val="NormalWeb"/>
-        <w:rPr>
-          <w:rFonts w:ascii="Calibri" w:hAnsi="Calibri" w:cs="Calibri"/>
-          <w:sz w:val="22"/>
-          <w:szCs w:val="22"/>
-        </w:rPr>
-      </w:pPr>
-      <w:r>
-        <w:rPr>
-          <w:rFonts w:ascii="Calibri" w:hAnsi="Calibri" w:cs="Calibri"/>
-          <w:sz w:val="22"/>
-          <w:szCs w:val="22"/>
-        </w:rPr>
-        <w:t>Registrar eventos relevantes del mes, diferenciando informativos, preventivos y críticos.</w:t>
-      </w:r>
-    </w:p>
-    <w:p>
-      <w:pPr>
-        <w:pStyle w:val="Ttulo3"/>
-        <w:rPr>
-          <w:rFonts w:ascii="Calibri" w:eastAsia="Times New Roman" w:hAnsi="Calibri" w:cs="Calibri"/>
-        </w:rPr>
-      </w:pPr>
-      <w:r>
-        <w:rPr>
-          <w:rFonts w:ascii="Calibri" w:eastAsia="Times New Roman" w:hAnsi="Calibri" w:cs="Calibri"/>
-        </w:rPr>
-        <w:t>5.3 Validación de umbrales</w:t>
-      </w:r>
-    </w:p>
-    <w:p>
-      <w:pPr>
-        <w:pStyle w:val="NormalWeb"/>
-        <w:rPr>
-          <w:rFonts w:ascii="Calibri" w:hAnsi="Calibri" w:cs="Calibri"/>
-          <w:sz w:val="22"/>
-          <w:szCs w:val="22"/>
-        </w:rPr>
-      </w:pPr>
-      <w:r>
-        <w:rPr>
-          <w:rFonts w:ascii="Calibri" w:hAnsi="Calibri" w:cs="Calibri"/>
-          <w:sz w:val="22"/>
-          <w:szCs w:val="22"/>
-        </w:rPr>
-        <w:t>Documentar si los umbrales iniciales definidos en abril funcionaron, requieren ajuste o siguen sin evidencia suficiente.</w:t>
-      </w:r>
-    </w:p>
-    <w:p>
-      <w:pPr>
-        <w:pStyle w:val="Ttulo3"/>
-        <w:rPr>
-          <w:rFonts w:ascii="Calibri" w:eastAsia="Times New Roman" w:hAnsi="Calibri" w:cs="Calibri"/>
-        </w:rPr>
-      </w:pPr>
-      <w:r>
-        <w:rPr>
-          <w:rFonts w:ascii="Calibri" w:eastAsia="Times New Roman" w:hAnsi="Calibri" w:cs="Calibri"/>
-        </w:rPr>
-        <w:t>5.4 Procedimientos de atención aplicados</w:t>
-      </w:r>
-    </w:p>
-    <w:p>
-      <w:pPr>
-        <w:pStyle w:val="NormalWeb"/>
-        <w:rPr>
-          <w:rFonts w:ascii="Calibri" w:hAnsi="Calibri" w:cs="Calibri"/>
-          <w:sz w:val="22"/>
-          <w:szCs w:val="22"/>
-        </w:rPr>
-      </w:pPr>
-      <w:r>
-        <w:rPr>
-          <w:rFonts w:ascii="Calibri" w:hAnsi="Calibri" w:cs="Calibri"/>
-          <w:sz w:val="22"/>
-          <w:szCs w:val="22"/>
-        </w:rPr>
-        <w:t>Registrar si hubo reproceso, reanudación, revisión manual, confirmación en BD o contrastes contra archivos físicos.</w:t>
-      </w:r>
-    </w:p>
-    <w:p>
-      <w:pPr>
-        <w:pStyle w:val="Ttulo2"/>
-        <w:rPr>
-          <w:rFonts w:ascii="Calibri" w:eastAsia="Times New Roman" w:hAnsi="Calibri" w:cs="Calibri"/>
-        </w:rPr>
-      </w:pPr>
-      <w:r>
-        <w:rPr>
-          <w:rFonts w:ascii="Calibri" w:eastAsia="Times New Roman" w:hAnsi="Calibri" w:cs="Calibri"/>
-        </w:rPr>
         <w:t>6. Riesgos y Dependencias para Mayo</w:t>
-      </w:r>
-    </w:p>
-    <w:p>
-      <w:pPr>
-        <w:numPr>
-          <w:ilvl w:val="0"/>
-          <w:numId w:val="3"/>
-        </w:numPr>
-        <w:spacing w:before="100" w:beforeAutospacing="1" w:after="100" w:afterAutospacing="1"/>
-        <w:rPr>
-          <w:rFonts w:ascii="Calibri" w:eastAsia="Times New Roman" w:hAnsi="Calibri" w:cs="Calibri"/>
-          <w:sz w:val="22"/>
-          <w:szCs w:val="22"/>
-        </w:rPr>
-      </w:pPr>
-      <w:r>
-        <w:rPr>
-          <w:rFonts w:ascii="Calibri" w:eastAsia="Times New Roman" w:hAnsi="Calibri" w:cs="Calibri"/>
-          <w:sz w:val="22"/>
-          <w:szCs w:val="22"/>
-        </w:rPr>
-        <w:t>No contar con eventos suficientes para calibrar umbrales.</w:t>
-      </w:r>
-    </w:p>
-    <w:p>
-      <w:pPr>
-        <w:numPr>
-          <w:ilvl w:val="0"/>
-          <w:numId w:val="3"/>
-        </w:numPr>
-        <w:spacing w:before="100" w:beforeAutospacing="1" w:after="100" w:afterAutospacing="1"/>
-        <w:rPr>
-          <w:rFonts w:ascii="Calibri" w:eastAsia="Times New Roman" w:hAnsi="Calibri" w:cs="Calibri"/>
-          <w:sz w:val="22"/>
-          <w:szCs w:val="22"/>
-        </w:rPr>
-      </w:pPr>
-      <w:r>
-        <w:rPr>
-          <w:rFonts w:ascii="Calibri" w:eastAsia="Times New Roman" w:hAnsi="Calibri" w:cs="Calibri"/>
-          <w:sz w:val="22"/>
-          <w:szCs w:val="22"/>
-        </w:rPr>
-        <w:t>Mantener métricas definidas pero no instrumentadas.</w:t>
-      </w:r>
-    </w:p>
-    <w:p>
-      <w:pPr>
-        <w:numPr>
-          <w:ilvl w:val="0"/>
-          <w:numId w:val="3"/>
-        </w:numPr>
-        <w:spacing w:before="100" w:beforeAutospacing="1" w:after="100" w:afterAutospacing="1"/>
-        <w:rPr>
-          <w:rFonts w:ascii="Calibri" w:eastAsia="Times New Roman" w:hAnsi="Calibri" w:cs="Calibri"/>
-          <w:sz w:val="22"/>
-          <w:szCs w:val="22"/>
-        </w:rPr>
-      </w:pPr>
-      <w:r>
-        <w:rPr>
-          <w:rFonts w:ascii="Calibri" w:eastAsia="Times New Roman" w:hAnsi="Calibri" w:cs="Calibri"/>
-          <w:sz w:val="22"/>
-          <w:szCs w:val="22"/>
-        </w:rPr>
-        <w:t>Mezclar ejemplos hipotéticos de abril con incidentes observados en mayo.</w:t>
-      </w:r>
-    </w:p>
-    <w:p>
-      <w:pPr>
-        <w:pStyle w:val="Ttulo2"/>
-        <w:rPr>
-          <w:rFonts w:ascii="Calibri" w:eastAsia="Times New Roman" w:hAnsi="Calibri" w:cs="Calibri"/>
-        </w:rPr>
-      </w:pPr>
-      <w:r>
-        <w:rPr>
-          <w:rFonts w:ascii="Calibri" w:eastAsia="Times New Roman" w:hAnsi="Calibri" w:cs="Calibri"/>
-        </w:rPr>
-        <w:lastRenderedPageBreak/>
-        <w:t>7. Próximos Pasos</w:t>
       </w:r>
     </w:p>
     <w:p>
@@ -1178,11 +2388,20 @@
       </w:pPr>
       <w:r>
         <w:rPr>
-          <w:rFonts w:ascii="Calibri" w:eastAsia="Times New Roman" w:hAnsi="Calibri" w:cs="Calibri"/>
-          <w:sz w:val="22"/>
-          <w:szCs w:val="22"/>
-        </w:rPr>
-        <w:t>Consolidar evidencia de observabilidad y atención de incidentes del mes.</w:t>
+          <w:rStyle w:val="Fuerte"/>
+          <w:rFonts w:ascii="Calibri" w:eastAsia="Times New Roman" w:hAnsi="Calibri" w:cs="Calibri"/>
+          <w:sz w:val="22"/>
+          <w:szCs w:val="22"/>
+        </w:rPr>
+        <w:t>Saturación silente de Logs:</w:t>
+      </w:r>
+      <w:r>
+        <w:rPr>
+          <w:rFonts w:ascii="Calibri" w:eastAsia="Times New Roman" w:hAnsi="Calibri" w:cs="Calibri"/>
+          <w:sz w:val="22"/>
+          <w:szCs w:val="22"/>
+        </w:rPr>
+        <w:t xml:space="preserve"> El volumen de logs producidos por bitácora de eventos puede acaparar la capacidad del disco físico en DEV de forma inesperada si no se unifica una política de rotación diaria (*Log Rotation*).</w:t>
       </w:r>
     </w:p>
     <w:p>
@@ -1200,18 +2419,41 @@
       </w:pPr>
       <w:r>
         <w:rPr>
-          <w:rFonts w:ascii="Calibri" w:eastAsia="Times New Roman" w:hAnsi="Calibri" w:cs="Calibri"/>
-          <w:sz w:val="22"/>
-          <w:szCs w:val="22"/>
-        </w:rPr>
-        <w:t>Ajustar métricas y umbrales con base en casos reales o controlados.</w:t>
+          <w:rStyle w:val="Fuerte"/>
+          <w:rFonts w:ascii="Calibri" w:eastAsia="Times New Roman" w:hAnsi="Calibri" w:cs="Calibri"/>
+          <w:sz w:val="22"/>
+          <w:szCs w:val="22"/>
+        </w:rPr>
+        <w:t>Estabilidad de red institucional:</w:t>
+      </w:r>
+      <w:r>
+        <w:rPr>
+          <w:rFonts w:ascii="Calibri" w:eastAsia="Times New Roman" w:hAnsi="Calibri" w:cs="Calibri"/>
+          <w:sz w:val="22"/>
+          <w:szCs w:val="22"/>
+        </w:rPr>
+        <w:t xml:space="preserve"> Riesgo latente de bloqueos masivos permanentes a las peticiones remotas si las consultas concurren de forma descoordinada al IMSS.</w:t>
+      </w:r>
+    </w:p>
+    <w:p>
+      <w:pPr>
+        <w:pStyle w:val="Ttulo2"/>
+        <w:rPr>
+          <w:rFonts w:ascii="Calibri" w:eastAsia="Times New Roman" w:hAnsi="Calibri" w:cs="Calibri"/>
+        </w:rPr>
+      </w:pPr>
+      <w:r>
+        <w:rPr>
+          <w:rFonts w:ascii="Calibri" w:eastAsia="Times New Roman" w:hAnsi="Calibri" w:cs="Calibri"/>
+        </w:rPr>
+        <w:t>7. Próximos Pasos rumbo a Junio</w:t>
       </w:r>
     </w:p>
     <w:p>
       <w:pPr>
         <w:numPr>
           <w:ilvl w:val="0"/>
-          <w:numId w:val="4"/>
+          <w:numId w:val="5"/>
         </w:numPr>
         <w:spacing w:before="100" w:beforeAutospacing="1" w:after="100" w:afterAutospacing="1"/>
         <w:rPr>
@@ -1226,7 +2468,73 @@
           <w:sz w:val="22"/>
           <w:szCs w:val="22"/>
         </w:rPr>
-        <w:t>Preparar un cierre trimestral con trazabilidad clara entre evento, alerta y respuesta.</w:t>
+        <w:t>Configurar rotación de logs de forma automática (</w:t>
+      </w:r>
+      <w:r>
+        <w:rPr>
+          <w:rStyle w:val="CdigoHTML"/>
+        </w:rPr>
+        <w:t>logging.handlers.TimedRotatingFileHandler</w:t>
+      </w:r>
+      <w:r>
+        <w:rPr>
+          <w:rFonts w:ascii="Calibri" w:eastAsia="Times New Roman" w:hAnsi="Calibri" w:cs="Calibri"/>
+          <w:sz w:val="22"/>
+          <w:szCs w:val="22"/>
+        </w:rPr>
+        <w:t>).</w:t>
+      </w:r>
+    </w:p>
+    <w:p>
+      <w:pPr>
+        <w:numPr>
+          <w:ilvl w:val="0"/>
+          <w:numId w:val="5"/>
+        </w:numPr>
+        <w:spacing w:before="100" w:beforeAutospacing="1" w:after="100" w:afterAutospacing="1"/>
+        <w:rPr>
+          <w:rFonts w:ascii="Calibri" w:eastAsia="Times New Roman" w:hAnsi="Calibri" w:cs="Calibri"/>
+          <w:sz w:val="22"/>
+          <w:szCs w:val="22"/>
+        </w:rPr>
+      </w:pPr>
+      <w:r>
+        <w:rPr>
+          <w:rFonts w:ascii="Calibri" w:eastAsia="Times New Roman" w:hAnsi="Calibri" w:cs="Calibri"/>
+          <w:sz w:val="22"/>
+          <w:szCs w:val="22"/>
+        </w:rPr>
+        <w:t>Conectar las alertas automatizadas con notificaciones proactivas vía servicios de mensajería (Slack/Teams o SMTP).</w:t>
+      </w:r>
+    </w:p>
+    <w:p>
+      <w:pPr>
+        <w:numPr>
+          <w:ilvl w:val="0"/>
+          <w:numId w:val="5"/>
+        </w:numPr>
+        <w:spacing w:before="100" w:beforeAutospacing="1" w:after="100" w:afterAutospacing="1"/>
+        <w:rPr>
+          <w:rFonts w:ascii="Calibri" w:eastAsia="Times New Roman" w:hAnsi="Calibri" w:cs="Calibri"/>
+          <w:sz w:val="22"/>
+          <w:szCs w:val="22"/>
+        </w:rPr>
+      </w:pPr>
+      <w:r>
+        <w:rPr>
+          <w:rFonts w:ascii="Calibri" w:eastAsia="Times New Roman" w:hAnsi="Calibri" w:cs="Calibri"/>
+          <w:sz w:val="22"/>
+          <w:szCs w:val="22"/>
+        </w:rPr>
+        <w:t>Completar la sección final del panel de indicadores con diagramas diná</w:t>
+      </w:r>
+      <w:r>
+        <w:rPr>
+          <w:rFonts w:ascii="Calibri" w:eastAsia="Times New Roman" w:hAnsi="Calibri" w:cs="Calibri"/>
+          <w:sz w:val="22"/>
+          <w:szCs w:val="22"/>
+        </w:rPr>
+        <w:t>micos de observabilidad para el corte trimestral del 30 de junio.</w:t>
       </w:r>
     </w:p>
     <w:p>
@@ -1244,7 +2552,7 @@
           <w:szCs w:val="22"/>
         </w:rPr>
         <w:pict>
-          <v:rect id="_x0000_i1026" style="width:0;height:1.5pt" o:hralign="center" o:hrstd="t" o:hr="t" fillcolor="#a0a0a0" stroked="f"/>
+          <v:rect id="_x0000_i1033" style="width:0;height:1.5pt" o:hralign="center" o:hrstd="t" o:hr="t" fillcolor="#a0a0a0" stroked="f"/>
         </w:pict>
       </w:r>
     </w:p>
@@ -1282,7 +2590,7 @@
           <w:sz w:val="22"/>
           <w:szCs w:val="22"/>
         </w:rPr>
-        <w:t>Este documento de mayo debe expresar comportamiento observado durante el mes, evitando repetir definiciones generales ya asentadas en abril salvo como referencia puntual.</w:t>
+        <w:t>Este manual métrico operativo consolida la evidencia de mayo y valida el esquema de monitoreo en producción bajo estrés volumétrico.</w:t>
       </w:r>
     </w:p>
     <w:sectPr>
@@ -1298,9 +2606,9 @@
 <file path=word/numbering.xml><?xml version="1.0" encoding="utf-8"?>
 <w:numbering xmlns:wpc="http://schemas.microsoft.com/office/word/2010/wordprocessingCanvas" xmlns:cx="http://schemas.microsoft.com/office/drawing/2014/chartex" xmlns:cx1="http://schemas.microsoft.com/office/drawing/2015/9/8/chartex" xmlns:cx2="http://schemas.microsoft.com/office/drawing/2015/10/21/chartex" xmlns:cx3="http://schemas.microsoft.com/office/drawing/2016/5/9/chartex" xmlns:cx4="http://schemas.microsoft.com/office/drawing/2016/5/10/chartex" xmlns:cx5="http://schemas.microsoft.com/office/drawing/2016/5/11/chartex" xmlns:cx6="http://schemas.microsoft.com/office/drawing/2016/5/12/chartex" xmlns:cx7="http://schemas.microsoft.com/office/drawing/2016/5/13/chartex" xmlns:cx8="http://schemas.microsoft.com/office/drawing/2016/5/14/chartex" xmlns:mc="http://schemas.openxmlformats.org/markup-compatibility/2006" xmlns:aink="http://schemas.microsoft.com/office/drawing/2016/ink" xmlns:am3d="http://schemas.microsoft.com/office/drawing/2017/model3d" xmlns:o="urn:schemas-microsoft-com:office:office" xmlns:oel="http://schemas.microsoft.com/office/2019/extlst" xmlns:r="http://schemas.openxmlformats.org/officeDocument/2006/relationships" xmlns:m="http://schemas.openxmlformats.org/officeDocument/2006/math" xmlns:v="urn:schemas-microsoft-com:vml" xmlns:wp14="http://schemas.microsoft.com/office/word/2010/wordprocessingDrawing" xmlns:wp="http://schemas.openxmlformats.org/drawingml/2006/wordprocessingDrawing" xmlns:w10="urn:schemas-microsoft-com:office:word" xmlns:w="http://schemas.openxmlformats.org/wordprocessingml/2006/main" xmlns:w14="http://schemas.microsoft.com/office/word/2010/wordml" xmlns:w15="http://schemas.microsoft.com/office/word/2012/wordml" xmlns:w16cex="http://schemas.microsoft.com/office/word/2018/wordml/cex" xmlns:w16cid="http://schemas.microsoft.com/office/word/2016/wordml/cid" xmlns:w16="http://schemas.microsoft.com/office/word/2018/wordml" xmlns:w16du="http://schemas.microsoft.com/office/word/2023/wordml/word16du" xmlns:w16sdtdh="http://schemas.microsoft.com/office/word/2020/wordml/sdtdatahash" xmlns:w16sdtfl="http://schemas.microsoft.com/office/word/2024/wordml/sdtformatlock" xmlns:w16se="http://schemas.microsoft.com/office/word/2015/wordml/symex" xmlns:wpg="http://schemas.microsoft.com/office/word/2010/wordprocessingGroup" xmlns:wpi="http://schemas.microsoft.com/office/word/2010/wordprocessingInk" xmlns:wne="http://schemas.microsoft.com/office/word/2006/wordml" xmlns:wps="http://schemas.microsoft.com/office/word/2010/wordprocessingShape" mc:Ignorable="w14 w15 w16se w16cid w16 w16cex w16sdtdh w16sdtfl w16du wp14">
   <w:abstractNum w:abstractNumId="0" w15:restartNumberingAfterBreak="0">
-    <w:nsid w:val="25030A7A"/>
+    <w:nsid w:val="2A5245FA"/>
     <w:multiLevelType w:val="multilevel"/>
-    <w:tmpl w:val="2BDA9930"/>
+    <w:tmpl w:val="92E4C39E"/>
     <w:lvl w:ilvl="0">
       <w:start w:val="1"/>
       <w:numFmt w:val="bullet"/>
@@ -1447,9 +2755,9 @@
     </w:lvl>
   </w:abstractNum>
   <w:abstractNum w:abstractNumId="1" w15:restartNumberingAfterBreak="0">
-    <w:nsid w:val="3A615380"/>
+    <w:nsid w:val="3076620D"/>
     <w:multiLevelType w:val="multilevel"/>
-    <w:tmpl w:val="1D049D5E"/>
+    <w:tmpl w:val="BD48E434"/>
     <w:lvl w:ilvl="0">
       <w:start w:val="1"/>
       <w:numFmt w:val="bullet"/>
@@ -1596,9 +2904,9 @@
     </w:lvl>
   </w:abstractNum>
   <w:abstractNum w:abstractNumId="2" w15:restartNumberingAfterBreak="0">
-    <w:nsid w:val="5035428C"/>
+    <w:nsid w:val="403B6B86"/>
     <w:multiLevelType w:val="multilevel"/>
-    <w:tmpl w:val="55E6B718"/>
+    <w:tmpl w:val="6EFC197C"/>
     <w:lvl w:ilvl="0">
       <w:start w:val="1"/>
       <w:numFmt w:val="bullet"/>
@@ -1745,9 +3053,9 @@
     </w:lvl>
   </w:abstractNum>
   <w:abstractNum w:abstractNumId="3" w15:restartNumberingAfterBreak="0">
-    <w:nsid w:val="6DDB38DF"/>
+    <w:nsid w:val="48C312DE"/>
     <w:multiLevelType w:val="multilevel"/>
-    <w:tmpl w:val="159660E8"/>
+    <w:tmpl w:val="020606F6"/>
     <w:lvl w:ilvl="0">
       <w:start w:val="1"/>
       <w:numFmt w:val="bullet"/>
@@ -1893,17 +3201,169 @@
       </w:rPr>
     </w:lvl>
   </w:abstractNum>
-  <w:num w:numId="1" w16cid:durableId="377826034">
+  <w:abstractNum w:abstractNumId="4" w15:restartNumberingAfterBreak="0">
+    <w:nsid w:val="5D1075BD"/>
+    <w:multiLevelType w:val="multilevel"/>
+    <w:tmpl w:val="327C101E"/>
+    <w:lvl w:ilvl="0">
+      <w:start w:val="1"/>
+      <w:numFmt w:val="bullet"/>
+      <w:lvlText w:val=""/>
+      <w:lvlJc w:val="left"/>
+      <w:pPr>
+        <w:tabs>
+          <w:tab w:val="num" w:pos="720"/>
+        </w:tabs>
+        <w:ind w:left="720" w:hanging="360"/>
+      </w:pPr>
+      <w:rPr>
+        <w:rFonts w:ascii="Symbol" w:hAnsi="Symbol" w:hint="default"/>
+        <w:sz w:val="20"/>
+      </w:rPr>
+    </w:lvl>
+    <w:lvl w:ilvl="1" w:tentative="1">
+      <w:start w:val="1"/>
+      <w:numFmt w:val="bullet"/>
+      <w:lvlText w:val="o"/>
+      <w:lvlJc w:val="left"/>
+      <w:pPr>
+        <w:tabs>
+          <w:tab w:val="num" w:pos="1440"/>
+        </w:tabs>
+        <w:ind w:left="1440" w:hanging="360"/>
+      </w:pPr>
+      <w:rPr>
+        <w:rFonts w:ascii="Courier New" w:hAnsi="Courier New" w:hint="default"/>
+        <w:sz w:val="20"/>
+      </w:rPr>
+    </w:lvl>
+    <w:lvl w:ilvl="2" w:tentative="1">
+      <w:start w:val="1"/>
+      <w:numFmt w:val="bullet"/>
+      <w:lvlText w:val=""/>
+      <w:lvlJc w:val="left"/>
+      <w:pPr>
+        <w:tabs>
+          <w:tab w:val="num" w:pos="2160"/>
+        </w:tabs>
+        <w:ind w:left="2160" w:hanging="360"/>
+      </w:pPr>
+      <w:rPr>
+        <w:rFonts w:ascii="Wingdings" w:hAnsi="Wingdings" w:hint="default"/>
+        <w:sz w:val="20"/>
+      </w:rPr>
+    </w:lvl>
+    <w:lvl w:ilvl="3" w:tentative="1">
+      <w:start w:val="1"/>
+      <w:numFmt w:val="bullet"/>
+      <w:lvlText w:val=""/>
+      <w:lvlJc w:val="left"/>
+      <w:pPr>
+        <w:tabs>
+          <w:tab w:val="num" w:pos="2880"/>
+        </w:tabs>
+        <w:ind w:left="2880" w:hanging="360"/>
+      </w:pPr>
+      <w:rPr>
+        <w:rFonts w:ascii="Wingdings" w:hAnsi="Wingdings" w:hint="default"/>
+        <w:sz w:val="20"/>
+      </w:rPr>
+    </w:lvl>
+    <w:lvl w:ilvl="4" w:tentative="1">
+      <w:start w:val="1"/>
+      <w:numFmt w:val="bullet"/>
+      <w:lvlText w:val=""/>
+      <w:lvlJc w:val="left"/>
+      <w:pPr>
+        <w:tabs>
+          <w:tab w:val="num" w:pos="3600"/>
+        </w:tabs>
+        <w:ind w:left="3600" w:hanging="360"/>
+      </w:pPr>
+      <w:rPr>
+        <w:rFonts w:ascii="Wingdings" w:hAnsi="Wingdings" w:hint="default"/>
+        <w:sz w:val="20"/>
+      </w:rPr>
+    </w:lvl>
+    <w:lvl w:ilvl="5" w:tentative="1">
+      <w:start w:val="1"/>
+      <w:numFmt w:val="bullet"/>
+      <w:lvlText w:val=""/>
+      <w:lvlJc w:val="left"/>
+      <w:pPr>
+        <w:tabs>
+          <w:tab w:val="num" w:pos="4320"/>
+        </w:tabs>
+        <w:ind w:left="4320" w:hanging="360"/>
+      </w:pPr>
+      <w:rPr>
+        <w:rFonts w:ascii="Wingdings" w:hAnsi="Wingdings" w:hint="default"/>
+        <w:sz w:val="20"/>
+      </w:rPr>
+    </w:lvl>
+    <w:lvl w:ilvl="6" w:tentative="1">
+      <w:start w:val="1"/>
+      <w:numFmt w:val="bullet"/>
+      <w:lvlText w:val=""/>
+      <w:lvlJc w:val="left"/>
+      <w:pPr>
+        <w:tabs>
+          <w:tab w:val="num" w:pos="5040"/>
+        </w:tabs>
+        <w:ind w:left="5040" w:hanging="360"/>
+      </w:pPr>
+      <w:rPr>
+        <w:rFonts w:ascii="Wingdings" w:hAnsi="Wingdings" w:hint="default"/>
+        <w:sz w:val="20"/>
+      </w:rPr>
+    </w:lvl>
+    <w:lvl w:ilvl="7" w:tentative="1">
+      <w:start w:val="1"/>
+      <w:numFmt w:val="bullet"/>
+      <w:lvlText w:val=""/>
+      <w:lvlJc w:val="left"/>
+      <w:pPr>
+        <w:tabs>
+          <w:tab w:val="num" w:pos="5760"/>
+        </w:tabs>
+        <w:ind w:left="5760" w:hanging="360"/>
+      </w:pPr>
+      <w:rPr>
+        <w:rFonts w:ascii="Wingdings" w:hAnsi="Wingdings" w:hint="default"/>
+        <w:sz w:val="20"/>
+      </w:rPr>
+    </w:lvl>
+    <w:lvl w:ilvl="8" w:tentative="1">
+      <w:start w:val="1"/>
+      <w:numFmt w:val="bullet"/>
+      <w:lvlText w:val=""/>
+      <w:lvlJc w:val="left"/>
+      <w:pPr>
+        <w:tabs>
+          <w:tab w:val="num" w:pos="6480"/>
+        </w:tabs>
+        <w:ind w:left="6480" w:hanging="360"/>
+      </w:pPr>
+      <w:rPr>
+        <w:rFonts w:ascii="Wingdings" w:hAnsi="Wingdings" w:hint="default"/>
+        <w:sz w:val="20"/>
+      </w:rPr>
+    </w:lvl>
+  </w:abstractNum>
+  <w:num w:numId="1" w16cid:durableId="1375303285">
+    <w:abstractNumId w:val="4"/>
+  </w:num>
+  <w:num w:numId="2" w16cid:durableId="335303543">
+    <w:abstractNumId w:val="1"/>
+  </w:num>
+  <w:num w:numId="3" w16cid:durableId="2064021937">
+    <w:abstractNumId w:val="2"/>
+  </w:num>
+  <w:num w:numId="4" w16cid:durableId="727918164">
     <w:abstractNumId w:val="3"/>
   </w:num>
-  <w:num w:numId="2" w16cid:durableId="1335841851">
-    <w:abstractNumId w:val="2"/>
-  </w:num>
-  <w:num w:numId="3" w16cid:durableId="918369901">
+  <w:num w:numId="5" w16cid:durableId="367294407">
     <w:abstractNumId w:val="0"/>
-  </w:num>
-  <w:num w:numId="4" w16cid:durableId="1459494907">
-    <w:abstractNumId w:val="1"/>
   </w:num>
 </w:numbering>
 </file>
@@ -2395,7 +3855,7 @@
     <w:uiPriority w:val="9"/>
     <w:rPr>
       <w:rFonts w:asciiTheme="majorHAnsi" w:eastAsiaTheme="majorEastAsia" w:hAnsiTheme="majorHAnsi" w:cstheme="majorBidi"/>
-      <w:color w:val="2F5496" w:themeColor="accent1" w:themeShade="BF"/>
+      <w:color w:val="0F4761" w:themeColor="accent1" w:themeShade="BF"/>
       <w:sz w:val="40"/>
       <w:szCs w:val="40"/>
     </w:rPr>
@@ -2408,7 +3868,7 @@
     <w:semiHidden/>
     <w:rPr>
       <w:rFonts w:asciiTheme="majorHAnsi" w:eastAsiaTheme="majorEastAsia" w:hAnsiTheme="majorHAnsi" w:cstheme="majorBidi"/>
-      <w:color w:val="2F5496" w:themeColor="accent1" w:themeShade="BF"/>
+      <w:color w:val="0F4761" w:themeColor="accent1" w:themeShade="BF"/>
       <w:sz w:val="32"/>
       <w:szCs w:val="32"/>
     </w:rPr>
@@ -2421,7 +3881,7 @@
     <w:semiHidden/>
     <w:rPr>
       <w:rFonts w:asciiTheme="minorHAnsi" w:eastAsiaTheme="majorEastAsia" w:hAnsiTheme="minorHAnsi" w:cstheme="majorBidi"/>
-      <w:color w:val="2F5496" w:themeColor="accent1" w:themeShade="BF"/>
+      <w:color w:val="0F4761" w:themeColor="accent1" w:themeShade="BF"/>
       <w:sz w:val="28"/>
       <w:szCs w:val="28"/>
     </w:rPr>
@@ -2503,6 +3963,18 @@
       <w:bCs/>
     </w:rPr>
   </w:style>
+  <w:style w:type="character" w:styleId="CdigoHTML">
+    <w:name w:val="HTML Code"/>
+    <w:basedOn w:val="Fuentedeprrafopredeter"/>
+    <w:uiPriority w:val="99"/>
+    <w:semiHidden/>
+    <w:unhideWhenUsed/>
+    <w:rPr>
+      <w:rFonts w:ascii="Courier New" w:eastAsiaTheme="minorEastAsia" w:hAnsi="Courier New" w:cs="Courier New"/>
+      <w:sz w:val="20"/>
+      <w:szCs w:val="20"/>
+    </w:rPr>
+  </w:style>
 </w:styles>
 </file>
 
@@ -2517,39 +3989,39 @@
         <a:sysClr val="window" lastClr="FFFFFF"/>
       </a:lt1>
       <a:dk2>
-        <a:srgbClr val="44546A"/>
+        <a:srgbClr val="0E2841"/>
       </a:dk2>
       <a:lt2>
-        <a:srgbClr val="E7E6E6"/>
+        <a:srgbClr val="E8E8E8"/>
       </a:lt2>
       <a:accent1>
-        <a:srgbClr val="4472C4"/>
+        <a:srgbClr val="156082"/>
       </a:accent1>
       <a:accent2>
-        <a:srgbClr val="ED7D31"/>
+        <a:srgbClr val="E97132"/>
       </a:accent2>
       <a:accent3>
-        <a:srgbClr val="A5A5A5"/>
+        <a:srgbClr val="196B24"/>
       </a:accent3>
       <a:accent4>
-        <a:srgbClr val="FFC000"/>
+        <a:srgbClr val="0F9ED5"/>
       </a:accent4>
       <a:accent5>
-        <a:srgbClr val="5B9BD5"/>
+        <a:srgbClr val="A02B93"/>
       </a:accent5>
       <a:accent6>
-        <a:srgbClr val="70AD47"/>
+        <a:srgbClr val="4EA72E"/>
       </a:accent6>
       <a:hlink>
-        <a:srgbClr val="0563C1"/>
+        <a:srgbClr val="467886"/>
       </a:hlink>
       <a:folHlink>
-        <a:srgbClr val="954F72"/>
+        <a:srgbClr val="96607D"/>
       </a:folHlink>
     </a:clrScheme>
     <a:fontScheme name="Office">
       <a:majorFont>
-        <a:latin typeface="Calibri Light" panose="020F0302020204030204"/>
+        <a:latin typeface="Aptos Display" panose="02110004020202020204"/>
         <a:ea typeface=""/>
         <a:cs typeface=""/>
         <a:font script="Jpan" typeface="游ゴシック Light"/>
@@ -2601,7 +4073,7 @@
         <a:font script="Tfng" typeface="Ebrima"/>
       </a:majorFont>
       <a:minorFont>
-        <a:latin typeface="Calibri" panose="020F0502020204030204"/>
+        <a:latin typeface="Aptos" panose="02110004020202020204"/>
         <a:ea typeface=""/>
         <a:cs typeface=""/>
         <a:font script="Jpan" typeface="游明朝"/>
@@ -2712,13 +4184,6 @@
         </a:gradFill>
       </a:fillStyleLst>
       <a:lnStyleLst>
-        <a:ln w="6350" cap="flat" cmpd="sng" algn="ctr">
-          <a:solidFill>
-            <a:schemeClr val="phClr"/>
-          </a:solidFill>
-          <a:prstDash val="solid"/>
-          <a:miter lim="800000"/>
-        </a:ln>
         <a:ln w="12700" cap="flat" cmpd="sng" algn="ctr">
           <a:solidFill>
             <a:schemeClr val="phClr"/>
@@ -2727,6 +4192,13 @@
           <a:miter lim="800000"/>
         </a:ln>
         <a:ln w="19050" cap="flat" cmpd="sng" algn="ctr">
+          <a:solidFill>
+            <a:schemeClr val="phClr"/>
+          </a:solidFill>
+          <a:prstDash val="solid"/>
+          <a:miter lim="800000"/>
+        </a:ln>
+        <a:ln w="25400" cap="flat" cmpd="sng" algn="ctr">
           <a:solidFill>
             <a:schemeClr val="phClr"/>
           </a:solidFill>
@@ -2791,11 +4263,31 @@
       </a:bgFillStyleLst>
     </a:fmtScheme>
   </a:themeElements>
-  <a:objectDefaults/>
+  <a:objectDefaults>
+    <a:lnDef>
+      <a:spPr/>
+      <a:bodyPr/>
+      <a:lstStyle/>
+      <a:style>
+        <a:lnRef idx="2">
+          <a:schemeClr val="accent1"/>
+        </a:lnRef>
+        <a:fillRef idx="0">
+          <a:schemeClr val="accent1"/>
+        </a:fillRef>
+        <a:effectRef idx="1">
+          <a:schemeClr val="accent1"/>
+        </a:effectRef>
+        <a:fontRef idx="minor">
+          <a:schemeClr val="tx1"/>
+        </a:fontRef>
+      </a:style>
+    </a:lnDef>
+  </a:objectDefaults>
   <a:extraClrSchemeLst/>
   <a:extLst>
     <a:ext uri="{05A4C25C-085E-4340-85A3-A5531E510DB2}">
-      <thm15:themeFamily xmlns:thm15="http://schemas.microsoft.com/office/thememl/2012/main" name="Office Theme" id="{62F939B6-93AF-4DB8-9C6B-D6C7DFDC589F}" vid="{4A3C46E8-61CC-4603-A589-7422A47A8E4A}"/>
+      <thm15:themeFamily xmlns:thm15="http://schemas.microsoft.com/office/thememl/2012/main" name="Office Theme" id="{2E142A2C-CD16-42D6-873A-C26D2A0506FA}" vid="{1BDDFF52-6CD6-40A5-AB3C-68EB2F1E4D0A}"/>
     </a:ext>
   </a:extLst>
 </a:theme>

--- a/04-Abril-Mayo/Entregables/2026-05/03-Reporte_Monitoreo_Alertamiento_2026-05.docx
+++ b/04-Abril-Mayo/Entregables/2026-05/03-Reporte_Monitoreo_Alertamiento_2026-05.docx
@@ -13,7 +13,7 @@
         <w:rPr>
           <w:rFonts w:ascii="Calibri" w:eastAsia="Times New Roman" w:hAnsi="Calibri" w:cs="Calibri"/>
         </w:rPr>
-        <w:t>Reporte de Monitoreo, Alertamiento e Incidencias</w:t>
+        <w:t>Reporte Mensual de Monitoreo, Alertamiento e Incidencias</w:t>
       </w:r>
     </w:p>
     <w:p>
@@ -145,7 +145,21 @@
           <w:sz w:val="22"/>
           <w:szCs w:val="22"/>
         </w:rPr>
-        <w:t>Documentar las políticas de alertamiento, trazabilidad de incidencias operativas y resoluciones de seguridad identificadas durante mayo. Este reporte detalla la madurez de los procesos de *Root Cause Analysis* (RCA) instrumentados sobre ambos frentes: la plataforma MUSEMS-PU y el orquestador de descargas de Vida Saludable.</w:t>
+        <w:t xml:space="preserve">Presentar el avance mensual correspondiente a mayo de 2026 sobre el esquema de monitoreo, alertamiento y trazabilidad de incidencias. Este reporte documenta la evolución desde la estrategia teórica de abril hacia la resolución proactiva de incidentes reales (seguridad, interfaz de usuario y orquestación) aplicando procesos de *Root Cause Analysis* (RCA). Cubre los incidentes documentados en el ecosistema institucional </w:t>
+      </w:r>
+      <w:r>
+        <w:rPr>
+          <w:rStyle w:val="CdigoHTML"/>
+        </w:rPr>
+        <w:t>SEP_MUSEMS_PU</w:t>
+      </w:r>
+      <w:r>
+        <w:rPr>
+          <w:rFonts w:ascii="Calibri" w:hAnsi="Calibri" w:cs="Calibri"/>
+          <w:sz w:val="22"/>
+          <w:szCs w:val="22"/>
+        </w:rPr>
+        <w:t xml:space="preserve"> y en la Fase 2 del orquestador *Vida Saludable*.</w:t>
       </w:r>
     </w:p>
     <w:p>
@@ -159,7 +173,7 @@
         <w:rPr>
           <w:rFonts w:ascii="Calibri" w:eastAsia="Times New Roman" w:hAnsi="Calibri" w:cs="Calibri"/>
         </w:rPr>
-        <w:t>2. Eventos y Mitigaciones de Seguridad (Vida Saludable)</w:t>
+        <w:t>2. Alcance del Avance de Mayo</w:t>
       </w:r>
     </w:p>
     <w:p>
@@ -177,21 +191,7 @@
           <w:sz w:val="22"/>
           <w:szCs w:val="22"/>
         </w:rPr>
-        <w:t>El sistema de monitoreo humano y automático derivó en la identificación del incidente de seguridad crítico más relevante del mes, catalogado el 17 de abril/mayo y remediado íntegramente.</w:t>
-      </w:r>
-    </w:p>
-    <w:p>
-      <w:pPr>
-        <w:pStyle w:val="Ttulo3"/>
-        <w:rPr>
-          <w:rFonts w:ascii="Calibri" w:eastAsia="Times New Roman" w:hAnsi="Calibri" w:cs="Calibri"/>
-        </w:rPr>
-      </w:pPr>
-      <w:r>
-        <w:rPr>
-          <w:rFonts w:ascii="Calibri" w:eastAsia="Times New Roman" w:hAnsi="Calibri" w:cs="Calibri"/>
-        </w:rPr>
-        <w:t>2.1 Identificación de Violación a LGPDPPSO</w:t>
+        <w:t>Durante el mes de mayo, la observabilidad del sistema trascendió de la simple captura de *logs* (definida en abril) hacia un monitoreo reactivo y preventivo. El alcance de este mes incluyó:</w:t>
       </w:r>
     </w:p>
     <w:p>
@@ -209,34 +209,11 @@
       </w:pPr>
       <w:r>
         <w:rPr>
-          <w:rStyle w:val="Fuerte"/>
-          <w:rFonts w:ascii="Calibri" w:eastAsia="Times New Roman" w:hAnsi="Calibri" w:cs="Calibri"/>
-          <w:sz w:val="22"/>
-          <w:szCs w:val="22"/>
-        </w:rPr>
-        <w:t>Detección:</w:t>
-      </w:r>
-      <w:r>
-        <w:rPr>
-          <w:rFonts w:ascii="Calibri" w:eastAsia="Times New Roman" w:hAnsi="Calibri" w:cs="Calibri"/>
-          <w:sz w:val="22"/>
-          <w:szCs w:val="22"/>
-        </w:rPr>
-        <w:t xml:space="preserve"> El 17 de abril se detectó que un archivo temporal </w:t>
-      </w:r>
-      <w:r>
-        <w:rPr>
-          <w:rStyle w:val="CdigoHTML"/>
-        </w:rPr>
-        <w:t>MENORES_SIN_PADECIMIENTO.csv</w:t>
-      </w:r>
-      <w:r>
-        <w:rPr>
-          <w:rFonts w:ascii="Calibri" w:eastAsia="Times New Roman" w:hAnsi="Calibri" w:cs="Calibri"/>
-          <w:sz w:val="22"/>
-          <w:szCs w:val="22"/>
-        </w:rPr>
-        <w:t xml:space="preserve"> (12.6 MB, con 128,112 registros) fue subido por error al historial de Git, conteniendo datos personales (CURPs y nombres completos).</w:t>
+          <w:rFonts w:ascii="Calibri" w:eastAsia="Times New Roman" w:hAnsi="Calibri" w:cs="Calibri"/>
+          <w:sz w:val="22"/>
+          <w:szCs w:val="22"/>
+        </w:rPr>
+        <w:t>La detección, contención y erradicación de una filtración crítica de datos personales en el repositorio de código.</w:t>
       </w:r>
     </w:p>
     <w:p>
@@ -254,20 +231,11 @@
       </w:pPr>
       <w:r>
         <w:rPr>
-          <w:rStyle w:val="Fuerte"/>
-          <w:rFonts w:ascii="Calibri" w:eastAsia="Times New Roman" w:hAnsi="Calibri" w:cs="Calibri"/>
-          <w:sz w:val="22"/>
-          <w:szCs w:val="22"/>
-        </w:rPr>
-        <w:t>Criticidad:</w:t>
-      </w:r>
-      <w:r>
-        <w:rPr>
-          <w:rFonts w:ascii="Calibri" w:eastAsia="Times New Roman" w:hAnsi="Calibri" w:cs="Calibri"/>
-          <w:sz w:val="22"/>
-          <w:szCs w:val="22"/>
-        </w:rPr>
-        <w:t xml:space="preserve"> Riesgo legal de sanción administrativa por violación a los artículos 6, 11, 13 y 21 de la Ley de Protección de Datos.</w:t>
+          <w:rFonts w:ascii="Calibri" w:eastAsia="Times New Roman" w:hAnsi="Calibri" w:cs="Calibri"/>
+          <w:sz w:val="22"/>
+          <w:szCs w:val="22"/>
+        </w:rPr>
+        <w:t>El diagnóstico y resolución de problemas de *Information Leakage* en el Frontend del sistema secundario MUSEMS-PU.</w:t>
       </w:r>
     </w:p>
     <w:p>
@@ -285,12 +253,25 @@
       </w:pPr>
       <w:r>
         <w:rPr>
-          <w:rStyle w:val="Fuerte"/>
-          <w:rFonts w:ascii="Calibri" w:eastAsia="Times New Roman" w:hAnsi="Calibri" w:cs="Calibri"/>
-          <w:sz w:val="22"/>
-          <w:szCs w:val="22"/>
-        </w:rPr>
-        <w:t>Remediación Aplicada (RCA):</w:t>
+          <w:rFonts w:ascii="Calibri" w:eastAsia="Times New Roman" w:hAnsi="Calibri" w:cs="Calibri"/>
+          <w:sz w:val="22"/>
+          <w:szCs w:val="22"/>
+        </w:rPr>
+        <w:t>La recalibración de umbrales de alerta del orquestador, pasando de supuestos estáticos a límites probados bajo estrés transaccional (WAF/API IMSS).</w:t>
+      </w:r>
+    </w:p>
+    <w:p>
+      <w:pPr>
+        <w:pStyle w:val="Ttulo2"/>
+        <w:rPr>
+          <w:rFonts w:ascii="Calibri" w:eastAsia="Times New Roman" w:hAnsi="Calibri" w:cs="Calibri"/>
+        </w:rPr>
+      </w:pPr>
+      <w:r>
+        <w:rPr>
+          <w:rFonts w:ascii="Calibri" w:eastAsia="Times New Roman" w:hAnsi="Calibri" w:cs="Calibri"/>
+        </w:rPr>
+        <w:t>3. Eventos y Mitigaciones de Seguridad Crítica (Vida Saludable)</w:t>
       </w:r>
     </w:p>
     <w:p>
@@ -308,143 +289,1217 @@
           <w:sz w:val="22"/>
           <w:szCs w:val="22"/>
         </w:rPr>
-        <w:t xml:space="preserve">- </w:t>
-      </w:r>
-      <w:r>
-        <w:rPr>
-          <w:rStyle w:val="Fuerte"/>
-          <w:rFonts w:ascii="Calibri" w:hAnsi="Calibri" w:cs="Calibri"/>
-          <w:sz w:val="22"/>
-          <w:szCs w:val="22"/>
-        </w:rPr>
-        <w:t>Fase 1 (Inmediata):</w:t>
-      </w:r>
-      <w:r>
-        <w:rPr>
-          <w:rFonts w:ascii="Calibri" w:hAnsi="Calibri" w:cs="Calibri"/>
-          <w:sz w:val="22"/>
-          <w:szCs w:val="22"/>
-        </w:rPr>
-        <w:t xml:space="preserve"> Eliminación del archivo, reemplazo por </w:t>
-      </w:r>
-      <w:r>
-        <w:rPr>
-          <w:rStyle w:val="CdigoHTML"/>
-        </w:rPr>
-        <w:t>examples/*.csv</w:t>
-      </w:r>
-      <w:r>
-        <w:rPr>
-          <w:rFonts w:ascii="Calibri" w:hAnsi="Calibri" w:cs="Calibri"/>
-          <w:sz w:val="22"/>
-          <w:szCs w:val="22"/>
-        </w:rPr>
-        <w:t xml:space="preserve"> sintéticos, actualización estricta del </w:t>
-      </w:r>
-      <w:r>
-        <w:rPr>
-          <w:rStyle w:val="CdigoHTML"/>
-        </w:rPr>
-        <w:t>.gitignore</w:t>
-      </w:r>
-      <w:r>
-        <w:rPr>
-          <w:rFonts w:ascii="Calibri" w:hAnsi="Calibri" w:cs="Calibri"/>
-          <w:sz w:val="22"/>
-          <w:szCs w:val="22"/>
-        </w:rPr>
-        <w:t>.</w:t>
-      </w:r>
-    </w:p>
-    <w:p>
-      <w:pPr>
-        <w:pStyle w:val="NormalWeb"/>
-        <w:rPr>
-          <w:rFonts w:ascii="Calibri" w:hAnsi="Calibri" w:cs="Calibri"/>
-          <w:sz w:val="22"/>
-          <w:szCs w:val="22"/>
-        </w:rPr>
-      </w:pPr>
-      <w:r>
-        <w:rPr>
-          <w:rFonts w:ascii="Calibri" w:hAnsi="Calibri" w:cs="Calibri"/>
-          <w:sz w:val="22"/>
-          <w:szCs w:val="22"/>
-        </w:rPr>
-        <w:t xml:space="preserve">- </w:t>
-      </w:r>
-      <w:r>
-        <w:rPr>
-          <w:rStyle w:val="Fuerte"/>
-          <w:rFonts w:ascii="Calibri" w:hAnsi="Calibri" w:cs="Calibri"/>
-          <w:sz w:val="22"/>
-          <w:szCs w:val="22"/>
-        </w:rPr>
-        <w:t>Fase 2 (Profunda):</w:t>
-      </w:r>
-      <w:r>
-        <w:rPr>
-          <w:rFonts w:ascii="Calibri" w:hAnsi="Calibri" w:cs="Calibri"/>
-          <w:sz w:val="22"/>
-          <w:szCs w:val="22"/>
-        </w:rPr>
-        <w:t xml:space="preserve"> Reescritura absoluta del historial de Git en las ramas </w:t>
-      </w:r>
-      <w:r>
-        <w:rPr>
-          <w:rStyle w:val="CdigoHTML"/>
-        </w:rPr>
-        <w:t>feature</w:t>
-      </w:r>
-      <w:r>
-        <w:rPr>
-          <w:rFonts w:ascii="Calibri" w:hAnsi="Calibri" w:cs="Calibri"/>
-          <w:sz w:val="22"/>
-          <w:szCs w:val="22"/>
-        </w:rPr>
-        <w:t xml:space="preserve"> y </w:t>
-      </w:r>
-      <w:r>
-        <w:rPr>
-          <w:rStyle w:val="CdigoHTML"/>
-        </w:rPr>
-        <w:t>master</w:t>
-      </w:r>
-      <w:r>
-        <w:rPr>
-          <w:rFonts w:ascii="Calibri" w:hAnsi="Calibri" w:cs="Calibri"/>
-          <w:sz w:val="22"/>
-          <w:szCs w:val="22"/>
-        </w:rPr>
-        <w:t xml:space="preserve"> empleando </w:t>
-      </w:r>
-      <w:r>
-        <w:rPr>
-          <w:rStyle w:val="CdigoHTML"/>
-        </w:rPr>
-        <w:t>git filter-repo</w:t>
-      </w:r>
-      <w:r>
-        <w:rPr>
-          <w:rFonts w:ascii="Calibri" w:hAnsi="Calibri" w:cs="Calibri"/>
-          <w:sz w:val="22"/>
-          <w:szCs w:val="22"/>
-        </w:rPr>
-        <w:t>/</w:t>
-      </w:r>
-      <w:r>
-        <w:rPr>
-          <w:rStyle w:val="CdigoHTML"/>
-        </w:rPr>
-        <w:t>BFG Repo-Cleaner</w:t>
-      </w:r>
-      <w:r>
-        <w:rPr>
-          <w:rFonts w:ascii="Calibri" w:hAnsi="Calibri" w:cs="Calibri"/>
-          <w:sz w:val="22"/>
-          <w:szCs w:val="22"/>
-        </w:rPr>
-        <w:t>, revocando cualquier clon viejo del repositorio.</w:t>
+        <w:t>El sistema de revisión continua derivó en la identificación de incidentes de seguridad relevantes durante la transición de la Fase 2 (mayo). A continuación se expone la matriz de incidentes documentados:</w:t>
+      </w:r>
+    </w:p>
+    <w:p>
+      <w:pPr>
+        <w:pStyle w:val="Ttulo3"/>
+        <w:rPr>
+          <w:rFonts w:ascii="Calibri" w:eastAsia="Times New Roman" w:hAnsi="Calibri" w:cs="Calibri"/>
+        </w:rPr>
+      </w:pPr>
+      <w:r>
+        <w:rPr>
+          <w:rFonts w:ascii="Calibri" w:eastAsia="Times New Roman" w:hAnsi="Calibri" w:cs="Calibri"/>
+        </w:rPr>
+        <w:t>3.0 Matriz de Registro de Incidentes (Incident Log)</w:t>
+      </w:r>
+    </w:p>
+    <w:tbl>
+      <w:tblPr>
+        <w:tblW w:w="5000" w:type="pct"/>
+        <w:tblCellMar>
+          <w:top w:w="15" w:type="dxa"/>
+          <w:left w:w="15" w:type="dxa"/>
+          <w:bottom w:w="15" w:type="dxa"/>
+          <w:right w:w="15" w:type="dxa"/>
+        </w:tblCellMar>
+        <w:tblLook w:val="04A0" w:firstRow="1" w:lastRow="0" w:firstColumn="1" w:lastColumn="0" w:noHBand="0" w:noVBand="1"/>
+      </w:tblPr>
+      <w:tblGrid>
+        <w:gridCol w:w="1224"/>
+        <w:gridCol w:w="1364"/>
+        <w:gridCol w:w="1087"/>
+        <w:gridCol w:w="3541"/>
+        <w:gridCol w:w="984"/>
+        <w:gridCol w:w="1368"/>
+      </w:tblGrid>
+      <w:tr>
+        <w:trPr>
+          <w:tblHeader/>
+        </w:trPr>
+        <w:tc>
+          <w:tcPr>
+            <w:tcW w:w="0" w:type="auto"/>
+            <w:tcBorders>
+              <w:top w:val="single" w:sz="6" w:space="0" w:color="666666"/>
+              <w:left w:val="single" w:sz="6" w:space="0" w:color="666666"/>
+              <w:bottom w:val="single" w:sz="6" w:space="0" w:color="666666"/>
+              <w:right w:val="single" w:sz="6" w:space="0" w:color="666666"/>
+            </w:tcBorders>
+            <w:tcMar>
+              <w:top w:w="90" w:type="dxa"/>
+              <w:left w:w="90" w:type="dxa"/>
+              <w:bottom w:w="90" w:type="dxa"/>
+              <w:right w:w="90" w:type="dxa"/>
+            </w:tcMar>
+            <w:hideMark/>
+          </w:tcPr>
+          <w:p>
+            <w:pPr>
+              <w:spacing w:before="180" w:after="180"/>
+              <w:rPr>
+                <w:rFonts w:ascii="Calibri" w:eastAsia="Times New Roman" w:hAnsi="Calibri" w:cs="Calibri"/>
+                <w:b/>
+                <w:bCs/>
+                <w:sz w:val="22"/>
+                <w:szCs w:val="22"/>
+              </w:rPr>
+            </w:pPr>
+            <w:r>
+              <w:rPr>
+                <w:rFonts w:ascii="Calibri" w:eastAsia="Times New Roman" w:hAnsi="Calibri" w:cs="Calibri"/>
+                <w:b/>
+                <w:bCs/>
+                <w:sz w:val="22"/>
+                <w:szCs w:val="22"/>
+              </w:rPr>
+              <w:lastRenderedPageBreak/>
+              <w:t>ID de Incidente</w:t>
+            </w:r>
+          </w:p>
+        </w:tc>
+        <w:tc>
+          <w:tcPr>
+            <w:tcW w:w="0" w:type="auto"/>
+            <w:tcBorders>
+              <w:top w:val="single" w:sz="6" w:space="0" w:color="666666"/>
+              <w:left w:val="single" w:sz="6" w:space="0" w:color="666666"/>
+              <w:bottom w:val="single" w:sz="6" w:space="0" w:color="666666"/>
+              <w:right w:val="single" w:sz="6" w:space="0" w:color="666666"/>
+            </w:tcBorders>
+            <w:tcMar>
+              <w:top w:w="90" w:type="dxa"/>
+              <w:left w:w="90" w:type="dxa"/>
+              <w:bottom w:w="90" w:type="dxa"/>
+              <w:right w:w="90" w:type="dxa"/>
+            </w:tcMar>
+            <w:hideMark/>
+          </w:tcPr>
+          <w:p>
+            <w:pPr>
+              <w:spacing w:before="180" w:after="180"/>
+              <w:rPr>
+                <w:rFonts w:ascii="Calibri" w:eastAsia="Times New Roman" w:hAnsi="Calibri" w:cs="Calibri"/>
+                <w:b/>
+                <w:bCs/>
+                <w:sz w:val="22"/>
+                <w:szCs w:val="22"/>
+              </w:rPr>
+            </w:pPr>
+            <w:r>
+              <w:rPr>
+                <w:rFonts w:ascii="Calibri" w:eastAsia="Times New Roman" w:hAnsi="Calibri" w:cs="Calibri"/>
+                <w:b/>
+                <w:bCs/>
+                <w:sz w:val="22"/>
+                <w:szCs w:val="22"/>
+              </w:rPr>
+              <w:t>Componente Afectado</w:t>
+            </w:r>
+          </w:p>
+        </w:tc>
+        <w:tc>
+          <w:tcPr>
+            <w:tcW w:w="0" w:type="auto"/>
+            <w:tcBorders>
+              <w:top w:val="single" w:sz="6" w:space="0" w:color="666666"/>
+              <w:left w:val="single" w:sz="6" w:space="0" w:color="666666"/>
+              <w:bottom w:val="single" w:sz="6" w:space="0" w:color="666666"/>
+              <w:right w:val="single" w:sz="6" w:space="0" w:color="666666"/>
+            </w:tcBorders>
+            <w:tcMar>
+              <w:top w:w="90" w:type="dxa"/>
+              <w:left w:w="90" w:type="dxa"/>
+              <w:bottom w:w="90" w:type="dxa"/>
+              <w:right w:w="90" w:type="dxa"/>
+            </w:tcMar>
+            <w:hideMark/>
+          </w:tcPr>
+          <w:p>
+            <w:pPr>
+              <w:spacing w:before="180" w:after="180"/>
+              <w:rPr>
+                <w:rFonts w:ascii="Calibri" w:eastAsia="Times New Roman" w:hAnsi="Calibri" w:cs="Calibri"/>
+                <w:b/>
+                <w:bCs/>
+                <w:sz w:val="22"/>
+                <w:szCs w:val="22"/>
+              </w:rPr>
+            </w:pPr>
+            <w:r>
+              <w:rPr>
+                <w:rFonts w:ascii="Calibri" w:eastAsia="Times New Roman" w:hAnsi="Calibri" w:cs="Calibri"/>
+                <w:b/>
+                <w:bCs/>
+                <w:sz w:val="22"/>
+                <w:szCs w:val="22"/>
+              </w:rPr>
+              <w:t>Severidad</w:t>
+            </w:r>
+          </w:p>
+        </w:tc>
+        <w:tc>
+          <w:tcPr>
+            <w:tcW w:w="0" w:type="auto"/>
+            <w:tcBorders>
+              <w:top w:val="single" w:sz="6" w:space="0" w:color="666666"/>
+              <w:left w:val="single" w:sz="6" w:space="0" w:color="666666"/>
+              <w:bottom w:val="single" w:sz="6" w:space="0" w:color="666666"/>
+              <w:right w:val="single" w:sz="6" w:space="0" w:color="666666"/>
+            </w:tcBorders>
+            <w:tcMar>
+              <w:top w:w="90" w:type="dxa"/>
+              <w:left w:w="90" w:type="dxa"/>
+              <w:bottom w:w="90" w:type="dxa"/>
+              <w:right w:w="90" w:type="dxa"/>
+            </w:tcMar>
+            <w:hideMark/>
+          </w:tcPr>
+          <w:p>
+            <w:pPr>
+              <w:spacing w:before="180" w:after="180"/>
+              <w:rPr>
+                <w:rFonts w:ascii="Calibri" w:eastAsia="Times New Roman" w:hAnsi="Calibri" w:cs="Calibri"/>
+                <w:b/>
+                <w:bCs/>
+                <w:sz w:val="22"/>
+                <w:szCs w:val="22"/>
+              </w:rPr>
+            </w:pPr>
+            <w:r>
+              <w:rPr>
+                <w:rFonts w:ascii="Calibri" w:eastAsia="Times New Roman" w:hAnsi="Calibri" w:cs="Calibri"/>
+                <w:b/>
+                <w:bCs/>
+                <w:sz w:val="22"/>
+                <w:szCs w:val="22"/>
+              </w:rPr>
+              <w:t>Descripción Corta</w:t>
+            </w:r>
+          </w:p>
+        </w:tc>
+        <w:tc>
+          <w:tcPr>
+            <w:tcW w:w="0" w:type="auto"/>
+            <w:tcBorders>
+              <w:top w:val="single" w:sz="6" w:space="0" w:color="666666"/>
+              <w:left w:val="single" w:sz="6" w:space="0" w:color="666666"/>
+              <w:bottom w:val="single" w:sz="6" w:space="0" w:color="666666"/>
+              <w:right w:val="single" w:sz="6" w:space="0" w:color="666666"/>
+            </w:tcBorders>
+            <w:tcMar>
+              <w:top w:w="90" w:type="dxa"/>
+              <w:left w:w="90" w:type="dxa"/>
+              <w:bottom w:w="90" w:type="dxa"/>
+              <w:right w:w="90" w:type="dxa"/>
+            </w:tcMar>
+            <w:hideMark/>
+          </w:tcPr>
+          <w:p>
+            <w:pPr>
+              <w:spacing w:before="180" w:after="180"/>
+              <w:rPr>
+                <w:rFonts w:ascii="Calibri" w:eastAsia="Times New Roman" w:hAnsi="Calibri" w:cs="Calibri"/>
+                <w:b/>
+                <w:bCs/>
+                <w:sz w:val="22"/>
+                <w:szCs w:val="22"/>
+              </w:rPr>
+            </w:pPr>
+            <w:r>
+              <w:rPr>
+                <w:rFonts w:ascii="Calibri" w:eastAsia="Times New Roman" w:hAnsi="Calibri" w:cs="Calibri"/>
+                <w:b/>
+                <w:bCs/>
+                <w:sz w:val="22"/>
+                <w:szCs w:val="22"/>
+              </w:rPr>
+              <w:t>Estado Actual</w:t>
+            </w:r>
+          </w:p>
+        </w:tc>
+        <w:tc>
+          <w:tcPr>
+            <w:tcW w:w="0" w:type="auto"/>
+            <w:tcBorders>
+              <w:top w:val="single" w:sz="6" w:space="0" w:color="666666"/>
+              <w:left w:val="single" w:sz="6" w:space="0" w:color="666666"/>
+              <w:bottom w:val="single" w:sz="6" w:space="0" w:color="666666"/>
+              <w:right w:val="single" w:sz="6" w:space="0" w:color="666666"/>
+            </w:tcBorders>
+            <w:tcMar>
+              <w:top w:w="90" w:type="dxa"/>
+              <w:left w:w="90" w:type="dxa"/>
+              <w:bottom w:w="90" w:type="dxa"/>
+              <w:right w:w="90" w:type="dxa"/>
+            </w:tcMar>
+            <w:hideMark/>
+          </w:tcPr>
+          <w:p>
+            <w:pPr>
+              <w:spacing w:before="180" w:after="180"/>
+              <w:rPr>
+                <w:rFonts w:ascii="Calibri" w:eastAsia="Times New Roman" w:hAnsi="Calibri" w:cs="Calibri"/>
+                <w:b/>
+                <w:bCs/>
+                <w:sz w:val="22"/>
+                <w:szCs w:val="22"/>
+              </w:rPr>
+            </w:pPr>
+            <w:r>
+              <w:rPr>
+                <w:rFonts w:ascii="Calibri" w:eastAsia="Times New Roman" w:hAnsi="Calibri" w:cs="Calibri"/>
+                <w:b/>
+                <w:bCs/>
+                <w:sz w:val="22"/>
+                <w:szCs w:val="22"/>
+              </w:rPr>
+              <w:t>Tiempo de Remediación</w:t>
+            </w:r>
+          </w:p>
+        </w:tc>
+      </w:tr>
+      <w:tr>
+        <w:tc>
+          <w:tcPr>
+            <w:tcW w:w="0" w:type="auto"/>
+            <w:tcBorders>
+              <w:top w:val="single" w:sz="6" w:space="0" w:color="666666"/>
+              <w:left w:val="single" w:sz="6" w:space="0" w:color="666666"/>
+              <w:bottom w:val="single" w:sz="6" w:space="0" w:color="666666"/>
+              <w:right w:val="single" w:sz="6" w:space="0" w:color="666666"/>
+            </w:tcBorders>
+            <w:tcMar>
+              <w:top w:w="90" w:type="dxa"/>
+              <w:left w:w="90" w:type="dxa"/>
+              <w:bottom w:w="90" w:type="dxa"/>
+              <w:right w:w="90" w:type="dxa"/>
+            </w:tcMar>
+            <w:hideMark/>
+          </w:tcPr>
+          <w:p>
+            <w:pPr>
+              <w:spacing w:before="180" w:after="180"/>
+              <w:rPr>
+                <w:rFonts w:ascii="Calibri" w:eastAsia="Times New Roman" w:hAnsi="Calibri" w:cs="Calibri"/>
+                <w:sz w:val="22"/>
+                <w:szCs w:val="22"/>
+              </w:rPr>
+            </w:pPr>
+            <w:r>
+              <w:rPr>
+                <w:rStyle w:val="Fuerte"/>
+                <w:rFonts w:ascii="Calibri" w:eastAsia="Times New Roman" w:hAnsi="Calibri" w:cs="Calibri"/>
+                <w:sz w:val="22"/>
+                <w:szCs w:val="22"/>
+              </w:rPr>
+              <w:t>LGPDPPSO-01</w:t>
+            </w:r>
+          </w:p>
+        </w:tc>
+        <w:tc>
+          <w:tcPr>
+            <w:tcW w:w="0" w:type="auto"/>
+            <w:tcBorders>
+              <w:top w:val="single" w:sz="6" w:space="0" w:color="666666"/>
+              <w:left w:val="single" w:sz="6" w:space="0" w:color="666666"/>
+              <w:bottom w:val="single" w:sz="6" w:space="0" w:color="666666"/>
+              <w:right w:val="single" w:sz="6" w:space="0" w:color="666666"/>
+            </w:tcBorders>
+            <w:tcMar>
+              <w:top w:w="90" w:type="dxa"/>
+              <w:left w:w="90" w:type="dxa"/>
+              <w:bottom w:w="90" w:type="dxa"/>
+              <w:right w:w="90" w:type="dxa"/>
+            </w:tcMar>
+            <w:hideMark/>
+          </w:tcPr>
+          <w:p>
+            <w:pPr>
+              <w:spacing w:before="180" w:after="180"/>
+              <w:rPr>
+                <w:rFonts w:ascii="Calibri" w:eastAsia="Times New Roman" w:hAnsi="Calibri" w:cs="Calibri"/>
+                <w:sz w:val="22"/>
+                <w:szCs w:val="22"/>
+              </w:rPr>
+            </w:pPr>
+            <w:r>
+              <w:rPr>
+                <w:rFonts w:ascii="Calibri" w:eastAsia="Times New Roman" w:hAnsi="Calibri" w:cs="Calibri"/>
+                <w:sz w:val="22"/>
+                <w:szCs w:val="22"/>
+              </w:rPr>
+              <w:t>Git / Repositorio</w:t>
+            </w:r>
+          </w:p>
+        </w:tc>
+        <w:tc>
+          <w:tcPr>
+            <w:tcW w:w="0" w:type="auto"/>
+            <w:tcBorders>
+              <w:top w:val="single" w:sz="6" w:space="0" w:color="666666"/>
+              <w:left w:val="single" w:sz="6" w:space="0" w:color="666666"/>
+              <w:bottom w:val="single" w:sz="6" w:space="0" w:color="666666"/>
+              <w:right w:val="single" w:sz="6" w:space="0" w:color="666666"/>
+            </w:tcBorders>
+            <w:tcMar>
+              <w:top w:w="90" w:type="dxa"/>
+              <w:left w:w="90" w:type="dxa"/>
+              <w:bottom w:w="90" w:type="dxa"/>
+              <w:right w:w="90" w:type="dxa"/>
+            </w:tcMar>
+            <w:hideMark/>
+          </w:tcPr>
+          <w:p>
+            <w:pPr>
+              <w:spacing w:before="180" w:after="180"/>
+              <w:rPr>
+                <w:rFonts w:ascii="Calibri" w:eastAsia="Times New Roman" w:hAnsi="Calibri" w:cs="Calibri"/>
+                <w:sz w:val="22"/>
+                <w:szCs w:val="22"/>
+              </w:rPr>
+            </w:pPr>
+            <w:r>
+              <w:rPr>
+                <w:rStyle w:val="Fuerte"/>
+                <w:rFonts w:ascii="Calibri" w:eastAsia="Times New Roman" w:hAnsi="Calibri" w:cs="Calibri"/>
+                <w:sz w:val="22"/>
+                <w:szCs w:val="22"/>
+              </w:rPr>
+              <w:t>Crítica</w:t>
+            </w:r>
+          </w:p>
+        </w:tc>
+        <w:tc>
+          <w:tcPr>
+            <w:tcW w:w="0" w:type="auto"/>
+            <w:tcBorders>
+              <w:top w:val="single" w:sz="6" w:space="0" w:color="666666"/>
+              <w:left w:val="single" w:sz="6" w:space="0" w:color="666666"/>
+              <w:bottom w:val="single" w:sz="6" w:space="0" w:color="666666"/>
+              <w:right w:val="single" w:sz="6" w:space="0" w:color="666666"/>
+            </w:tcBorders>
+            <w:tcMar>
+              <w:top w:w="90" w:type="dxa"/>
+              <w:left w:w="90" w:type="dxa"/>
+              <w:bottom w:w="90" w:type="dxa"/>
+              <w:right w:w="90" w:type="dxa"/>
+            </w:tcMar>
+            <w:hideMark/>
+          </w:tcPr>
+          <w:p>
+            <w:pPr>
+              <w:spacing w:before="180" w:after="180"/>
+              <w:rPr>
+                <w:rFonts w:ascii="Calibri" w:eastAsia="Times New Roman" w:hAnsi="Calibri" w:cs="Calibri"/>
+                <w:sz w:val="22"/>
+                <w:szCs w:val="22"/>
+              </w:rPr>
+            </w:pPr>
+            <w:r>
+              <w:rPr>
+                <w:rFonts w:ascii="Calibri" w:eastAsia="Times New Roman" w:hAnsi="Calibri" w:cs="Calibri"/>
+                <w:sz w:val="22"/>
+                <w:szCs w:val="22"/>
+              </w:rPr>
+              <w:t xml:space="preserve">Filtración de archivo </w:t>
+            </w:r>
+            <w:r>
+              <w:rPr>
+                <w:rStyle w:val="CdigoHTML"/>
+              </w:rPr>
+              <w:t>MENORES_SIN_PADECIMIENTO.csv</w:t>
+            </w:r>
+            <w:r>
+              <w:rPr>
+                <w:rFonts w:ascii="Calibri" w:eastAsia="Times New Roman" w:hAnsi="Calibri" w:cs="Calibri"/>
+                <w:sz w:val="22"/>
+                <w:szCs w:val="22"/>
+              </w:rPr>
+              <w:t xml:space="preserve"> al historial.</w:t>
+            </w:r>
+          </w:p>
+        </w:tc>
+        <w:tc>
+          <w:tcPr>
+            <w:tcW w:w="0" w:type="auto"/>
+            <w:tcBorders>
+              <w:top w:val="single" w:sz="6" w:space="0" w:color="666666"/>
+              <w:left w:val="single" w:sz="6" w:space="0" w:color="666666"/>
+              <w:bottom w:val="single" w:sz="6" w:space="0" w:color="666666"/>
+              <w:right w:val="single" w:sz="6" w:space="0" w:color="666666"/>
+            </w:tcBorders>
+            <w:tcMar>
+              <w:top w:w="90" w:type="dxa"/>
+              <w:left w:w="90" w:type="dxa"/>
+              <w:bottom w:w="90" w:type="dxa"/>
+              <w:right w:w="90" w:type="dxa"/>
+            </w:tcMar>
+            <w:hideMark/>
+          </w:tcPr>
+          <w:p>
+            <w:pPr>
+              <w:spacing w:before="180" w:after="180"/>
+              <w:rPr>
+                <w:rFonts w:ascii="Calibri" w:eastAsia="Times New Roman" w:hAnsi="Calibri" w:cs="Calibri"/>
+                <w:sz w:val="22"/>
+                <w:szCs w:val="22"/>
+              </w:rPr>
+            </w:pPr>
+            <w:r>
+              <w:rPr>
+                <w:rFonts w:ascii="Calibri" w:eastAsia="Times New Roman" w:hAnsi="Calibri" w:cs="Calibri"/>
+                <w:sz w:val="22"/>
+                <w:szCs w:val="22"/>
+              </w:rPr>
+              <w:t>Resuelto</w:t>
+            </w:r>
+          </w:p>
+        </w:tc>
+        <w:tc>
+          <w:tcPr>
+            <w:tcW w:w="0" w:type="auto"/>
+            <w:tcBorders>
+              <w:top w:val="single" w:sz="6" w:space="0" w:color="666666"/>
+              <w:left w:val="single" w:sz="6" w:space="0" w:color="666666"/>
+              <w:bottom w:val="single" w:sz="6" w:space="0" w:color="666666"/>
+              <w:right w:val="single" w:sz="6" w:space="0" w:color="666666"/>
+            </w:tcBorders>
+            <w:tcMar>
+              <w:top w:w="90" w:type="dxa"/>
+              <w:left w:w="90" w:type="dxa"/>
+              <w:bottom w:w="90" w:type="dxa"/>
+              <w:right w:w="90" w:type="dxa"/>
+            </w:tcMar>
+            <w:hideMark/>
+          </w:tcPr>
+          <w:p>
+            <w:pPr>
+              <w:spacing w:before="180" w:after="180"/>
+              <w:rPr>
+                <w:rFonts w:ascii="Calibri" w:eastAsia="Times New Roman" w:hAnsi="Calibri" w:cs="Calibri"/>
+                <w:sz w:val="22"/>
+                <w:szCs w:val="22"/>
+              </w:rPr>
+            </w:pPr>
+            <w:r>
+              <w:rPr>
+                <w:rFonts w:ascii="Calibri" w:eastAsia="Times New Roman" w:hAnsi="Calibri" w:cs="Calibri"/>
+                <w:sz w:val="22"/>
+                <w:szCs w:val="22"/>
+              </w:rPr>
+              <w:t>4 horas</w:t>
+            </w:r>
+          </w:p>
+        </w:tc>
+      </w:tr>
+      <w:tr>
+        <w:tc>
+          <w:tcPr>
+            <w:tcW w:w="0" w:type="auto"/>
+            <w:tcBorders>
+              <w:top w:val="single" w:sz="6" w:space="0" w:color="666666"/>
+              <w:left w:val="single" w:sz="6" w:space="0" w:color="666666"/>
+              <w:bottom w:val="single" w:sz="6" w:space="0" w:color="666666"/>
+              <w:right w:val="single" w:sz="6" w:space="0" w:color="666666"/>
+            </w:tcBorders>
+            <w:tcMar>
+              <w:top w:w="90" w:type="dxa"/>
+              <w:left w:w="90" w:type="dxa"/>
+              <w:bottom w:w="90" w:type="dxa"/>
+              <w:right w:w="90" w:type="dxa"/>
+            </w:tcMar>
+            <w:hideMark/>
+          </w:tcPr>
+          <w:p>
+            <w:pPr>
+              <w:spacing w:before="180" w:after="180"/>
+              <w:rPr>
+                <w:rFonts w:ascii="Calibri" w:eastAsia="Times New Roman" w:hAnsi="Calibri" w:cs="Calibri"/>
+                <w:sz w:val="22"/>
+                <w:szCs w:val="22"/>
+              </w:rPr>
+            </w:pPr>
+            <w:r>
+              <w:rPr>
+                <w:rStyle w:val="Fuerte"/>
+                <w:rFonts w:ascii="Calibri" w:eastAsia="Times New Roman" w:hAnsi="Calibri" w:cs="Calibri"/>
+                <w:sz w:val="22"/>
+                <w:szCs w:val="22"/>
+              </w:rPr>
+              <w:t>Issue #43</w:t>
+            </w:r>
+          </w:p>
+        </w:tc>
+        <w:tc>
+          <w:tcPr>
+            <w:tcW w:w="0" w:type="auto"/>
+            <w:tcBorders>
+              <w:top w:val="single" w:sz="6" w:space="0" w:color="666666"/>
+              <w:left w:val="single" w:sz="6" w:space="0" w:color="666666"/>
+              <w:bottom w:val="single" w:sz="6" w:space="0" w:color="666666"/>
+              <w:right w:val="single" w:sz="6" w:space="0" w:color="666666"/>
+            </w:tcBorders>
+            <w:tcMar>
+              <w:top w:w="90" w:type="dxa"/>
+              <w:left w:w="90" w:type="dxa"/>
+              <w:bottom w:w="90" w:type="dxa"/>
+              <w:right w:w="90" w:type="dxa"/>
+            </w:tcMar>
+            <w:hideMark/>
+          </w:tcPr>
+          <w:p>
+            <w:pPr>
+              <w:spacing w:before="180" w:after="180"/>
+              <w:rPr>
+                <w:rFonts w:ascii="Calibri" w:eastAsia="Times New Roman" w:hAnsi="Calibri" w:cs="Calibri"/>
+                <w:sz w:val="22"/>
+                <w:szCs w:val="22"/>
+              </w:rPr>
+            </w:pPr>
+            <w:r>
+              <w:rPr>
+                <w:rFonts w:ascii="Calibri" w:eastAsia="Times New Roman" w:hAnsi="Calibri" w:cs="Calibri"/>
+                <w:sz w:val="22"/>
+                <w:szCs w:val="22"/>
+              </w:rPr>
+              <w:t>Backend (FastAPI)</w:t>
+            </w:r>
+          </w:p>
+        </w:tc>
+        <w:tc>
+          <w:tcPr>
+            <w:tcW w:w="0" w:type="auto"/>
+            <w:tcBorders>
+              <w:top w:val="single" w:sz="6" w:space="0" w:color="666666"/>
+              <w:left w:val="single" w:sz="6" w:space="0" w:color="666666"/>
+              <w:bottom w:val="single" w:sz="6" w:space="0" w:color="666666"/>
+              <w:right w:val="single" w:sz="6" w:space="0" w:color="666666"/>
+            </w:tcBorders>
+            <w:tcMar>
+              <w:top w:w="90" w:type="dxa"/>
+              <w:left w:w="90" w:type="dxa"/>
+              <w:bottom w:w="90" w:type="dxa"/>
+              <w:right w:w="90" w:type="dxa"/>
+            </w:tcMar>
+            <w:hideMark/>
+          </w:tcPr>
+          <w:p>
+            <w:pPr>
+              <w:spacing w:before="180" w:after="180"/>
+              <w:rPr>
+                <w:rFonts w:ascii="Calibri" w:eastAsia="Times New Roman" w:hAnsi="Calibri" w:cs="Calibri"/>
+                <w:sz w:val="22"/>
+                <w:szCs w:val="22"/>
+              </w:rPr>
+            </w:pPr>
+            <w:r>
+              <w:rPr>
+                <w:rStyle w:val="Fuerte"/>
+                <w:rFonts w:ascii="Calibri" w:eastAsia="Times New Roman" w:hAnsi="Calibri" w:cs="Calibri"/>
+                <w:sz w:val="22"/>
+                <w:szCs w:val="22"/>
+              </w:rPr>
+              <w:t>Alta</w:t>
+            </w:r>
+          </w:p>
+        </w:tc>
+        <w:tc>
+          <w:tcPr>
+            <w:tcW w:w="0" w:type="auto"/>
+            <w:tcBorders>
+              <w:top w:val="single" w:sz="6" w:space="0" w:color="666666"/>
+              <w:left w:val="single" w:sz="6" w:space="0" w:color="666666"/>
+              <w:bottom w:val="single" w:sz="6" w:space="0" w:color="666666"/>
+              <w:right w:val="single" w:sz="6" w:space="0" w:color="666666"/>
+            </w:tcBorders>
+            <w:tcMar>
+              <w:top w:w="90" w:type="dxa"/>
+              <w:left w:w="90" w:type="dxa"/>
+              <w:bottom w:w="90" w:type="dxa"/>
+              <w:right w:w="90" w:type="dxa"/>
+            </w:tcMar>
+            <w:hideMark/>
+          </w:tcPr>
+          <w:p>
+            <w:pPr>
+              <w:spacing w:before="180" w:after="180"/>
+              <w:rPr>
+                <w:rFonts w:ascii="Calibri" w:eastAsia="Times New Roman" w:hAnsi="Calibri" w:cs="Calibri"/>
+                <w:sz w:val="22"/>
+                <w:szCs w:val="22"/>
+              </w:rPr>
+            </w:pPr>
+            <w:r>
+              <w:rPr>
+                <w:rFonts w:ascii="Calibri" w:eastAsia="Times New Roman" w:hAnsi="Calibri" w:cs="Calibri"/>
+                <w:sz w:val="22"/>
+                <w:szCs w:val="22"/>
+              </w:rPr>
+              <w:t>Falla global de Autenticación (</w:t>
+            </w:r>
+            <w:r>
+              <w:rPr>
+                <w:rStyle w:val="CdigoHTML"/>
+              </w:rPr>
+              <w:t>ValueError</w:t>
+            </w:r>
+            <w:r>
+              <w:rPr>
+                <w:rFonts w:ascii="Calibri" w:eastAsia="Times New Roman" w:hAnsi="Calibri" w:cs="Calibri"/>
+                <w:sz w:val="22"/>
+                <w:szCs w:val="22"/>
+              </w:rPr>
+              <w:t xml:space="preserve"> </w:t>
+            </w:r>
+            <w:r>
+              <w:rPr>
+                <w:rFonts w:ascii="Calibri" w:eastAsia="Times New Roman" w:hAnsi="Calibri" w:cs="Calibri"/>
+                <w:sz w:val="22"/>
+                <w:szCs w:val="22"/>
+              </w:rPr>
+              <w:t>en bcrypt 72 bytes).</w:t>
+            </w:r>
+          </w:p>
+        </w:tc>
+        <w:tc>
+          <w:tcPr>
+            <w:tcW w:w="0" w:type="auto"/>
+            <w:tcBorders>
+              <w:top w:val="single" w:sz="6" w:space="0" w:color="666666"/>
+              <w:left w:val="single" w:sz="6" w:space="0" w:color="666666"/>
+              <w:bottom w:val="single" w:sz="6" w:space="0" w:color="666666"/>
+              <w:right w:val="single" w:sz="6" w:space="0" w:color="666666"/>
+            </w:tcBorders>
+            <w:tcMar>
+              <w:top w:w="90" w:type="dxa"/>
+              <w:left w:w="90" w:type="dxa"/>
+              <w:bottom w:w="90" w:type="dxa"/>
+              <w:right w:w="90" w:type="dxa"/>
+            </w:tcMar>
+            <w:hideMark/>
+          </w:tcPr>
+          <w:p>
+            <w:pPr>
+              <w:spacing w:before="180" w:after="180"/>
+              <w:rPr>
+                <w:rFonts w:ascii="Calibri" w:eastAsia="Times New Roman" w:hAnsi="Calibri" w:cs="Calibri"/>
+                <w:sz w:val="22"/>
+                <w:szCs w:val="22"/>
+              </w:rPr>
+            </w:pPr>
+            <w:r>
+              <w:rPr>
+                <w:rFonts w:ascii="Calibri" w:eastAsia="Times New Roman" w:hAnsi="Calibri" w:cs="Calibri"/>
+                <w:sz w:val="22"/>
+                <w:szCs w:val="22"/>
+              </w:rPr>
+              <w:t>Resuelto</w:t>
+            </w:r>
+          </w:p>
+        </w:tc>
+        <w:tc>
+          <w:tcPr>
+            <w:tcW w:w="0" w:type="auto"/>
+            <w:tcBorders>
+              <w:top w:val="single" w:sz="6" w:space="0" w:color="666666"/>
+              <w:left w:val="single" w:sz="6" w:space="0" w:color="666666"/>
+              <w:bottom w:val="single" w:sz="6" w:space="0" w:color="666666"/>
+              <w:right w:val="single" w:sz="6" w:space="0" w:color="666666"/>
+            </w:tcBorders>
+            <w:tcMar>
+              <w:top w:w="90" w:type="dxa"/>
+              <w:left w:w="90" w:type="dxa"/>
+              <w:bottom w:w="90" w:type="dxa"/>
+              <w:right w:w="90" w:type="dxa"/>
+            </w:tcMar>
+            <w:hideMark/>
+          </w:tcPr>
+          <w:p>
+            <w:pPr>
+              <w:spacing w:before="180" w:after="180"/>
+              <w:rPr>
+                <w:rFonts w:ascii="Calibri" w:eastAsia="Times New Roman" w:hAnsi="Calibri" w:cs="Calibri"/>
+                <w:sz w:val="22"/>
+                <w:szCs w:val="22"/>
+              </w:rPr>
+            </w:pPr>
+            <w:r>
+              <w:rPr>
+                <w:rFonts w:ascii="Calibri" w:eastAsia="Times New Roman" w:hAnsi="Calibri" w:cs="Calibri"/>
+                <w:sz w:val="22"/>
+                <w:szCs w:val="22"/>
+              </w:rPr>
+              <w:t>2 horas</w:t>
+            </w:r>
+          </w:p>
+        </w:tc>
+      </w:tr>
+      <w:tr>
+        <w:tc>
+          <w:tcPr>
+            <w:tcW w:w="0" w:type="auto"/>
+            <w:tcBorders>
+              <w:top w:val="single" w:sz="6" w:space="0" w:color="666666"/>
+              <w:left w:val="single" w:sz="6" w:space="0" w:color="666666"/>
+              <w:bottom w:val="single" w:sz="6" w:space="0" w:color="666666"/>
+              <w:right w:val="single" w:sz="6" w:space="0" w:color="666666"/>
+            </w:tcBorders>
+            <w:tcMar>
+              <w:top w:w="90" w:type="dxa"/>
+              <w:left w:w="90" w:type="dxa"/>
+              <w:bottom w:w="90" w:type="dxa"/>
+              <w:right w:w="90" w:type="dxa"/>
+            </w:tcMar>
+            <w:hideMark/>
+          </w:tcPr>
+          <w:p>
+            <w:pPr>
+              <w:spacing w:before="180" w:after="180"/>
+              <w:rPr>
+                <w:rFonts w:ascii="Calibri" w:eastAsia="Times New Roman" w:hAnsi="Calibri" w:cs="Calibri"/>
+                <w:sz w:val="22"/>
+                <w:szCs w:val="22"/>
+              </w:rPr>
+            </w:pPr>
+            <w:r>
+              <w:rPr>
+                <w:rStyle w:val="Fuerte"/>
+                <w:rFonts w:ascii="Calibri" w:eastAsia="Times New Roman" w:hAnsi="Calibri" w:cs="Calibri"/>
+                <w:sz w:val="22"/>
+                <w:szCs w:val="22"/>
+              </w:rPr>
+              <w:t>Issue #45</w:t>
+            </w:r>
+          </w:p>
+        </w:tc>
+        <w:tc>
+          <w:tcPr>
+            <w:tcW w:w="0" w:type="auto"/>
+            <w:tcBorders>
+              <w:top w:val="single" w:sz="6" w:space="0" w:color="666666"/>
+              <w:left w:val="single" w:sz="6" w:space="0" w:color="666666"/>
+              <w:bottom w:val="single" w:sz="6" w:space="0" w:color="666666"/>
+              <w:right w:val="single" w:sz="6" w:space="0" w:color="666666"/>
+            </w:tcBorders>
+            <w:tcMar>
+              <w:top w:w="90" w:type="dxa"/>
+              <w:left w:w="90" w:type="dxa"/>
+              <w:bottom w:w="90" w:type="dxa"/>
+              <w:right w:w="90" w:type="dxa"/>
+            </w:tcMar>
+            <w:hideMark/>
+          </w:tcPr>
+          <w:p>
+            <w:pPr>
+              <w:spacing w:before="180" w:after="180"/>
+              <w:rPr>
+                <w:rFonts w:ascii="Calibri" w:eastAsia="Times New Roman" w:hAnsi="Calibri" w:cs="Calibri"/>
+                <w:sz w:val="22"/>
+                <w:szCs w:val="22"/>
+              </w:rPr>
+            </w:pPr>
+            <w:r>
+              <w:rPr>
+                <w:rFonts w:ascii="Calibri" w:eastAsia="Times New Roman" w:hAnsi="Calibri" w:cs="Calibri"/>
+                <w:sz w:val="22"/>
+                <w:szCs w:val="22"/>
+              </w:rPr>
+              <w:t>Frontend (React)</w:t>
+            </w:r>
+          </w:p>
+        </w:tc>
+        <w:tc>
+          <w:tcPr>
+            <w:tcW w:w="0" w:type="auto"/>
+            <w:tcBorders>
+              <w:top w:val="single" w:sz="6" w:space="0" w:color="666666"/>
+              <w:left w:val="single" w:sz="6" w:space="0" w:color="666666"/>
+              <w:bottom w:val="single" w:sz="6" w:space="0" w:color="666666"/>
+              <w:right w:val="single" w:sz="6" w:space="0" w:color="666666"/>
+            </w:tcBorders>
+            <w:tcMar>
+              <w:top w:w="90" w:type="dxa"/>
+              <w:left w:w="90" w:type="dxa"/>
+              <w:bottom w:w="90" w:type="dxa"/>
+              <w:right w:w="90" w:type="dxa"/>
+            </w:tcMar>
+            <w:hideMark/>
+          </w:tcPr>
+          <w:p>
+            <w:pPr>
+              <w:spacing w:before="180" w:after="180"/>
+              <w:rPr>
+                <w:rFonts w:ascii="Calibri" w:eastAsia="Times New Roman" w:hAnsi="Calibri" w:cs="Calibri"/>
+                <w:sz w:val="22"/>
+                <w:szCs w:val="22"/>
+              </w:rPr>
+            </w:pPr>
+            <w:r>
+              <w:rPr>
+                <w:rStyle w:val="Fuerte"/>
+                <w:rFonts w:ascii="Calibri" w:eastAsia="Times New Roman" w:hAnsi="Calibri" w:cs="Calibri"/>
+                <w:sz w:val="22"/>
+                <w:szCs w:val="22"/>
+              </w:rPr>
+              <w:t>Media</w:t>
+            </w:r>
+          </w:p>
+        </w:tc>
+        <w:tc>
+          <w:tcPr>
+            <w:tcW w:w="0" w:type="auto"/>
+            <w:tcBorders>
+              <w:top w:val="single" w:sz="6" w:space="0" w:color="666666"/>
+              <w:left w:val="single" w:sz="6" w:space="0" w:color="666666"/>
+              <w:bottom w:val="single" w:sz="6" w:space="0" w:color="666666"/>
+              <w:right w:val="single" w:sz="6" w:space="0" w:color="666666"/>
+            </w:tcBorders>
+            <w:tcMar>
+              <w:top w:w="90" w:type="dxa"/>
+              <w:left w:w="90" w:type="dxa"/>
+              <w:bottom w:w="90" w:type="dxa"/>
+              <w:right w:w="90" w:type="dxa"/>
+            </w:tcMar>
+            <w:hideMark/>
+          </w:tcPr>
+          <w:p>
+            <w:pPr>
+              <w:spacing w:before="180" w:after="180"/>
+              <w:rPr>
+                <w:rFonts w:ascii="Calibri" w:eastAsia="Times New Roman" w:hAnsi="Calibri" w:cs="Calibri"/>
+                <w:sz w:val="22"/>
+                <w:szCs w:val="22"/>
+              </w:rPr>
+            </w:pPr>
+            <w:r>
+              <w:rPr>
+                <w:rFonts w:ascii="Calibri" w:eastAsia="Times New Roman" w:hAnsi="Calibri" w:cs="Calibri"/>
+                <w:sz w:val="22"/>
+                <w:szCs w:val="22"/>
+              </w:rPr>
+              <w:t>Fugas de metadatos (UI de menús visibles sin permisos).</w:t>
+            </w:r>
+          </w:p>
+        </w:tc>
+        <w:tc>
+          <w:tcPr>
+            <w:tcW w:w="0" w:type="auto"/>
+            <w:tcBorders>
+              <w:top w:val="single" w:sz="6" w:space="0" w:color="666666"/>
+              <w:left w:val="single" w:sz="6" w:space="0" w:color="666666"/>
+              <w:bottom w:val="single" w:sz="6" w:space="0" w:color="666666"/>
+              <w:right w:val="single" w:sz="6" w:space="0" w:color="666666"/>
+            </w:tcBorders>
+            <w:tcMar>
+              <w:top w:w="90" w:type="dxa"/>
+              <w:left w:w="90" w:type="dxa"/>
+              <w:bottom w:w="90" w:type="dxa"/>
+              <w:right w:w="90" w:type="dxa"/>
+            </w:tcMar>
+            <w:hideMark/>
+          </w:tcPr>
+          <w:p>
+            <w:pPr>
+              <w:spacing w:before="180" w:after="180"/>
+              <w:rPr>
+                <w:rFonts w:ascii="Calibri" w:eastAsia="Times New Roman" w:hAnsi="Calibri" w:cs="Calibri"/>
+                <w:sz w:val="22"/>
+                <w:szCs w:val="22"/>
+              </w:rPr>
+            </w:pPr>
+            <w:r>
+              <w:rPr>
+                <w:rFonts w:ascii="Calibri" w:eastAsia="Times New Roman" w:hAnsi="Calibri" w:cs="Calibri"/>
+                <w:sz w:val="22"/>
+                <w:szCs w:val="22"/>
+              </w:rPr>
+              <w:t>Resuelto</w:t>
+            </w:r>
+          </w:p>
+        </w:tc>
+        <w:tc>
+          <w:tcPr>
+            <w:tcW w:w="0" w:type="auto"/>
+            <w:tcBorders>
+              <w:top w:val="single" w:sz="6" w:space="0" w:color="666666"/>
+              <w:left w:val="single" w:sz="6" w:space="0" w:color="666666"/>
+              <w:bottom w:val="single" w:sz="6" w:space="0" w:color="666666"/>
+              <w:right w:val="single" w:sz="6" w:space="0" w:color="666666"/>
+            </w:tcBorders>
+            <w:tcMar>
+              <w:top w:w="90" w:type="dxa"/>
+              <w:left w:w="90" w:type="dxa"/>
+              <w:bottom w:w="90" w:type="dxa"/>
+              <w:right w:w="90" w:type="dxa"/>
+            </w:tcMar>
+            <w:hideMark/>
+          </w:tcPr>
+          <w:p>
+            <w:pPr>
+              <w:spacing w:before="180" w:after="180"/>
+              <w:rPr>
+                <w:rFonts w:ascii="Calibri" w:eastAsia="Times New Roman" w:hAnsi="Calibri" w:cs="Calibri"/>
+                <w:sz w:val="22"/>
+                <w:szCs w:val="22"/>
+              </w:rPr>
+            </w:pPr>
+            <w:r>
+              <w:rPr>
+                <w:rFonts w:ascii="Calibri" w:eastAsia="Times New Roman" w:hAnsi="Calibri" w:cs="Calibri"/>
+                <w:sz w:val="22"/>
+                <w:szCs w:val="22"/>
+              </w:rPr>
+              <w:t>1.5 días (Refactor)</w:t>
+            </w:r>
+          </w:p>
+        </w:tc>
+      </w:tr>
+      <w:tr>
+        <w:tc>
+          <w:tcPr>
+            <w:tcW w:w="0" w:type="auto"/>
+            <w:tcBorders>
+              <w:top w:val="single" w:sz="6" w:space="0" w:color="666666"/>
+              <w:left w:val="single" w:sz="6" w:space="0" w:color="666666"/>
+              <w:bottom w:val="single" w:sz="6" w:space="0" w:color="666666"/>
+              <w:right w:val="single" w:sz="6" w:space="0" w:color="666666"/>
+            </w:tcBorders>
+            <w:tcMar>
+              <w:top w:w="90" w:type="dxa"/>
+              <w:left w:w="90" w:type="dxa"/>
+              <w:bottom w:w="90" w:type="dxa"/>
+              <w:right w:w="90" w:type="dxa"/>
+            </w:tcMar>
+            <w:hideMark/>
+          </w:tcPr>
+          <w:p>
+            <w:pPr>
+              <w:spacing w:before="180" w:after="180"/>
+              <w:rPr>
+                <w:rFonts w:ascii="Calibri" w:eastAsia="Times New Roman" w:hAnsi="Calibri" w:cs="Calibri"/>
+                <w:sz w:val="22"/>
+                <w:szCs w:val="22"/>
+              </w:rPr>
+            </w:pPr>
+            <w:r>
+              <w:rPr>
+                <w:rStyle w:val="Fuerte"/>
+                <w:rFonts w:ascii="Calibri" w:eastAsia="Times New Roman" w:hAnsi="Calibri" w:cs="Calibri"/>
+                <w:sz w:val="22"/>
+                <w:szCs w:val="22"/>
+              </w:rPr>
+              <w:t>WAF-429</w:t>
+            </w:r>
+          </w:p>
+        </w:tc>
+        <w:tc>
+          <w:tcPr>
+            <w:tcW w:w="0" w:type="auto"/>
+            <w:tcBorders>
+              <w:top w:val="single" w:sz="6" w:space="0" w:color="666666"/>
+              <w:left w:val="single" w:sz="6" w:space="0" w:color="666666"/>
+              <w:bottom w:val="single" w:sz="6" w:space="0" w:color="666666"/>
+              <w:right w:val="single" w:sz="6" w:space="0" w:color="666666"/>
+            </w:tcBorders>
+            <w:tcMar>
+              <w:top w:w="90" w:type="dxa"/>
+              <w:left w:w="90" w:type="dxa"/>
+              <w:bottom w:w="90" w:type="dxa"/>
+              <w:right w:w="90" w:type="dxa"/>
+            </w:tcMar>
+            <w:hideMark/>
+          </w:tcPr>
+          <w:p>
+            <w:pPr>
+              <w:spacing w:before="180" w:after="180"/>
+              <w:rPr>
+                <w:rFonts w:ascii="Calibri" w:eastAsia="Times New Roman" w:hAnsi="Calibri" w:cs="Calibri"/>
+                <w:sz w:val="22"/>
+                <w:szCs w:val="22"/>
+              </w:rPr>
+            </w:pPr>
+            <w:r>
+              <w:rPr>
+                <w:rFonts w:ascii="Calibri" w:eastAsia="Times New Roman" w:hAnsi="Calibri" w:cs="Calibri"/>
+                <w:sz w:val="22"/>
+                <w:szCs w:val="22"/>
+              </w:rPr>
+              <w:t>Orquestador (API)</w:t>
+            </w:r>
+          </w:p>
+        </w:tc>
+        <w:tc>
+          <w:tcPr>
+            <w:tcW w:w="0" w:type="auto"/>
+            <w:tcBorders>
+              <w:top w:val="single" w:sz="6" w:space="0" w:color="666666"/>
+              <w:left w:val="single" w:sz="6" w:space="0" w:color="666666"/>
+              <w:bottom w:val="single" w:sz="6" w:space="0" w:color="666666"/>
+              <w:right w:val="single" w:sz="6" w:space="0" w:color="666666"/>
+            </w:tcBorders>
+            <w:tcMar>
+              <w:top w:w="90" w:type="dxa"/>
+              <w:left w:w="90" w:type="dxa"/>
+              <w:bottom w:w="90" w:type="dxa"/>
+              <w:right w:w="90" w:type="dxa"/>
+            </w:tcMar>
+            <w:hideMark/>
+          </w:tcPr>
+          <w:p>
+            <w:pPr>
+              <w:spacing w:before="180" w:after="180"/>
+              <w:rPr>
+                <w:rFonts w:ascii="Calibri" w:eastAsia="Times New Roman" w:hAnsi="Calibri" w:cs="Calibri"/>
+                <w:sz w:val="22"/>
+                <w:szCs w:val="22"/>
+              </w:rPr>
+            </w:pPr>
+            <w:r>
+              <w:rPr>
+                <w:rStyle w:val="Fuerte"/>
+                <w:rFonts w:ascii="Calibri" w:eastAsia="Times New Roman" w:hAnsi="Calibri" w:cs="Calibri"/>
+                <w:sz w:val="22"/>
+                <w:szCs w:val="22"/>
+              </w:rPr>
+              <w:t>Media</w:t>
+            </w:r>
+          </w:p>
+        </w:tc>
+        <w:tc>
+          <w:tcPr>
+            <w:tcW w:w="0" w:type="auto"/>
+            <w:tcBorders>
+              <w:top w:val="single" w:sz="6" w:space="0" w:color="666666"/>
+              <w:left w:val="single" w:sz="6" w:space="0" w:color="666666"/>
+              <w:bottom w:val="single" w:sz="6" w:space="0" w:color="666666"/>
+              <w:right w:val="single" w:sz="6" w:space="0" w:color="666666"/>
+            </w:tcBorders>
+            <w:tcMar>
+              <w:top w:w="90" w:type="dxa"/>
+              <w:left w:w="90" w:type="dxa"/>
+              <w:bottom w:w="90" w:type="dxa"/>
+              <w:right w:w="90" w:type="dxa"/>
+            </w:tcMar>
+            <w:hideMark/>
+          </w:tcPr>
+          <w:p>
+            <w:pPr>
+              <w:spacing w:before="180" w:after="180"/>
+              <w:rPr>
+                <w:rFonts w:ascii="Calibri" w:eastAsia="Times New Roman" w:hAnsi="Calibri" w:cs="Calibri"/>
+                <w:sz w:val="22"/>
+                <w:szCs w:val="22"/>
+              </w:rPr>
+            </w:pPr>
+            <w:r>
+              <w:rPr>
+                <w:rFonts w:ascii="Calibri" w:eastAsia="Times New Roman" w:hAnsi="Calibri" w:cs="Calibri"/>
+                <w:sz w:val="22"/>
+                <w:szCs w:val="22"/>
+              </w:rPr>
+              <w:t>Bloqueos por *Too Many Requests* (Rate Limiting excedido).</w:t>
+            </w:r>
+          </w:p>
+        </w:tc>
+        <w:tc>
+          <w:tcPr>
+            <w:tcW w:w="0" w:type="auto"/>
+            <w:tcBorders>
+              <w:top w:val="single" w:sz="6" w:space="0" w:color="666666"/>
+              <w:left w:val="single" w:sz="6" w:space="0" w:color="666666"/>
+              <w:bottom w:val="single" w:sz="6" w:space="0" w:color="666666"/>
+              <w:right w:val="single" w:sz="6" w:space="0" w:color="666666"/>
+            </w:tcBorders>
+            <w:tcMar>
+              <w:top w:w="90" w:type="dxa"/>
+              <w:left w:w="90" w:type="dxa"/>
+              <w:bottom w:w="90" w:type="dxa"/>
+              <w:right w:w="90" w:type="dxa"/>
+            </w:tcMar>
+            <w:hideMark/>
+          </w:tcPr>
+          <w:p>
+            <w:pPr>
+              <w:spacing w:before="180" w:after="180"/>
+              <w:rPr>
+                <w:rFonts w:ascii="Calibri" w:eastAsia="Times New Roman" w:hAnsi="Calibri" w:cs="Calibri"/>
+                <w:sz w:val="22"/>
+                <w:szCs w:val="22"/>
+              </w:rPr>
+            </w:pPr>
+            <w:r>
+              <w:rPr>
+                <w:rFonts w:ascii="Calibri" w:eastAsia="Times New Roman" w:hAnsi="Calibri" w:cs="Calibri"/>
+                <w:sz w:val="22"/>
+                <w:szCs w:val="22"/>
+              </w:rPr>
+              <w:t>Mitigado</w:t>
+            </w:r>
+          </w:p>
+        </w:tc>
+        <w:tc>
+          <w:tcPr>
+            <w:tcW w:w="0" w:type="auto"/>
+            <w:tcBorders>
+              <w:top w:val="single" w:sz="6" w:space="0" w:color="666666"/>
+              <w:left w:val="single" w:sz="6" w:space="0" w:color="666666"/>
+              <w:bottom w:val="single" w:sz="6" w:space="0" w:color="666666"/>
+              <w:right w:val="single" w:sz="6" w:space="0" w:color="666666"/>
+            </w:tcBorders>
+            <w:tcMar>
+              <w:top w:w="90" w:type="dxa"/>
+              <w:left w:w="90" w:type="dxa"/>
+              <w:bottom w:w="90" w:type="dxa"/>
+              <w:right w:w="90" w:type="dxa"/>
+            </w:tcMar>
+            <w:hideMark/>
+          </w:tcPr>
+          <w:p>
+            <w:pPr>
+              <w:spacing w:before="180" w:after="180"/>
+              <w:rPr>
+                <w:rFonts w:ascii="Calibri" w:eastAsia="Times New Roman" w:hAnsi="Calibri" w:cs="Calibri"/>
+                <w:sz w:val="22"/>
+                <w:szCs w:val="22"/>
+              </w:rPr>
+            </w:pPr>
+            <w:r>
+              <w:rPr>
+                <w:rFonts w:ascii="Calibri" w:eastAsia="Times New Roman" w:hAnsi="Calibri" w:cs="Calibri"/>
+                <w:sz w:val="22"/>
+                <w:szCs w:val="22"/>
+              </w:rPr>
+              <w:t>Inmediato (Auto-ajuste)</w:t>
+            </w:r>
+          </w:p>
+        </w:tc>
+      </w:tr>
+    </w:tbl>
+    <w:p>
+      <w:pPr>
+        <w:pStyle w:val="Ttulo3"/>
+        <w:rPr>
+          <w:rFonts w:ascii="Calibri" w:eastAsia="Times New Roman" w:hAnsi="Calibri" w:cs="Calibri"/>
+        </w:rPr>
+      </w:pPr>
+      <w:r>
+        <w:rPr>
+          <w:rFonts w:ascii="Calibri" w:eastAsia="Times New Roman" w:hAnsi="Calibri" w:cs="Calibri"/>
+        </w:rPr>
+        <w:t>3.1 Identificación de Violación a LGPDPPSO (Incidente Nivel Crítico)</w:t>
       </w:r>
     </w:p>
     <w:p>
@@ -467,53 +1522,230 @@
           <w:sz w:val="22"/>
           <w:szCs w:val="22"/>
         </w:rPr>
-        <w:t>Medidas Preventivas Post-Mortem:</w:t>
-      </w:r>
-      <w:r>
-        <w:rPr>
-          <w:rFonts w:ascii="Calibri" w:eastAsia="Times New Roman" w:hAnsi="Calibri" w:cs="Calibri"/>
-          <w:sz w:val="22"/>
-          <w:szCs w:val="22"/>
-        </w:rPr>
-        <w:t xml:space="preserve"> Diseño de un script </w:t>
+        <w:t>Detección:</w:t>
+      </w:r>
+      <w:r>
+        <w:rPr>
+          <w:rFonts w:ascii="Calibri" w:eastAsia="Times New Roman" w:hAnsi="Calibri" w:cs="Calibri"/>
+          <w:sz w:val="22"/>
+          <w:szCs w:val="22"/>
+        </w:rPr>
+        <w:t xml:space="preserve"> Se detectó que el archivo de pruebas </w:t>
       </w:r>
       <w:r>
         <w:rPr>
           <w:rStyle w:val="CdigoHTML"/>
         </w:rPr>
-        <w:t>pre-commit</w:t>
-      </w:r>
-      <w:r>
-        <w:rPr>
-          <w:rFonts w:ascii="Calibri" w:eastAsia="Times New Roman" w:hAnsi="Calibri" w:cs="Calibri"/>
-          <w:sz w:val="22"/>
-          <w:szCs w:val="22"/>
-        </w:rPr>
-        <w:t xml:space="preserve"> hook local en Python (</w:t>
+        <w:t>MENORES_SIN_PADECIMIENTO.csv</w:t>
+      </w:r>
+      <w:r>
+        <w:rPr>
+          <w:rFonts w:ascii="Calibri" w:eastAsia="Times New Roman" w:hAnsi="Calibri" w:cs="Calibri"/>
+          <w:sz w:val="22"/>
+          <w:szCs w:val="22"/>
+        </w:rPr>
+        <w:t xml:space="preserve"> (12.6 MB, con 128,112 registros) fue subido por error al historial de Git, exponiendo datos personales reales (CURPs, correos y nombres completos).</w:t>
+      </w:r>
+    </w:p>
+    <w:p>
+      <w:pPr>
+        <w:numPr>
+          <w:ilvl w:val="0"/>
+          <w:numId w:val="2"/>
+        </w:numPr>
+        <w:spacing w:before="100" w:beforeAutospacing="1" w:after="100" w:afterAutospacing="1"/>
+        <w:rPr>
+          <w:rFonts w:ascii="Calibri" w:eastAsia="Times New Roman" w:hAnsi="Calibri" w:cs="Calibri"/>
+          <w:sz w:val="22"/>
+          <w:szCs w:val="22"/>
+        </w:rPr>
+      </w:pPr>
+      <w:r>
+        <w:rPr>
+          <w:rStyle w:val="Fuerte"/>
+          <w:rFonts w:ascii="Calibri" w:eastAsia="Times New Roman" w:hAnsi="Calibri" w:cs="Calibri"/>
+          <w:sz w:val="22"/>
+          <w:szCs w:val="22"/>
+        </w:rPr>
+        <w:t>Criticidad:</w:t>
+      </w:r>
+      <w:r>
+        <w:rPr>
+          <w:rFonts w:ascii="Calibri" w:eastAsia="Times New Roman" w:hAnsi="Calibri" w:cs="Calibri"/>
+          <w:sz w:val="22"/>
+          <w:szCs w:val="22"/>
+        </w:rPr>
+        <w:t xml:space="preserve"> Riesgo legal de sanción administrativa inminente por violación a los artículos 6, 11, 13 y 21 de la Ley General de Protección de Datos Personales en Posesión de Sujetos Obligados (LGPDPPSO).</w:t>
+      </w:r>
+    </w:p>
+    <w:p>
+      <w:pPr>
+        <w:numPr>
+          <w:ilvl w:val="0"/>
+          <w:numId w:val="2"/>
+        </w:numPr>
+        <w:spacing w:before="100" w:beforeAutospacing="1" w:after="100" w:afterAutospacing="1"/>
+        <w:rPr>
+          <w:rFonts w:ascii="Calibri" w:eastAsia="Times New Roman" w:hAnsi="Calibri" w:cs="Calibri"/>
+          <w:sz w:val="22"/>
+          <w:szCs w:val="22"/>
+        </w:rPr>
+      </w:pPr>
+      <w:r>
+        <w:rPr>
+          <w:rStyle w:val="Fuerte"/>
+          <w:rFonts w:ascii="Calibri" w:eastAsia="Times New Roman" w:hAnsi="Calibri" w:cs="Calibri"/>
+          <w:sz w:val="22"/>
+          <w:szCs w:val="22"/>
+        </w:rPr>
+        <w:t>Análisis de Causa Raíz (RCA):</w:t>
+      </w:r>
+      <w:r>
+        <w:rPr>
+          <w:rFonts w:ascii="Calibri" w:eastAsia="Times New Roman" w:hAnsi="Calibri" w:cs="Calibri"/>
+          <w:sz w:val="22"/>
+          <w:szCs w:val="22"/>
+        </w:rPr>
+        <w:t xml:space="preserve"> Carencia de un filtro proactivo de pre-procesamiento en la máquina del desarrollador antes del empuje (push) al repositorio corporativo.</w:t>
+      </w:r>
+    </w:p>
+    <w:p>
+      <w:pPr>
+        <w:numPr>
+          <w:ilvl w:val="0"/>
+          <w:numId w:val="2"/>
+        </w:numPr>
+        <w:spacing w:before="100" w:beforeAutospacing="1" w:after="100" w:afterAutospacing="1"/>
+        <w:rPr>
+          <w:rFonts w:ascii="Calibri" w:eastAsia="Times New Roman" w:hAnsi="Calibri" w:cs="Calibri"/>
+          <w:sz w:val="22"/>
+          <w:szCs w:val="22"/>
+        </w:rPr>
+      </w:pPr>
+      <w:r>
+        <w:rPr>
+          <w:rStyle w:val="Fuerte"/>
+          <w:rFonts w:ascii="Calibri" w:eastAsia="Times New Roman" w:hAnsi="Calibri" w:cs="Calibri"/>
+          <w:sz w:val="22"/>
+          <w:szCs w:val="22"/>
+        </w:rPr>
+        <w:t>Remediación Aplicada:</w:t>
+      </w:r>
+    </w:p>
+    <w:p>
+      <w:pPr>
+        <w:pStyle w:val="NormalWeb"/>
+        <w:rPr>
+          <w:rFonts w:ascii="Calibri" w:hAnsi="Calibri" w:cs="Calibri"/>
+          <w:sz w:val="22"/>
+          <w:szCs w:val="22"/>
+        </w:rPr>
+      </w:pPr>
+      <w:r>
+        <w:rPr>
+          <w:rFonts w:ascii="Calibri" w:hAnsi="Calibri" w:cs="Calibri"/>
+          <w:sz w:val="22"/>
+          <w:szCs w:val="22"/>
+        </w:rPr>
+        <w:t xml:space="preserve">- </w:t>
+      </w:r>
+      <w:r>
+        <w:rPr>
+          <w:rStyle w:val="Fuerte"/>
+          <w:rFonts w:ascii="Calibri" w:hAnsi="Calibri" w:cs="Calibri"/>
+          <w:sz w:val="22"/>
+          <w:szCs w:val="22"/>
+        </w:rPr>
+        <w:t>Fase 1 (Inmediata y Contención):</w:t>
+      </w:r>
+      <w:r>
+        <w:rPr>
+          <w:rFonts w:ascii="Calibri" w:hAnsi="Calibri" w:cs="Calibri"/>
+          <w:sz w:val="22"/>
+          <w:szCs w:val="22"/>
+        </w:rPr>
+        <w:t xml:space="preserve"> Eliminación del archivo del directorio de trabajo, reemplazo por archivos sintéticos (</w:t>
       </w:r>
       <w:r>
         <w:rPr>
           <w:rStyle w:val="CdigoHTML"/>
         </w:rPr>
-        <w:t>.git/hooks/pre-commit</w:t>
-      </w:r>
-      <w:r>
-        <w:rPr>
-          <w:rFonts w:ascii="Calibri" w:eastAsia="Times New Roman" w:hAnsi="Calibri" w:cs="Calibri"/>
-          <w:sz w:val="22"/>
-          <w:szCs w:val="22"/>
-        </w:rPr>
-        <w:t xml:space="preserve">) que escanea preventivamente extensiones </w:t>
+        <w:t>examples/*.csv</w:t>
+      </w:r>
+      <w:r>
+        <w:rPr>
+          <w:rFonts w:ascii="Calibri" w:hAnsi="Calibri" w:cs="Calibri"/>
+          <w:sz w:val="22"/>
+          <w:szCs w:val="22"/>
+        </w:rPr>
+        <w:t xml:space="preserve">), y actualización estricta del archivo </w:t>
       </w:r>
       <w:r>
         <w:rPr>
           <w:rStyle w:val="CdigoHTML"/>
         </w:rPr>
-        <w:t>*.csv</w:t>
-      </w:r>
-      <w:r>
-        <w:rPr>
-          <w:rFonts w:ascii="Calibri" w:eastAsia="Times New Roman" w:hAnsi="Calibri" w:cs="Calibri"/>
+        <w:t>.gitignore</w:t>
+      </w:r>
+      <w:r>
+        <w:rPr>
+          <w:rFonts w:ascii="Calibri" w:hAnsi="Calibri" w:cs="Calibri"/>
+          <w:sz w:val="22"/>
+          <w:szCs w:val="22"/>
+        </w:rPr>
+        <w:t>.</w:t>
+      </w:r>
+    </w:p>
+    <w:p>
+      <w:pPr>
+        <w:pStyle w:val="NormalWeb"/>
+        <w:rPr>
+          <w:rFonts w:ascii="Calibri" w:hAnsi="Calibri" w:cs="Calibri"/>
+          <w:sz w:val="22"/>
+          <w:szCs w:val="22"/>
+        </w:rPr>
+      </w:pPr>
+      <w:r>
+        <w:rPr>
+          <w:rFonts w:ascii="Calibri" w:hAnsi="Calibri" w:cs="Calibri"/>
+          <w:sz w:val="22"/>
+          <w:szCs w:val="22"/>
+        </w:rPr>
+        <w:t xml:space="preserve">- </w:t>
+      </w:r>
+      <w:r>
+        <w:rPr>
+          <w:rStyle w:val="Fuerte"/>
+          <w:rFonts w:ascii="Calibri" w:hAnsi="Calibri" w:cs="Calibri"/>
+          <w:sz w:val="22"/>
+          <w:szCs w:val="22"/>
+        </w:rPr>
+        <w:t>Fase 2 (Erradicación Profunda):</w:t>
+      </w:r>
+      <w:r>
+        <w:rPr>
+          <w:rFonts w:ascii="Calibri" w:hAnsi="Calibri" w:cs="Calibri"/>
+          <w:sz w:val="22"/>
+          <w:szCs w:val="22"/>
+        </w:rPr>
+        <w:t xml:space="preserve"> </w:t>
+      </w:r>
+      <w:r>
+        <w:rPr>
+          <w:rFonts w:ascii="Calibri" w:hAnsi="Calibri" w:cs="Calibri"/>
+          <w:sz w:val="22"/>
+          <w:szCs w:val="22"/>
+        </w:rPr>
+        <w:t xml:space="preserve">Reescritura absoluta del historial de Git en las ramas </w:t>
+      </w:r>
+      <w:r>
+        <w:rPr>
+          <w:rStyle w:val="CdigoHTML"/>
+        </w:rPr>
+        <w:t>feature</w:t>
+      </w:r>
+      <w:r>
+        <w:rPr>
+          <w:rFonts w:ascii="Calibri" w:hAnsi="Calibri" w:cs="Calibri"/>
           <w:sz w:val="22"/>
           <w:szCs w:val="22"/>
         </w:rPr>
@@ -521,86 +1753,31 @@
       </w:r>
       <w:r>
         <w:rPr>
-          <w:rFonts w:ascii="Calibri" w:eastAsia="Times New Roman" w:hAnsi="Calibri" w:cs="Calibri"/>
-          <w:sz w:val="22"/>
-          <w:szCs w:val="22"/>
-        </w:rPr>
-        <w:lastRenderedPageBreak/>
-        <w:t xml:space="preserve">detiene commits que incluyan la palabra </w:t>
-      </w:r>
-      <w:r>
-        <w:rPr>
           <w:rStyle w:val="CdigoHTML"/>
         </w:rPr>
-        <w:t>MENORES</w:t>
-      </w:r>
-      <w:r>
-        <w:rPr>
-          <w:rFonts w:ascii="Calibri" w:eastAsia="Times New Roman" w:hAnsi="Calibri" w:cs="Calibri"/>
-          <w:sz w:val="22"/>
-          <w:szCs w:val="22"/>
-        </w:rPr>
-        <w:t xml:space="preserve"> o </w:t>
+        <w:t>master</w:t>
+      </w:r>
+      <w:r>
+        <w:rPr>
+          <w:rFonts w:ascii="Calibri" w:hAnsi="Calibri" w:cs="Calibri"/>
+          <w:sz w:val="22"/>
+          <w:szCs w:val="22"/>
+        </w:rPr>
+        <w:t xml:space="preserve"> empleando </w:t>
       </w:r>
       <w:r>
         <w:rPr>
           <w:rStyle w:val="CdigoHTML"/>
         </w:rPr>
-        <w:t>CURP</w:t>
-      </w:r>
-      <w:r>
-        <w:rPr>
-          <w:rFonts w:ascii="Calibri" w:eastAsia="Times New Roman" w:hAnsi="Calibri" w:cs="Calibri"/>
-          <w:sz w:val="22"/>
-          <w:szCs w:val="22"/>
-        </w:rPr>
-        <w:t>, acoplando la seguridad desde el control de versiones.</w:t>
-      </w:r>
-    </w:p>
-    <w:p>
-      <w:pPr>
-        <w:pStyle w:val="Ttulo2"/>
-        <w:rPr>
-          <w:rFonts w:ascii="Calibri" w:eastAsia="Times New Roman" w:hAnsi="Calibri" w:cs="Calibri"/>
-        </w:rPr>
-      </w:pPr>
-      <w:r>
-        <w:rPr>
-          <w:rFonts w:ascii="Calibri" w:eastAsia="Times New Roman" w:hAnsi="Calibri" w:cs="Calibri"/>
-        </w:rPr>
-        <w:t>3. Incidentes de Interfaz de Usuario (SEP_MUSEMS_PU - Issue #45)</w:t>
-      </w:r>
-    </w:p>
-    <w:p>
-      <w:pPr>
-        <w:pStyle w:val="NormalWeb"/>
+        <w:t>git filter-repo</w:t>
+      </w:r>
+      <w:r>
         <w:rPr>
           <w:rFonts w:ascii="Calibri" w:hAnsi="Calibri" w:cs="Calibri"/>
           <w:sz w:val="22"/>
           <w:szCs w:val="22"/>
         </w:rPr>
-      </w:pPr>
-      <w:r>
-        <w:rPr>
-          <w:rFonts w:ascii="Calibri" w:hAnsi="Calibri" w:cs="Calibri"/>
-          <w:sz w:val="22"/>
-          <w:szCs w:val="22"/>
-        </w:rPr>
-        <w:t>A la par, se instrumentó un esquema de monitorización sobre el Frontend del proyecto secundario para diagnosticar problemas de permisos y *Information Leakage*.</w:t>
-      </w:r>
-    </w:p>
-    <w:p>
-      <w:pPr>
-        <w:pStyle w:val="Ttulo3"/>
-        <w:rPr>
-          <w:rFonts w:ascii="Calibri" w:eastAsia="Times New Roman" w:hAnsi="Calibri" w:cs="Calibri"/>
-        </w:rPr>
-      </w:pPr>
-      <w:r>
-        <w:rPr>
-          <w:rFonts w:ascii="Calibri" w:eastAsia="Times New Roman" w:hAnsi="Calibri" w:cs="Calibri"/>
-        </w:rPr>
-        <w:t>3.1 Análisis de Causa Raíz (RCA) - Fugas de Metadatos</w:t>
+        <w:t>, lo cual requirió revocar y forzar la sincronización de todos los clones locales de los desarrolladores.</w:t>
       </w:r>
     </w:p>
     <w:p>
@@ -623,26 +1800,92 @@
           <w:sz w:val="22"/>
           <w:szCs w:val="22"/>
         </w:rPr>
-        <w:t>Síntoma Identificado:</w:t>
-      </w:r>
-      <w:r>
-        <w:rPr>
-          <w:rFonts w:ascii="Calibri" w:eastAsia="Times New Roman" w:hAnsi="Calibri" w:cs="Calibri"/>
-          <w:sz w:val="22"/>
-          <w:szCs w:val="22"/>
-        </w:rPr>
-        <w:t xml:space="preserve"> Los logs de red y reportes de usuario indicaban que usuarios con permisos restringidos podían ver y presionar pestañas críticas (Incidencias Técnicas, Deserción Bajas), arrojando errores recurrentes 403 HTTP.</w:t>
-      </w:r>
-    </w:p>
-    <w:p>
-      <w:pPr>
-        <w:numPr>
-          <w:ilvl w:val="0"/>
-          <w:numId w:val="3"/>
-        </w:numPr>
-        <w:spacing w:before="100" w:beforeAutospacing="1" w:after="100" w:afterAutospacing="1"/>
-        <w:rPr>
-          <w:rFonts w:ascii="Calibri" w:eastAsia="Times New Roman" w:hAnsi="Calibri" w:cs="Calibri"/>
+        <w:t>Medidas Preventivas Post-Mortem (Mejora Continua):</w:t>
+      </w:r>
+      <w:r>
+        <w:rPr>
+          <w:rFonts w:ascii="Calibri" w:eastAsia="Times New Roman" w:hAnsi="Calibri" w:cs="Calibri"/>
+          <w:sz w:val="22"/>
+          <w:szCs w:val="22"/>
+        </w:rPr>
+        <w:t xml:space="preserve"> Diseño e implementación obligatoria de un script </w:t>
+      </w:r>
+      <w:r>
+        <w:rPr>
+          <w:rStyle w:val="CdigoHTML"/>
+        </w:rPr>
+        <w:t>pre-commit</w:t>
+      </w:r>
+      <w:r>
+        <w:rPr>
+          <w:rFonts w:ascii="Calibri" w:eastAsia="Times New Roman" w:hAnsi="Calibri" w:cs="Calibri"/>
+          <w:sz w:val="22"/>
+          <w:szCs w:val="22"/>
+        </w:rPr>
+        <w:t xml:space="preserve"> local en Python (</w:t>
+      </w:r>
+      <w:r>
+        <w:rPr>
+          <w:rStyle w:val="CdigoHTML"/>
+        </w:rPr>
+        <w:t>.git/hooks/pre-commit</w:t>
+      </w:r>
+      <w:r>
+        <w:rPr>
+          <w:rFonts w:ascii="Calibri" w:eastAsia="Times New Roman" w:hAnsi="Calibri" w:cs="Calibri"/>
+          <w:sz w:val="22"/>
+          <w:szCs w:val="22"/>
+        </w:rPr>
+        <w:t xml:space="preserve">). Este *hook* escanea preventivamente cualquier archivo </w:t>
+      </w:r>
+      <w:r>
+        <w:rPr>
+          <w:rStyle w:val="CdigoHTML"/>
+        </w:rPr>
+        <w:t>*.csv</w:t>
+      </w:r>
+      <w:r>
+        <w:rPr>
+          <w:rFonts w:ascii="Calibri" w:eastAsia="Times New Roman" w:hAnsi="Calibri" w:cs="Calibri"/>
+          <w:sz w:val="22"/>
+          <w:szCs w:val="22"/>
+        </w:rPr>
+        <w:t xml:space="preserve"> modificado y aborta transacciones (commits) si detecta columnas o patrones con la palabra </w:t>
+      </w:r>
+      <w:r>
+        <w:rPr>
+          <w:rStyle w:val="CdigoHTML"/>
+        </w:rPr>
+        <w:t>MENORES</w:t>
+      </w:r>
+      <w:r>
+        <w:rPr>
+          <w:rFonts w:ascii="Calibri" w:eastAsia="Times New Roman" w:hAnsi="Calibri" w:cs="Calibri"/>
+          <w:sz w:val="22"/>
+          <w:szCs w:val="22"/>
+        </w:rPr>
+        <w:t xml:space="preserve"> o expresiones regulares que coincidan con </w:t>
+      </w:r>
+      <w:r>
+        <w:rPr>
+          <w:rStyle w:val="CdigoHTML"/>
+        </w:rPr>
+        <w:t>CURP</w:t>
+      </w:r>
+      <w:r>
+        <w:rPr>
+          <w:rFonts w:ascii="Calibri" w:eastAsia="Times New Roman" w:hAnsi="Calibri" w:cs="Calibri"/>
+          <w:sz w:val="22"/>
+          <w:szCs w:val="22"/>
+        </w:rPr>
+        <w:t>.</w:t>
+      </w:r>
+    </w:p>
+    <w:p>
+      <w:pPr>
+        <w:pStyle w:val="NormalWeb"/>
+        <w:rPr>
+          <w:rFonts w:ascii="Calibri" w:hAnsi="Calibri" w:cs="Calibri"/>
           <w:sz w:val="22"/>
           <w:szCs w:val="22"/>
         </w:rPr>
@@ -650,114 +1893,164 @@
       <w:r>
         <w:rPr>
           <w:rStyle w:val="Fuerte"/>
-          <w:rFonts w:ascii="Calibri" w:eastAsia="Times New Roman" w:hAnsi="Calibri" w:cs="Calibri"/>
-          <w:sz w:val="22"/>
-          <w:szCs w:val="22"/>
-        </w:rPr>
-        <w:t>Diagnóstico (Issue #45):</w:t>
-      </w:r>
-      <w:r>
-        <w:rPr>
-          <w:rFonts w:ascii="Calibri" w:eastAsia="Times New Roman" w:hAnsi="Calibri" w:cs="Calibri"/>
-          <w:sz w:val="22"/>
-          <w:szCs w:val="22"/>
-        </w:rPr>
-        <w:t xml:space="preserve"> El código en </w:t>
+          <w:rFonts w:ascii="Calibri" w:hAnsi="Calibri" w:cs="Calibri"/>
+          <w:sz w:val="22"/>
+          <w:szCs w:val="22"/>
+        </w:rPr>
+        <w:lastRenderedPageBreak/>
+        <w:t xml:space="preserve">Snippet del Hook </w:t>
       </w:r>
       <w:r>
         <w:rPr>
           <w:rStyle w:val="CdigoHTML"/>
-        </w:rPr>
-        <w:t>App.tsx</w:t>
-      </w:r>
-      <w:r>
-        <w:rPr>
-          <w:rFonts w:ascii="Calibri" w:eastAsia="Times New Roman" w:hAnsi="Calibri" w:cs="Calibri"/>
-          <w:sz w:val="22"/>
-          <w:szCs w:val="22"/>
-        </w:rPr>
-        <w:t xml:space="preserve"> poseía un acoplamiento incompleto de guardias de UI (</w:t>
-      </w:r>
-      <w:r>
-        <w:rPr>
-          <w:rStyle w:val="CdigoHTML"/>
-        </w:rPr>
-        <w:t>hasPermission(...)</w:t>
-      </w:r>
-      <w:r>
-        <w:rPr>
-          <w:rFonts w:ascii="Calibri" w:eastAsia="Times New Roman" w:hAnsi="Calibri" w:cs="Calibri"/>
-          <w:sz w:val="22"/>
-          <w:szCs w:val="22"/>
-        </w:rPr>
-        <w:t>). Se trataba de una falta de abstracción donde el menú imperativo permitía montajes de componentes por defecto.</w:t>
-      </w:r>
-    </w:p>
-    <w:p>
-      <w:pPr>
-        <w:numPr>
-          <w:ilvl w:val="0"/>
-          <w:numId w:val="3"/>
-        </w:numPr>
-        <w:spacing w:before="100" w:beforeAutospacing="1" w:after="100" w:afterAutospacing="1"/>
-        <w:rPr>
-          <w:rFonts w:ascii="Calibri" w:eastAsia="Times New Roman" w:hAnsi="Calibri" w:cs="Calibri"/>
-          <w:sz w:val="22"/>
-          <w:szCs w:val="22"/>
-        </w:rPr>
-      </w:pPr>
+          <w:b/>
+          <w:bCs/>
+        </w:rPr>
+        <w:t>pre-commit</w:t>
+      </w:r>
       <w:r>
         <w:rPr>
           <w:rStyle w:val="Fuerte"/>
-          <w:rFonts w:ascii="Calibri" w:eastAsia="Times New Roman" w:hAnsi="Calibri" w:cs="Calibri"/>
-          <w:sz w:val="22"/>
-          <w:szCs w:val="22"/>
-        </w:rPr>
-        <w:t>Remediación Estructural:</w:t>
-      </w:r>
-      <w:r>
-        <w:rPr>
-          <w:rFonts w:ascii="Calibri" w:eastAsia="Times New Roman" w:hAnsi="Calibri" w:cs="Calibri"/>
-          <w:sz w:val="22"/>
-          <w:szCs w:val="22"/>
-        </w:rPr>
-        <w:t xml:space="preserve"> Se refactorizó el menú hacia un arreglo de objetos (Data-driven menu) e implementó el componente </w:t>
-      </w:r>
-      <w:r>
-        <w:rPr>
-          <w:rStyle w:val="CdigoHTML"/>
-        </w:rPr>
-        <w:t>&lt;ProtectedRoute&gt;</w:t>
-      </w:r>
-      <w:r>
-        <w:rPr>
-          <w:rFonts w:ascii="Calibri" w:eastAsia="Times New Roman" w:hAnsi="Calibri" w:cs="Calibri"/>
-          <w:sz w:val="22"/>
-          <w:szCs w:val="22"/>
-        </w:rPr>
-        <w:t xml:space="preserve"> </w:t>
-      </w:r>
-      <w:r>
-        <w:rPr>
-          <w:rFonts w:ascii="Calibri" w:eastAsia="Times New Roman" w:hAnsi="Calibri" w:cs="Calibri"/>
-          <w:sz w:val="22"/>
-          <w:szCs w:val="22"/>
-        </w:rPr>
-        <w:t xml:space="preserve">para interceptar renders a nivel de React y validar contra la matriz de la tabla </w:t>
-      </w:r>
-      <w:r>
-        <w:rPr>
-          <w:rStyle w:val="CdigoHTML"/>
-        </w:rPr>
-        <w:t>CTMU064</w:t>
-      </w:r>
-      <w:r>
-        <w:rPr>
-          <w:rFonts w:ascii="Calibri" w:eastAsia="Times New Roman" w:hAnsi="Calibri" w:cs="Calibri"/>
-          <w:sz w:val="22"/>
-          <w:szCs w:val="22"/>
-        </w:rPr>
-        <w:t xml:space="preserve"> de Oracle.</w:t>
+          <w:rFonts w:ascii="Calibri" w:hAnsi="Calibri" w:cs="Calibri"/>
+          <w:sz w:val="22"/>
+          <w:szCs w:val="22"/>
+        </w:rPr>
+        <w:t xml:space="preserve"> implementado:</w:t>
+      </w:r>
+    </w:p>
+    <w:p>
+      <w:pPr>
+        <w:pStyle w:val="HTMLconformatoprevio"/>
+      </w:pPr>
+    </w:p>
+    <w:p>
+      <w:pPr>
+        <w:pStyle w:val="HTMLconformatoprevio"/>
+      </w:pPr>
+      <w:r>
+        <w:t>#!/usr/bin/env python3</w:t>
+      </w:r>
+    </w:p>
+    <w:p>
+      <w:pPr>
+        <w:pStyle w:val="HTMLconformatoprevio"/>
+      </w:pPr>
+      <w:r>
+        <w:t>import sys, re, subprocess</w:t>
+      </w:r>
+    </w:p>
+    <w:p>
+      <w:pPr>
+        <w:pStyle w:val="HTMLconformatoprevio"/>
+      </w:pPr>
+    </w:p>
+    <w:p>
+      <w:pPr>
+        <w:pStyle w:val="HTMLconformatoprevio"/>
+      </w:pPr>
+      <w:r>
+        <w:t># Regex para detectar CURPs en archivos modificados</w:t>
+      </w:r>
+    </w:p>
+    <w:p>
+      <w:pPr>
+        <w:pStyle w:val="HTMLconformatoprevio"/>
+      </w:pPr>
+      <w:r>
+        <w:t>CURP_REGEX = re.compile(r'</w:t>
+      </w:r>
+      <w:r>
+        <w:t>[A-Z]{4}\d{6}[HM][A-Z]{5}[A-Z\d]\d')</w:t>
+      </w:r>
+    </w:p>
+    <w:p>
+      <w:pPr>
+        <w:pStyle w:val="HTMLconformatoprevio"/>
+      </w:pPr>
+    </w:p>
+    <w:p>
+      <w:pPr>
+        <w:pStyle w:val="HTMLconformatoprevio"/>
+      </w:pPr>
+      <w:r>
+        <w:t>staged_files = subprocess.check_output(['git', 'diff', '--cached', '--name-only']).decode().splitlines()</w:t>
+      </w:r>
+    </w:p>
+    <w:p>
+      <w:pPr>
+        <w:pStyle w:val="HTMLconformatoprevio"/>
+      </w:pPr>
+      <w:r>
+        <w:t>csv_files = [f for f in staged_files if f.endswith('.csv')]</w:t>
+      </w:r>
+    </w:p>
+    <w:p>
+      <w:pPr>
+        <w:pStyle w:val="HTMLconformatoprevio"/>
+      </w:pPr>
+    </w:p>
+    <w:p>
+      <w:pPr>
+        <w:pStyle w:val="HTMLconformatoprevio"/>
+      </w:pPr>
+      <w:r>
+        <w:t>for file in csv_files:</w:t>
+      </w:r>
+    </w:p>
+    <w:p>
+      <w:pPr>
+        <w:pStyle w:val="HTMLconformatoprevio"/>
+      </w:pPr>
+      <w:r>
+        <w:t xml:space="preserve">    with open(file, 'r', encoding='utf-8') as f:</w:t>
+      </w:r>
+    </w:p>
+    <w:p>
+      <w:pPr>
+        <w:pStyle w:val="HTMLconformatoprevio"/>
+      </w:pPr>
+      <w:r>
+        <w:t xml:space="preserve">        content = f.read()</w:t>
+      </w:r>
+    </w:p>
+    <w:p>
+      <w:pPr>
+        <w:pStyle w:val="HTMLconformatoprevio"/>
+      </w:pPr>
+      <w:r>
+        <w:t xml:space="preserve">        if 'MENORES_SIN_PADECIMIENTO' in file or CURP_REGEX.search(content):</w:t>
+      </w:r>
+    </w:p>
+    <w:p>
+      <w:pPr>
+        <w:pStyle w:val="HTMLconformatoprevio"/>
+      </w:pPr>
+      <w:r>
+        <w:t xml:space="preserve">            print(f"[ERROR DE SEGURIDAD] LGPDPPSO: El archivo {file} contiene posibles CURPs reales.")</w:t>
+      </w:r>
+    </w:p>
+    <w:p>
+      <w:pPr>
+        <w:pStyle w:val="HTMLconformatoprevio"/>
+      </w:pPr>
+      <w:r>
+        <w:t xml:space="preserve">            print("Abortando el commit. Por favor, utiliza datos sintéticos.")</w:t>
+      </w:r>
+    </w:p>
+    <w:p>
+      <w:pPr>
+        <w:pStyle w:val="HTMLconformatoprevio"/>
+      </w:pPr>
+      <w:r>
+        <w:t xml:space="preserve">            sys.exit(1)</w:t>
+      </w:r>
+    </w:p>
+    <w:p>
+      <w:pPr>
+        <w:pStyle w:val="HTMLconformatoprevio"/>
+      </w:pPr>
+      <w:r>
+        <w:t>sys.exit(0)</w:t>
       </w:r>
     </w:p>
     <w:p>
@@ -771,7 +2064,7 @@
         <w:rPr>
           <w:rFonts w:ascii="Calibri" w:eastAsia="Times New Roman" w:hAnsi="Calibri" w:cs="Calibri"/>
         </w:rPr>
-        <w:t>4. Trazas y Umbrales Técnicos del Orquestador</w:t>
+        <w:t>4. Incidentes y Monitoreo de Seguridad (SEP_MUSEMS_PU)</w:t>
       </w:r>
     </w:p>
     <w:p>
@@ -789,7 +2082,21 @@
           <w:sz w:val="22"/>
           <w:szCs w:val="22"/>
         </w:rPr>
-        <w:t>La instrumentación en el sistema de descargas del IMSS reportó latencias persistidas que permitieron reajustar los umbrales estáticos:</w:t>
+        <w:t>De manera paralela, se instrumentó un esquema de monitorización sobre el Backend y Frontend del proyecto MUSEMS-PU para diagnosticar errores de acceso, escalamiento de privilegios y flujos interrumpidos.</w:t>
+      </w:r>
+    </w:p>
+    <w:p>
+      <w:pPr>
+        <w:pStyle w:val="Ttulo3"/>
+        <w:rPr>
+          <w:rFonts w:ascii="Calibri" w:eastAsia="Times New Roman" w:hAnsi="Calibri" w:cs="Calibri"/>
+        </w:rPr>
+      </w:pPr>
+      <w:r>
+        <w:rPr>
+          <w:rFonts w:ascii="Calibri" w:eastAsia="Times New Roman" w:hAnsi="Calibri" w:cs="Calibri"/>
+        </w:rPr>
+        <w:t>4.1 Análisis de Causa Raíz (RCA) - Autenticación JWT (Issue #43)</w:t>
       </w:r>
     </w:p>
     <w:p>
@@ -812,23 +2119,29 @@
           <w:sz w:val="22"/>
           <w:szCs w:val="22"/>
         </w:rPr>
-        <w:t>Circuit Breaker Activo:</w:t>
-      </w:r>
-      <w:r>
-        <w:rPr>
-          <w:rFonts w:ascii="Calibri" w:eastAsia="Times New Roman" w:hAnsi="Calibri" w:cs="Calibri"/>
-          <w:sz w:val="22"/>
-          <w:szCs w:val="22"/>
-        </w:rPr>
-        <w:t xml:space="preserve"> Se validó empíricamente que el límite de Rate Limit de la API IMSS se rebasa al usar 20 hilos. Esto quedó </w:t>
-      </w:r>
-      <w:r>
-        <w:rPr>
-          <w:rFonts w:ascii="Calibri" w:eastAsia="Times New Roman" w:hAnsi="Calibri" w:cs="Calibri"/>
-          <w:sz w:val="22"/>
-          <w:szCs w:val="22"/>
-        </w:rPr>
-        <w:t>marcado como una *Warning* proactiva y no como falla total de lote.</w:t>
+        <w:t>Síntoma Identificado:</w:t>
+      </w:r>
+      <w:r>
+        <w:rPr>
+          <w:rFonts w:ascii="Calibri" w:eastAsia="Times New Roman" w:hAnsi="Calibri" w:cs="Calibri"/>
+          <w:sz w:val="22"/>
+          <w:szCs w:val="22"/>
+        </w:rPr>
+        <w:t xml:space="preserve"> Durante el desarrollo del *bridge* de autenticación, el backend (FastAPI) lanzó el error crítico </w:t>
+      </w:r>
+      <w:r>
+        <w:rPr>
+          <w:rStyle w:val="CdigoHTML"/>
+        </w:rPr>
+        <w:t>ValueError: password cannot be longer than 72 bytes</w:t>
+      </w:r>
+      <w:r>
+        <w:rPr>
+          <w:rFonts w:ascii="Calibri" w:eastAsia="Times New Roman" w:hAnsi="Calibri" w:cs="Calibri"/>
+          <w:sz w:val="22"/>
+          <w:szCs w:val="22"/>
+        </w:rPr>
+        <w:t>, bloqueando todos los inicios de sesión y las pruebas unitarias de seguridad.</w:t>
       </w:r>
     </w:p>
     <w:p>
@@ -851,29 +2164,116 @@
           <w:sz w:val="22"/>
           <w:szCs w:val="22"/>
         </w:rPr>
-        <w:t>Umbrales Modificados:</w:t>
-      </w:r>
-      <w:r>
-        <w:rPr>
-          <w:rFonts w:ascii="Calibri" w:eastAsia="Times New Roman" w:hAnsi="Calibri" w:cs="Calibri"/>
-          <w:sz w:val="22"/>
-          <w:szCs w:val="22"/>
-        </w:rPr>
-        <w:t xml:space="preserve"> El sistema ahora despacha alertas a los canales secundarios de soporte si el lote excede el 8% de *failures* (Nivel Crítico) o el 3% (Nivel Preventivo), disminuyendo la "fatiga de alertas" sobre los responsables operativos.</w:t>
-      </w:r>
-    </w:p>
-    <w:p>
-      <w:pPr>
-        <w:pStyle w:val="Ttulo2"/>
-        <w:rPr>
-          <w:rFonts w:ascii="Calibri" w:eastAsia="Times New Roman" w:hAnsi="Calibri" w:cs="Calibri"/>
-        </w:rPr>
-      </w:pPr>
-      <w:r>
-        <w:rPr>
-          <w:rFonts w:ascii="Calibri" w:eastAsia="Times New Roman" w:hAnsi="Calibri" w:cs="Calibri"/>
-        </w:rPr>
-        <w:t>5. Próximos Pasos</w:t>
+        <w:t>Causa Raíz:</w:t>
+      </w:r>
+      <w:r>
+        <w:rPr>
+          <w:rFonts w:ascii="Calibri" w:eastAsia="Times New Roman" w:hAnsi="Calibri" w:cs="Calibri"/>
+          <w:sz w:val="22"/>
+          <w:szCs w:val="22"/>
+        </w:rPr>
+        <w:t xml:space="preserve"> Incompatibilidad de dependencias. La librería </w:t>
+      </w:r>
+      <w:r>
+        <w:rPr>
+          <w:rStyle w:val="CdigoHTML"/>
+        </w:rPr>
+        <w:t>passlib</w:t>
+      </w:r>
+      <w:r>
+        <w:rPr>
+          <w:rFonts w:ascii="Calibri" w:eastAsia="Times New Roman" w:hAnsi="Calibri" w:cs="Calibri"/>
+          <w:sz w:val="22"/>
+          <w:szCs w:val="22"/>
+        </w:rPr>
+        <w:t xml:space="preserve"> generaba un error interno al interactuar con las versiones más recientes de </w:t>
+      </w:r>
+      <w:r>
+        <w:rPr>
+          <w:rStyle w:val="CdigoHTML"/>
+        </w:rPr>
+        <w:t>bcrypt</w:t>
+      </w:r>
+      <w:r>
+        <w:rPr>
+          <w:rFonts w:ascii="Calibri" w:eastAsia="Times New Roman" w:hAnsi="Calibri" w:cs="Calibri"/>
+          <w:sz w:val="22"/>
+          <w:szCs w:val="22"/>
+        </w:rPr>
+        <w:t xml:space="preserve"> (mayores a 4.1.0) debido a cambios en la gestión de buffers.</w:t>
+      </w:r>
+    </w:p>
+    <w:p>
+      <w:pPr>
+        <w:numPr>
+          <w:ilvl w:val="0"/>
+          <w:numId w:val="4"/>
+        </w:numPr>
+        <w:spacing w:before="100" w:beforeAutospacing="1" w:after="100" w:afterAutospacing="1"/>
+        <w:rPr>
+          <w:rFonts w:ascii="Calibri" w:eastAsia="Times New Roman" w:hAnsi="Calibri" w:cs="Calibri"/>
+          <w:sz w:val="22"/>
+          <w:szCs w:val="22"/>
+        </w:rPr>
+      </w:pPr>
+      <w:r>
+        <w:rPr>
+          <w:rStyle w:val="Fuerte"/>
+          <w:rFonts w:ascii="Calibri" w:eastAsia="Times New Roman" w:hAnsi="Calibri" w:cs="Calibri"/>
+          <w:sz w:val="22"/>
+          <w:szCs w:val="22"/>
+        </w:rPr>
+        <w:t>Remediación:</w:t>
+      </w:r>
+      <w:r>
+        <w:rPr>
+          <w:rFonts w:ascii="Calibri" w:eastAsia="Times New Roman" w:hAnsi="Calibri" w:cs="Calibri"/>
+          <w:sz w:val="22"/>
+          <w:szCs w:val="22"/>
+        </w:rPr>
+        <w:t xml:space="preserve"> Se aplicó un "*pinning*" estricto de la dependencia realizando un downgrade manual a </w:t>
+      </w:r>
+      <w:r>
+        <w:rPr>
+          <w:rStyle w:val="CdigoHTML"/>
+        </w:rPr>
+        <w:t>bcrypt==4.0.1</w:t>
+      </w:r>
+      <w:r>
+        <w:rPr>
+          <w:rFonts w:ascii="Calibri" w:eastAsia="Times New Roman" w:hAnsi="Calibri" w:cs="Calibri"/>
+          <w:sz w:val="22"/>
+          <w:szCs w:val="22"/>
+        </w:rPr>
+        <w:t xml:space="preserve"> en el archivo </w:t>
+      </w:r>
+      <w:r>
+        <w:rPr>
+          <w:rStyle w:val="CdigoHTML"/>
+        </w:rPr>
+        <w:t>requirements.txt</w:t>
+      </w:r>
+      <w:r>
+        <w:rPr>
+          <w:rFonts w:ascii="Calibri" w:eastAsia="Times New Roman" w:hAnsi="Calibri" w:cs="Calibri"/>
+          <w:sz w:val="22"/>
+          <w:szCs w:val="22"/>
+        </w:rPr>
+        <w:t>, restableciendo la funcionalidad y evitando derivas de entorno en producción.</w:t>
+      </w:r>
+    </w:p>
+    <w:p>
+      <w:pPr>
+        <w:pStyle w:val="Ttulo3"/>
+        <w:rPr>
+          <w:rFonts w:ascii="Calibri" w:eastAsia="Times New Roman" w:hAnsi="Calibri" w:cs="Calibri"/>
+        </w:rPr>
+      </w:pPr>
+      <w:r>
+        <w:rPr>
+          <w:rFonts w:ascii="Calibri" w:eastAsia="Times New Roman" w:hAnsi="Calibri" w:cs="Calibri"/>
+        </w:rPr>
+        <w:t>4.2 Análisis de Causa Raíz (RCA) - Fugas de Metadatos (*Information Leakage* - Issue #45)</w:t>
       </w:r>
     </w:p>
     <w:p>
@@ -891,11 +2291,20 @@
       </w:pPr>
       <w:r>
         <w:rPr>
-          <w:rFonts w:ascii="Calibri" w:eastAsia="Times New Roman" w:hAnsi="Calibri" w:cs="Calibri"/>
-          <w:sz w:val="22"/>
-          <w:szCs w:val="22"/>
-        </w:rPr>
-        <w:t>Consolidar las herramientas de monitoreo (como el hook pre-commit) en todos los flujos de trabajo de repositorios corporativos.</w:t>
+          <w:rStyle w:val="Fuerte"/>
+          <w:rFonts w:ascii="Calibri" w:eastAsia="Times New Roman" w:hAnsi="Calibri" w:cs="Calibri"/>
+          <w:sz w:val="22"/>
+          <w:szCs w:val="22"/>
+        </w:rPr>
+        <w:t>Síntoma Identificado:</w:t>
+      </w:r>
+      <w:r>
+        <w:rPr>
+          <w:rFonts w:ascii="Calibri" w:eastAsia="Times New Roman" w:hAnsi="Calibri" w:cs="Calibri"/>
+          <w:sz w:val="22"/>
+          <w:szCs w:val="22"/>
+        </w:rPr>
+        <w:t xml:space="preserve"> Los *logs* de red y los reportes de incidentes indicaban que usuarios con privilegios restringidos (e.g. Capturistas) visualizaban pestañas críticas del menú lateral (Incidencias Técnicas, Deserción Bajas). Al presionarlas, la red arrojaba errores HTTP 403 (Forbidden), generando frustración y exponiendo la estructura interna de la aplicación.</w:t>
       </w:r>
     </w:p>
     <w:p>
@@ -913,11 +2322,1273 @@
       </w:pPr>
       <w:r>
         <w:rPr>
-          <w:rFonts w:ascii="Calibri" w:eastAsia="Times New Roman" w:hAnsi="Calibri" w:cs="Calibri"/>
-          <w:sz w:val="22"/>
-          <w:szCs w:val="22"/>
-        </w:rPr>
-        <w:t>Auditar regularmente los reportes del componente protegido de UI para evitar regresiones de visibilidad de módulos en Oracle.</w:t>
+          <w:rStyle w:val="Fuerte"/>
+          <w:rFonts w:ascii="Calibri" w:eastAsia="Times New Roman" w:hAnsi="Calibri" w:cs="Calibri"/>
+          <w:sz w:val="22"/>
+          <w:szCs w:val="22"/>
+        </w:rPr>
+        <w:t>Diagnóstico (Issue #45):</w:t>
+      </w:r>
+      <w:r>
+        <w:rPr>
+          <w:rFonts w:ascii="Calibri" w:eastAsia="Times New Roman" w:hAnsi="Calibri" w:cs="Calibri"/>
+          <w:sz w:val="22"/>
+          <w:szCs w:val="22"/>
+        </w:rPr>
+        <w:t xml:space="preserve"> El código central en </w:t>
+      </w:r>
+      <w:r>
+        <w:rPr>
+          <w:rStyle w:val="CdigoHTML"/>
+        </w:rPr>
+        <w:t>App.tsx</w:t>
+      </w:r>
+      <w:r>
+        <w:rPr>
+          <w:rFonts w:ascii="Calibri" w:eastAsia="Times New Roman" w:hAnsi="Calibri" w:cs="Calibri"/>
+          <w:sz w:val="22"/>
+          <w:szCs w:val="22"/>
+        </w:rPr>
+        <w:t xml:space="preserve"> sufría de un acoplamiento incompleto de guardias de UI (</w:t>
+      </w:r>
+      <w:r>
+        <w:rPr>
+          <w:rStyle w:val="CdigoHTML"/>
+        </w:rPr>
+        <w:t>hasPermission(...)</w:t>
+      </w:r>
+      <w:r>
+        <w:rPr>
+          <w:rFonts w:ascii="Calibri" w:eastAsia="Times New Roman" w:hAnsi="Calibri" w:cs="Calibri"/>
+          <w:sz w:val="22"/>
+          <w:szCs w:val="22"/>
+        </w:rPr>
+        <w:t>). El menú operaba de manera imperativa y permitía el montaje de componentes por defecto antes de resolver los permisos.</w:t>
+      </w:r>
+    </w:p>
+    <w:p>
+      <w:pPr>
+        <w:numPr>
+          <w:ilvl w:val="0"/>
+          <w:numId w:val="5"/>
+        </w:numPr>
+        <w:spacing w:before="100" w:beforeAutospacing="1" w:after="100" w:afterAutospacing="1"/>
+        <w:rPr>
+          <w:rFonts w:ascii="Calibri" w:eastAsia="Times New Roman" w:hAnsi="Calibri" w:cs="Calibri"/>
+          <w:sz w:val="22"/>
+          <w:szCs w:val="22"/>
+        </w:rPr>
+      </w:pPr>
+      <w:r>
+        <w:rPr>
+          <w:rStyle w:val="Fuerte"/>
+          <w:rFonts w:ascii="Calibri" w:eastAsia="Times New Roman" w:hAnsi="Calibri" w:cs="Calibri"/>
+          <w:sz w:val="22"/>
+          <w:szCs w:val="22"/>
+        </w:rPr>
+        <w:t>Remediación Estructural:</w:t>
+      </w:r>
+      <w:r>
+        <w:rPr>
+          <w:rFonts w:ascii="Calibri" w:eastAsia="Times New Roman" w:hAnsi="Calibri" w:cs="Calibri"/>
+          <w:sz w:val="22"/>
+          <w:szCs w:val="22"/>
+        </w:rPr>
+        <w:t xml:space="preserve"> </w:t>
+      </w:r>
+    </w:p>
+    <w:p>
+      <w:pPr>
+        <w:pStyle w:val="NormalWeb"/>
+        <w:rPr>
+          <w:rFonts w:ascii="Calibri" w:hAnsi="Calibri" w:cs="Calibri"/>
+          <w:sz w:val="22"/>
+          <w:szCs w:val="22"/>
+        </w:rPr>
+      </w:pPr>
+      <w:r>
+        <w:rPr>
+          <w:rFonts w:ascii="Calibri" w:hAnsi="Calibri" w:cs="Calibri"/>
+          <w:sz w:val="22"/>
+          <w:szCs w:val="22"/>
+        </w:rPr>
+        <w:t>- Se refactorizó el menú hacia un arreglo de objetos (Data-driven menu) que se evalúa de manera asíncrona.</w:t>
+      </w:r>
+    </w:p>
+    <w:p>
+      <w:pPr>
+        <w:pStyle w:val="NormalWeb"/>
+        <w:rPr>
+          <w:rFonts w:ascii="Calibri" w:hAnsi="Calibri" w:cs="Calibri"/>
+          <w:sz w:val="22"/>
+          <w:szCs w:val="22"/>
+        </w:rPr>
+      </w:pPr>
+      <w:r>
+        <w:rPr>
+          <w:rFonts w:ascii="Calibri" w:hAnsi="Calibri" w:cs="Calibri"/>
+          <w:sz w:val="22"/>
+          <w:szCs w:val="22"/>
+        </w:rPr>
+        <w:t xml:space="preserve">- Se implementó el componente </w:t>
+      </w:r>
+      <w:r>
+        <w:rPr>
+          <w:rStyle w:val="CdigoHTML"/>
+        </w:rPr>
+        <w:t>&lt;ProtectedRoute&gt;</w:t>
+      </w:r>
+      <w:r>
+        <w:rPr>
+          <w:rFonts w:ascii="Calibri" w:hAnsi="Calibri" w:cs="Calibri"/>
+          <w:sz w:val="22"/>
+          <w:szCs w:val="22"/>
+        </w:rPr>
+        <w:t xml:space="preserve"> para interceptar *renders* a nivel del Router en React, validando el token JWT y los permisos contra la matriz estricta de la tabla </w:t>
+      </w:r>
+      <w:r>
+        <w:rPr>
+          <w:rStyle w:val="CdigoHTML"/>
+        </w:rPr>
+        <w:t>CTMU064</w:t>
+      </w:r>
+      <w:r>
+        <w:rPr>
+          <w:rFonts w:ascii="Calibri" w:hAnsi="Calibri" w:cs="Calibri"/>
+          <w:sz w:val="22"/>
+          <w:szCs w:val="22"/>
+        </w:rPr>
+        <w:t xml:space="preserve"> de Oracle.</w:t>
+      </w:r>
+    </w:p>
+    <w:p>
+      <w:pPr>
+        <w:pStyle w:val="NormalWeb"/>
+        <w:rPr>
+          <w:rFonts w:ascii="Calibri" w:hAnsi="Calibri" w:cs="Calibri"/>
+          <w:sz w:val="22"/>
+          <w:szCs w:val="22"/>
+        </w:rPr>
+      </w:pPr>
+      <w:r>
+        <w:rPr>
+          <w:rFonts w:ascii="Calibri" w:hAnsi="Calibri" w:cs="Calibri"/>
+          <w:sz w:val="22"/>
+          <w:szCs w:val="22"/>
+        </w:rPr>
+        <w:t>- El resultado fue una UI hermética donde mó</w:t>
+      </w:r>
+      <w:r>
+        <w:rPr>
+          <w:rFonts w:ascii="Calibri" w:hAnsi="Calibri" w:cs="Calibri"/>
+          <w:sz w:val="22"/>
+          <w:szCs w:val="22"/>
+        </w:rPr>
+        <w:t>dulos no autorizados son completamente invisibles, mitigando la fuga de información.</w:t>
+      </w:r>
+    </w:p>
+    <w:p>
+      <w:pPr>
+        <w:pStyle w:val="NormalWeb"/>
+        <w:rPr>
+          <w:rFonts w:ascii="Calibri" w:hAnsi="Calibri" w:cs="Calibri"/>
+          <w:sz w:val="22"/>
+          <w:szCs w:val="22"/>
+        </w:rPr>
+      </w:pPr>
+      <w:r>
+        <w:rPr>
+          <w:rStyle w:val="Fuerte"/>
+          <w:rFonts w:ascii="Calibri" w:hAnsi="Calibri" w:cs="Calibri"/>
+          <w:sz w:val="22"/>
+          <w:szCs w:val="22"/>
+        </w:rPr>
+        <w:t>Diagrama de Flujo de Resolución RBAC (Frontend):</w:t>
+      </w:r>
+    </w:p>
+    <w:p>
+      <w:pPr>
+        <w:pStyle w:val="HTMLconformatoprevio"/>
+      </w:pPr>
+    </w:p>
+    <w:p>
+      <w:pPr>
+        <w:pStyle w:val="HTMLconformatoprevio"/>
+      </w:pPr>
+      <w:r>
+        <w:t>sequenceDiagram</w:t>
+      </w:r>
+    </w:p>
+    <w:p>
+      <w:pPr>
+        <w:pStyle w:val="HTMLconformatoprevio"/>
+      </w:pPr>
+      <w:r>
+        <w:t xml:space="preserve">    participant User</w:t>
+      </w:r>
+    </w:p>
+    <w:p>
+      <w:pPr>
+        <w:pStyle w:val="HTMLconformatoprevio"/>
+      </w:pPr>
+      <w:r>
+        <w:t xml:space="preserve">    participant Router as React Router</w:t>
+      </w:r>
+    </w:p>
+    <w:p>
+      <w:pPr>
+        <w:pStyle w:val="HTMLconformatoprevio"/>
+      </w:pPr>
+      <w:r>
+        <w:t xml:space="preserve">    participant AuthContext as AuthProvider</w:t>
+      </w:r>
+    </w:p>
+    <w:p>
+      <w:pPr>
+        <w:pStyle w:val="HTMLconformatoprevio"/>
+      </w:pPr>
+      <w:r>
+        <w:t xml:space="preserve">    participant Menu as Sidebar Component</w:t>
+      </w:r>
+    </w:p>
+    <w:p>
+      <w:pPr>
+        <w:pStyle w:val="HTMLconformatoprevio"/>
+      </w:pPr>
+      <w:r>
+        <w:t xml:space="preserve">    </w:t>
+      </w:r>
+    </w:p>
+    <w:p>
+      <w:pPr>
+        <w:pStyle w:val="HTMLconformatoprevio"/>
+      </w:pPr>
+      <w:r>
+        <w:t xml:space="preserve">    User-&gt;&gt;Router: Navega a /incidencias-tecnicas</w:t>
+      </w:r>
+    </w:p>
+    <w:p>
+      <w:pPr>
+        <w:pStyle w:val="HTMLconformatoprevio"/>
+      </w:pPr>
+      <w:r>
+        <w:t xml:space="preserve">    Router-&gt;&gt;AuthContext: validateAccess(roleId, requiredPerm)</w:t>
+      </w:r>
+    </w:p>
+    <w:p>
+      <w:pPr>
+        <w:pStyle w:val="HTMLconformatoprevio"/>
+      </w:pPr>
+      <w:r>
+        <w:t xml:space="preserve">    AuthContext--&gt;&gt;Router: boolean (false)</w:t>
+      </w:r>
+    </w:p>
+    <w:p>
+      <w:pPr>
+        <w:pStyle w:val="HTMLconformatoprevio"/>
+      </w:pPr>
+      <w:r>
+        <w:t xml:space="preserve">    Router-&gt;&gt;User: Redirect to /dashboard (Access Denied)</w:t>
+      </w:r>
+    </w:p>
+    <w:p>
+      <w:pPr>
+        <w:pStyle w:val="HTMLconformatoprevio"/>
+      </w:pPr>
+      <w:r>
+        <w:t xml:space="preserve">    </w:t>
+      </w:r>
+    </w:p>
+    <w:p>
+      <w:pPr>
+        <w:pStyle w:val="HTMLconformatoprevio"/>
+      </w:pPr>
+      <w:r>
+        <w:t xml:space="preserve">    User-&gt;&gt;Menu: Renderizar Sidebar</w:t>
+      </w:r>
+    </w:p>
+    <w:p>
+      <w:pPr>
+        <w:pStyle w:val="HTMLconformatoprevio"/>
+      </w:pPr>
+      <w:r>
+        <w:t xml:space="preserve">    Menu-&gt;&gt;AuthContext: getPermittedRoutes()</w:t>
+      </w:r>
+    </w:p>
+    <w:p>
+      <w:pPr>
+        <w:pStyle w:val="HTMLconformatoprevio"/>
+      </w:pPr>
+      <w:r>
+        <w:t xml:space="preserve">    AuthContext--&gt;&gt;Menu: [Dashboard, Perfil]</w:t>
+      </w:r>
+    </w:p>
+    <w:p>
+      <w:pPr>
+        <w:pStyle w:val="HTMLconformatoprevio"/>
+      </w:pPr>
+      <w:r>
+        <w:t xml:space="preserve">    Menu--&gt;&gt;User: Muestra solo opciones autorizadas</w:t>
+      </w:r>
+    </w:p>
+    <w:p>
+      <w:pPr>
+        <w:pStyle w:val="NormalWeb"/>
+        <w:rPr>
+          <w:rFonts w:ascii="Calibri" w:hAnsi="Calibri" w:cs="Calibri"/>
+          <w:sz w:val="22"/>
+          <w:szCs w:val="22"/>
+        </w:rPr>
+      </w:pPr>
+      <w:r>
+        <w:rPr>
+          <w:rStyle w:val="Fuerte"/>
+          <w:rFonts w:ascii="Calibri" w:hAnsi="Calibri" w:cs="Calibri"/>
+          <w:sz w:val="22"/>
+          <w:szCs w:val="22"/>
+        </w:rPr>
+        <w:t>Snippet de Código React (</w:t>
+      </w:r>
+      <w:r>
+        <w:rPr>
+          <w:rStyle w:val="CdigoHTML"/>
+          <w:b/>
+          <w:bCs/>
+        </w:rPr>
+        <w:t>ProtectedRoute.tsx</w:t>
+      </w:r>
+      <w:r>
+        <w:rPr>
+          <w:rStyle w:val="Fuerte"/>
+          <w:rFonts w:ascii="Calibri" w:hAnsi="Calibri" w:cs="Calibri"/>
+          <w:sz w:val="22"/>
+          <w:szCs w:val="22"/>
+        </w:rPr>
+        <w:t>):</w:t>
+      </w:r>
+    </w:p>
+    <w:p>
+      <w:pPr>
+        <w:pStyle w:val="HTMLconformatoprevio"/>
+      </w:pPr>
+    </w:p>
+    <w:p>
+      <w:pPr>
+        <w:pStyle w:val="HTMLconformatoprevio"/>
+      </w:pPr>
+      <w:r>
+        <w:t>import { Navigate, Outlet } from 'react-router-dom';</w:t>
+      </w:r>
+    </w:p>
+    <w:p>
+      <w:pPr>
+        <w:pStyle w:val="HTMLconformatoprevio"/>
+      </w:pPr>
+      <w:r>
+        <w:t>import { useAuth } from '../context/AuthContext';</w:t>
+      </w:r>
+    </w:p>
+    <w:p>
+      <w:pPr>
+        <w:pStyle w:val="HTMLconformatoprevio"/>
+      </w:pPr>
+    </w:p>
+    <w:p>
+      <w:pPr>
+        <w:pStyle w:val="HTMLconformatoprevio"/>
+      </w:pPr>
+      <w:r>
+        <w:t>interface ProtectedRouteProps {</w:t>
+      </w:r>
+    </w:p>
+    <w:p>
+      <w:pPr>
+        <w:pStyle w:val="HTMLconformatoprevio"/>
+      </w:pPr>
+      <w:r>
+        <w:t xml:space="preserve">  requiredPermissionCode?: string;</w:t>
+      </w:r>
+    </w:p>
+    <w:p>
+      <w:pPr>
+        <w:pStyle w:val="HTMLconformatoprevio"/>
+      </w:pPr>
+      <w:r>
+        <w:t>}</w:t>
+      </w:r>
+    </w:p>
+    <w:p>
+      <w:pPr>
+        <w:pStyle w:val="HTMLconformatoprevio"/>
+      </w:pPr>
+    </w:p>
+    <w:p>
+      <w:pPr>
+        <w:pStyle w:val="HTMLconformatoprevio"/>
+      </w:pPr>
+      <w:r>
+        <w:t>export const ProtectedRoute = ({ requiredPermissionCode }: ProtectedRouteProps) =&gt; {</w:t>
+      </w:r>
+    </w:p>
+    <w:p>
+      <w:pPr>
+        <w:pStyle w:val="HTMLconformatoprevio"/>
+      </w:pPr>
+      <w:r>
+        <w:t xml:space="preserve">  const { isAuthenticated, user } = useAuth();</w:t>
+      </w:r>
+    </w:p>
+    <w:p>
+      <w:pPr>
+        <w:pStyle w:val="HTMLconformatoprevio"/>
+      </w:pPr>
+    </w:p>
+    <w:p>
+      <w:pPr>
+        <w:pStyle w:val="HTMLconformatoprevio"/>
+      </w:pPr>
+      <w:r>
+        <w:t xml:space="preserve">  if (!isAuthenticated) {</w:t>
+      </w:r>
+    </w:p>
+    <w:p>
+      <w:pPr>
+        <w:pStyle w:val="HTMLconformatoprevio"/>
+      </w:pPr>
+      <w:r>
+        <w:t xml:space="preserve">    return &lt;Navigate to="/login" replace /&gt;;</w:t>
+      </w:r>
+    </w:p>
+    <w:p>
+      <w:pPr>
+        <w:pStyle w:val="HTMLconformatoprevio"/>
+      </w:pPr>
+      <w:r>
+        <w:t xml:space="preserve">  }</w:t>
+      </w:r>
+    </w:p>
+    <w:p>
+      <w:pPr>
+        <w:pStyle w:val="HTMLconformatoprevio"/>
+      </w:pPr>
+    </w:p>
+    <w:p>
+      <w:pPr>
+        <w:pStyle w:val="HTMLconformatoprevio"/>
+      </w:pPr>
+      <w:r>
+        <w:t xml:space="preserve">  // Validació</w:t>
+      </w:r>
+      <w:r>
+        <w:t>n estricta contra matriz CTMU064 inyectada en el payload del JWT</w:t>
+      </w:r>
+    </w:p>
+    <w:p>
+      <w:pPr>
+        <w:pStyle w:val="HTMLconformatoprevio"/>
+      </w:pPr>
+      <w:r>
+        <w:t xml:space="preserve">  if (requiredPermissionCode &amp;&amp; !user.permissions.includes(requiredPermissionCode)) {</w:t>
+      </w:r>
+    </w:p>
+    <w:p>
+      <w:pPr>
+        <w:pStyle w:val="HTMLconformatoprevio"/>
+      </w:pPr>
+      <w:r>
+        <w:t xml:space="preserve">    console.warn(`[Seguridad] Acceso bloqueado al recurso: ${requiredPermissionCode}`);</w:t>
+      </w:r>
+    </w:p>
+    <w:p>
+      <w:pPr>
+        <w:pStyle w:val="HTMLconformatoprevio"/>
+      </w:pPr>
+      <w:r>
+        <w:t xml:space="preserve">    return &lt;Navigate to="/unauthorized" replace /&gt;;</w:t>
+      </w:r>
+    </w:p>
+    <w:p>
+      <w:pPr>
+        <w:pStyle w:val="HTMLconformatoprevio"/>
+      </w:pPr>
+      <w:r>
+        <w:t xml:space="preserve">  }</w:t>
+      </w:r>
+    </w:p>
+    <w:p>
+      <w:pPr>
+        <w:pStyle w:val="HTMLconformatoprevio"/>
+      </w:pPr>
+    </w:p>
+    <w:p>
+      <w:pPr>
+        <w:pStyle w:val="HTMLconformatoprevio"/>
+      </w:pPr>
+      <w:r>
+        <w:t xml:space="preserve">  return &lt;Outlet /&gt;;</w:t>
+      </w:r>
+    </w:p>
+    <w:p>
+      <w:pPr>
+        <w:pStyle w:val="HTMLconformatoprevio"/>
+      </w:pPr>
+      <w:r>
+        <w:t>};</w:t>
+      </w:r>
+    </w:p>
+    <w:p>
+      <w:pPr>
+        <w:pStyle w:val="Ttulo2"/>
+        <w:rPr>
+          <w:rFonts w:ascii="Calibri" w:eastAsia="Times New Roman" w:hAnsi="Calibri" w:cs="Calibri"/>
+        </w:rPr>
+      </w:pPr>
+      <w:r>
+        <w:rPr>
+          <w:rFonts w:ascii="Calibri" w:eastAsia="Times New Roman" w:hAnsi="Calibri" w:cs="Calibri"/>
+        </w:rPr>
+        <w:t>5. Trazas y Umbrales Técnicos del Orquestador (Vida Saludable)</w:t>
+      </w:r>
+    </w:p>
+    <w:p>
+      <w:pPr>
+        <w:pStyle w:val="NormalWeb"/>
+        <w:rPr>
+          <w:rFonts w:ascii="Calibri" w:hAnsi="Calibri" w:cs="Calibri"/>
+          <w:sz w:val="22"/>
+          <w:szCs w:val="22"/>
+        </w:rPr>
+      </w:pPr>
+      <w:r>
+        <w:rPr>
+          <w:rFonts w:ascii="Calibri" w:hAnsi="Calibri" w:cs="Calibri"/>
+          <w:sz w:val="22"/>
+          <w:szCs w:val="22"/>
+        </w:rPr>
+        <w:t>La instrumentación operativa sobre el orquestador de descargas del IMSS reportó latencias que activaron las políticas de alerta temprana. Los datos reales forzaron la recalibración de los umbrales definidos teóricamente en abril.</w:t>
+      </w:r>
+    </w:p>
+    <w:p>
+      <w:pPr>
+        <w:pStyle w:val="Ttulo3"/>
+        <w:rPr>
+          <w:rFonts w:ascii="Calibri" w:eastAsia="Times New Roman" w:hAnsi="Calibri" w:cs="Calibri"/>
+        </w:rPr>
+      </w:pPr>
+      <w:r>
+        <w:rPr>
+          <w:rFonts w:ascii="Calibri" w:eastAsia="Times New Roman" w:hAnsi="Calibri" w:cs="Calibri"/>
+        </w:rPr>
+        <w:t>5.1 Calibración del Circuit Breaker y Concurrencia</w:t>
+      </w:r>
+    </w:p>
+    <w:p>
+      <w:pPr>
+        <w:numPr>
+          <w:ilvl w:val="0"/>
+          <w:numId w:val="6"/>
+        </w:numPr>
+        <w:spacing w:before="100" w:beforeAutospacing="1" w:after="100" w:afterAutospacing="1"/>
+        <w:rPr>
+          <w:rFonts w:ascii="Calibri" w:eastAsia="Times New Roman" w:hAnsi="Calibri" w:cs="Calibri"/>
+          <w:sz w:val="22"/>
+          <w:szCs w:val="22"/>
+        </w:rPr>
+      </w:pPr>
+      <w:r>
+        <w:rPr>
+          <w:rStyle w:val="Fuerte"/>
+          <w:rFonts w:ascii="Calibri" w:eastAsia="Times New Roman" w:hAnsi="Calibri" w:cs="Calibri"/>
+          <w:sz w:val="22"/>
+          <w:szCs w:val="22"/>
+        </w:rPr>
+        <w:t>Alerta Preventiva (Rate Limiting):</w:t>
+      </w:r>
+      <w:r>
+        <w:rPr>
+          <w:rFonts w:ascii="Calibri" w:eastAsia="Times New Roman" w:hAnsi="Calibri" w:cs="Calibri"/>
+          <w:sz w:val="22"/>
+          <w:szCs w:val="22"/>
+        </w:rPr>
+        <w:t xml:space="preserve"> Durante la ejecución del lote </w:t>
+      </w:r>
+      <w:r>
+        <w:rPr>
+          <w:rStyle w:val="CdigoHTML"/>
+        </w:rPr>
+        <w:t>LOTE-202605-02</w:t>
+      </w:r>
+      <w:r>
+        <w:rPr>
+          <w:rFonts w:ascii="Calibri" w:eastAsia="Times New Roman" w:hAnsi="Calibri" w:cs="Calibri"/>
+          <w:sz w:val="22"/>
+          <w:szCs w:val="22"/>
+        </w:rPr>
+        <w:t xml:space="preserve"> (Puebla), el sistema alertó sobre la aparición masiva de errores HTTP 429 (Too Many Requests).</w:t>
+      </w:r>
+    </w:p>
+    <w:p>
+      <w:pPr>
+        <w:numPr>
+          <w:ilvl w:val="0"/>
+          <w:numId w:val="6"/>
+        </w:numPr>
+        <w:spacing w:before="100" w:beforeAutospacing="1" w:after="100" w:afterAutospacing="1"/>
+        <w:rPr>
+          <w:rFonts w:ascii="Calibri" w:eastAsia="Times New Roman" w:hAnsi="Calibri" w:cs="Calibri"/>
+          <w:sz w:val="22"/>
+          <w:szCs w:val="22"/>
+        </w:rPr>
+      </w:pPr>
+      <w:r>
+        <w:rPr>
+          <w:rStyle w:val="Fuerte"/>
+          <w:rFonts w:ascii="Calibri" w:eastAsia="Times New Roman" w:hAnsi="Calibri" w:cs="Calibri"/>
+          <w:sz w:val="22"/>
+          <w:szCs w:val="22"/>
+        </w:rPr>
+        <w:t>RCA:</w:t>
+      </w:r>
+      <w:r>
+        <w:rPr>
+          <w:rFonts w:ascii="Calibri" w:eastAsia="Times New Roman" w:hAnsi="Calibri" w:cs="Calibri"/>
+          <w:sz w:val="22"/>
+          <w:szCs w:val="22"/>
+        </w:rPr>
+        <w:t xml:space="preserve"> El orquestador estaba configurado con </w:t>
+      </w:r>
+      <w:r>
+        <w:rPr>
+          <w:rStyle w:val="CdigoHTML"/>
+        </w:rPr>
+        <w:t>WORKERS=20</w:t>
+      </w:r>
+      <w:r>
+        <w:rPr>
+          <w:rFonts w:ascii="Calibri" w:eastAsia="Times New Roman" w:hAnsi="Calibri" w:cs="Calibri"/>
+          <w:sz w:val="22"/>
+          <w:szCs w:val="22"/>
+        </w:rPr>
+        <w:t>. Esto saturó las cuotas impuestas por el *Web Application Firewall* (WAF) del IMSS, disparando el baneo temporal de la IP de los servidores de la SEP.</w:t>
+      </w:r>
+    </w:p>
+    <w:p>
+      <w:pPr>
+        <w:numPr>
+          <w:ilvl w:val="0"/>
+          <w:numId w:val="6"/>
+        </w:numPr>
+        <w:spacing w:before="100" w:beforeAutospacing="1" w:after="100" w:afterAutospacing="1"/>
+        <w:rPr>
+          <w:rFonts w:ascii="Calibri" w:eastAsia="Times New Roman" w:hAnsi="Calibri" w:cs="Calibri"/>
+          <w:sz w:val="22"/>
+          <w:szCs w:val="22"/>
+        </w:rPr>
+      </w:pPr>
+      <w:r>
+        <w:rPr>
+          <w:rStyle w:val="Fuerte"/>
+          <w:rFonts w:ascii="Calibri" w:eastAsia="Times New Roman" w:hAnsi="Calibri" w:cs="Calibri"/>
+          <w:sz w:val="22"/>
+          <w:szCs w:val="22"/>
+        </w:rPr>
+        <w:t>Remediación:</w:t>
+      </w:r>
+      <w:r>
+        <w:rPr>
+          <w:rFonts w:ascii="Calibri" w:eastAsia="Times New Roman" w:hAnsi="Calibri" w:cs="Calibri"/>
+          <w:sz w:val="22"/>
+          <w:szCs w:val="22"/>
+        </w:rPr>
+        <w:t xml:space="preserve"> Se reajustó la variable a </w:t>
+      </w:r>
+      <w:r>
+        <w:rPr>
+          <w:rStyle w:val="CdigoHTML"/>
+        </w:rPr>
+        <w:t>WORKERS=10</w:t>
+      </w:r>
+      <w:r>
+        <w:rPr>
+          <w:rFonts w:ascii="Calibri" w:eastAsia="Times New Roman" w:hAnsi="Calibri" w:cs="Calibri"/>
+          <w:sz w:val="22"/>
+          <w:szCs w:val="22"/>
+        </w:rPr>
+        <w:t xml:space="preserve"> a </w:t>
+      </w:r>
+      <w:r>
+        <w:rPr>
+          <w:rStyle w:val="CdigoHTML"/>
+        </w:rPr>
+        <w:t>15</w:t>
+      </w:r>
+      <w:r>
+        <w:rPr>
+          <w:rFonts w:ascii="Calibri" w:eastAsia="Times New Roman" w:hAnsi="Calibri" w:cs="Calibri"/>
+          <w:sz w:val="22"/>
+          <w:szCs w:val="22"/>
+        </w:rPr>
+        <w:t>. Se confirmó empíricamente que este rango mantiene un procesamiento estable sin detonar alertas en el proveedor, y el sistema de reintentos (*Circuit Breaker*) funcionó correctamente al encolar y procesar las descargas faltantes (</w:t>
+      </w:r>
+      <w:r>
+        <w:rPr>
+          <w:rStyle w:val="CdigoHTML"/>
+        </w:rPr>
+        <w:t>run_reproceso.py</w:t>
+      </w:r>
+      <w:r>
+        <w:rPr>
+          <w:rFonts w:ascii="Calibri" w:eastAsia="Times New Roman" w:hAnsi="Calibri" w:cs="Calibri"/>
+          <w:sz w:val="22"/>
+          <w:szCs w:val="22"/>
+        </w:rPr>
+        <w:t>).</w:t>
+      </w:r>
+    </w:p>
+    <w:p>
+      <w:pPr>
+        <w:pStyle w:val="Ttulo3"/>
+        <w:rPr>
+          <w:rFonts w:ascii="Calibri" w:eastAsia="Times New Roman" w:hAnsi="Calibri" w:cs="Calibri"/>
+        </w:rPr>
+      </w:pPr>
+      <w:r>
+        <w:rPr>
+          <w:rFonts w:ascii="Calibri" w:eastAsia="Times New Roman" w:hAnsi="Calibri" w:cs="Calibri"/>
+        </w:rPr>
+        <w:t>5.2 Actualización de Umbrales Operativos</w:t>
+      </w:r>
+    </w:p>
+    <w:p>
+      <w:pPr>
+        <w:pStyle w:val="NormalWeb"/>
+        <w:rPr>
+          <w:rFonts w:ascii="Calibri" w:hAnsi="Calibri" w:cs="Calibri"/>
+          <w:sz w:val="22"/>
+          <w:szCs w:val="22"/>
+        </w:rPr>
+      </w:pPr>
+      <w:r>
+        <w:rPr>
+          <w:rFonts w:ascii="Calibri" w:hAnsi="Calibri" w:cs="Calibri"/>
+          <w:sz w:val="22"/>
+          <w:szCs w:val="22"/>
+        </w:rPr>
+        <w:t>Con base en los datos transaccionales, se modificó la política de fatiga de alertas:</w:t>
+      </w:r>
+    </w:p>
+    <w:p>
+      <w:pPr>
+        <w:numPr>
+          <w:ilvl w:val="0"/>
+          <w:numId w:val="7"/>
+        </w:numPr>
+        <w:spacing w:before="100" w:beforeAutospacing="1" w:after="100" w:afterAutospacing="1"/>
+        <w:rPr>
+          <w:rFonts w:ascii="Calibri" w:eastAsia="Times New Roman" w:hAnsi="Calibri" w:cs="Calibri"/>
+          <w:sz w:val="22"/>
+          <w:szCs w:val="22"/>
+        </w:rPr>
+      </w:pPr>
+      <w:r>
+        <w:rPr>
+          <w:rStyle w:val="Fuerte"/>
+          <w:rFonts w:ascii="Calibri" w:eastAsia="Times New Roman" w:hAnsi="Calibri" w:cs="Calibri"/>
+          <w:sz w:val="22"/>
+          <w:szCs w:val="22"/>
+        </w:rPr>
+        <w:t>Nivel Informativo / Preventivo (3% de fallos):</w:t>
+      </w:r>
+      <w:r>
+        <w:rPr>
+          <w:rFonts w:ascii="Calibri" w:eastAsia="Times New Roman" w:hAnsi="Calibri" w:cs="Calibri"/>
+          <w:sz w:val="22"/>
+          <w:szCs w:val="22"/>
+        </w:rPr>
+        <w:t xml:space="preserve"> El sistema despacha notificaciones pasivas (logs) si el lote supera un 3% de descargas fallidas (el umbral anterior de abril estaba en 5%, pero la estabilidad del sistema actual permitió un ajuste más sensible).</w:t>
+      </w:r>
+    </w:p>
+    <w:p>
+      <w:pPr>
+        <w:numPr>
+          <w:ilvl w:val="0"/>
+          <w:numId w:val="7"/>
+        </w:numPr>
+        <w:spacing w:before="100" w:beforeAutospacing="1" w:after="100" w:afterAutospacing="1"/>
+        <w:rPr>
+          <w:rFonts w:ascii="Calibri" w:eastAsia="Times New Roman" w:hAnsi="Calibri" w:cs="Calibri"/>
+          <w:sz w:val="22"/>
+          <w:szCs w:val="22"/>
+        </w:rPr>
+      </w:pPr>
+      <w:r>
+        <w:rPr>
+          <w:rStyle w:val="Fuerte"/>
+          <w:rFonts w:ascii="Calibri" w:eastAsia="Times New Roman" w:hAnsi="Calibri" w:cs="Calibri"/>
+          <w:sz w:val="22"/>
+          <w:szCs w:val="22"/>
+        </w:rPr>
+        <w:t>Nivel Crítico (8% de fallos):</w:t>
+      </w:r>
+      <w:r>
+        <w:rPr>
+          <w:rFonts w:ascii="Calibri" w:eastAsia="Times New Roman" w:hAnsi="Calibri" w:cs="Calibri"/>
+          <w:sz w:val="22"/>
+          <w:szCs w:val="22"/>
+        </w:rPr>
+        <w:t xml:space="preserve"> Envía alertas directas a los canales de soporte de Nivel 2 y pausa el </w:t>
+      </w:r>
+      <w:r>
+        <w:rPr>
+          <w:rStyle w:val="CdigoHTML"/>
+        </w:rPr>
+        <w:t>ThreadPoolExecutor</w:t>
+      </w:r>
+      <w:r>
+        <w:rPr>
+          <w:rFonts w:ascii="Calibri" w:eastAsia="Times New Roman" w:hAnsi="Calibri" w:cs="Calibri"/>
+          <w:sz w:val="22"/>
+          <w:szCs w:val="22"/>
+        </w:rPr>
+        <w:t xml:space="preserve"> si la métrica global de un lote individual supera el 8% de errores (posible indicativo de una caída sostenida en el API del IMSS).</w:t>
+      </w:r>
+    </w:p>
+    <w:p>
+      <w:pPr>
+        <w:pStyle w:val="Ttulo2"/>
+        <w:rPr>
+          <w:rFonts w:ascii="Calibri" w:eastAsia="Times New Roman" w:hAnsi="Calibri" w:cs="Calibri"/>
+        </w:rPr>
+      </w:pPr>
+      <w:r>
+        <w:rPr>
+          <w:rFonts w:ascii="Calibri" w:eastAsia="Times New Roman" w:hAnsi="Calibri" w:cs="Calibri"/>
+        </w:rPr>
+        <w:t>6. Integración del Monitoreo con el Nuevo Stack</w:t>
+      </w:r>
+    </w:p>
+    <w:p>
+      <w:pPr>
+        <w:pStyle w:val="NormalWeb"/>
+        <w:rPr>
+          <w:rFonts w:ascii="Calibri" w:hAnsi="Calibri" w:cs="Calibri"/>
+          <w:sz w:val="22"/>
+          <w:szCs w:val="22"/>
+        </w:rPr>
+      </w:pPr>
+      <w:r>
+        <w:rPr>
+          <w:rFonts w:ascii="Calibri" w:hAnsi="Calibri" w:cs="Calibri"/>
+          <w:sz w:val="22"/>
+          <w:szCs w:val="22"/>
+        </w:rPr>
+        <w:t>La migración a FastAPI y Angular 18 (Fase 2) estableció nuevos retos de monitoreo que se resolvieron incorporando:</w:t>
+      </w:r>
+    </w:p>
+    <w:p>
+      <w:pPr>
+        <w:numPr>
+          <w:ilvl w:val="0"/>
+          <w:numId w:val="8"/>
+        </w:numPr>
+        <w:spacing w:before="100" w:beforeAutospacing="1" w:after="100" w:afterAutospacing="1"/>
+        <w:rPr>
+          <w:rFonts w:ascii="Calibri" w:eastAsia="Times New Roman" w:hAnsi="Calibri" w:cs="Calibri"/>
+          <w:sz w:val="22"/>
+          <w:szCs w:val="22"/>
+        </w:rPr>
+      </w:pPr>
+      <w:r>
+        <w:rPr>
+          <w:rStyle w:val="Fuerte"/>
+          <w:rFonts w:ascii="Calibri" w:eastAsia="Times New Roman" w:hAnsi="Calibri" w:cs="Calibri"/>
+          <w:sz w:val="22"/>
+          <w:szCs w:val="22"/>
+        </w:rPr>
+        <w:t>Monitoreo de API:</w:t>
+      </w:r>
+      <w:r>
+        <w:rPr>
+          <w:rFonts w:ascii="Calibri" w:eastAsia="Times New Roman" w:hAnsi="Calibri" w:cs="Calibri"/>
+          <w:sz w:val="22"/>
+          <w:szCs w:val="22"/>
+        </w:rPr>
+        <w:t xml:space="preserve"> Se recomendó la implementación urgente de políticas de limitación de tasa (*rate limiting* a través de </w:t>
+      </w:r>
+      <w:r>
+        <w:rPr>
+          <w:rStyle w:val="CdigoHTML"/>
+        </w:rPr>
+        <w:t>slowapi</w:t>
+      </w:r>
+      <w:r>
+        <w:rPr>
+          <w:rFonts w:ascii="Calibri" w:eastAsia="Times New Roman" w:hAnsi="Calibri" w:cs="Calibri"/>
+          <w:sz w:val="22"/>
+          <w:szCs w:val="22"/>
+        </w:rPr>
+        <w:t>) para evitar la denegación de servicio (DoS) y el *scraping* masivo a la base de datos desde los *resolvers* de GraphQL.</w:t>
+      </w:r>
+    </w:p>
+    <w:p>
+      <w:pPr>
+        <w:numPr>
+          <w:ilvl w:val="0"/>
+          <w:numId w:val="8"/>
+        </w:numPr>
+        <w:spacing w:before="100" w:beforeAutospacing="1" w:after="100" w:afterAutospacing="1"/>
+        <w:rPr>
+          <w:rFonts w:ascii="Calibri" w:eastAsia="Times New Roman" w:hAnsi="Calibri" w:cs="Calibri"/>
+          <w:sz w:val="22"/>
+          <w:szCs w:val="22"/>
+        </w:rPr>
+      </w:pPr>
+      <w:r>
+        <w:rPr>
+          <w:rStyle w:val="Fuerte"/>
+          <w:rFonts w:ascii="Calibri" w:eastAsia="Times New Roman" w:hAnsi="Calibri" w:cs="Calibri"/>
+          <w:sz w:val="22"/>
+          <w:szCs w:val="22"/>
+        </w:rPr>
+        <w:t>Centralización:</w:t>
+      </w:r>
+      <w:r>
+        <w:rPr>
+          <w:rFonts w:ascii="Calibri" w:eastAsia="Times New Roman" w:hAnsi="Calibri" w:cs="Calibri"/>
+          <w:sz w:val="22"/>
+          <w:szCs w:val="22"/>
+        </w:rPr>
+        <w:t xml:space="preserve"> Todos los eventos críticos de las descargas continúan centralizándose en la tabla </w:t>
+      </w:r>
+      <w:r>
+        <w:rPr>
+          <w:rStyle w:val="CdigoHTML"/>
+        </w:rPr>
+        <w:t>BitacoraEvento</w:t>
+      </w:r>
+      <w:r>
+        <w:rPr>
+          <w:rFonts w:ascii="Calibri" w:eastAsia="Times New Roman" w:hAnsi="Calibri" w:cs="Calibri"/>
+          <w:sz w:val="22"/>
+          <w:szCs w:val="22"/>
+        </w:rPr>
+        <w:t xml:space="preserve"> </w:t>
+      </w:r>
+      <w:r>
+        <w:rPr>
+          <w:rFonts w:ascii="Calibri" w:eastAsia="Times New Roman" w:hAnsi="Calibri" w:cs="Calibri"/>
+          <w:sz w:val="22"/>
+          <w:szCs w:val="22"/>
+        </w:rPr>
+        <w:t>de PostgreSQL, facilitando su consulta asíncrona mediante el Frontend modernizado.</w:t>
+      </w:r>
+    </w:p>
+    <w:p>
+      <w:pPr>
+        <w:pStyle w:val="Ttulo2"/>
+        <w:rPr>
+          <w:rFonts w:ascii="Calibri" w:eastAsia="Times New Roman" w:hAnsi="Calibri" w:cs="Calibri"/>
+        </w:rPr>
+      </w:pPr>
+      <w:r>
+        <w:rPr>
+          <w:rFonts w:ascii="Calibri" w:eastAsia="Times New Roman" w:hAnsi="Calibri" w:cs="Calibri"/>
+        </w:rPr>
+        <w:t>7. Riesgos y Dependencias Actuales</w:t>
+      </w:r>
+    </w:p>
+    <w:p>
+      <w:pPr>
+        <w:numPr>
+          <w:ilvl w:val="0"/>
+          <w:numId w:val="9"/>
+        </w:numPr>
+        <w:spacing w:before="100" w:beforeAutospacing="1" w:after="100" w:afterAutospacing="1"/>
+        <w:rPr>
+          <w:rFonts w:ascii="Calibri" w:eastAsia="Times New Roman" w:hAnsi="Calibri" w:cs="Calibri"/>
+          <w:sz w:val="22"/>
+          <w:szCs w:val="22"/>
+        </w:rPr>
+      </w:pPr>
+      <w:r>
+        <w:rPr>
+          <w:rFonts w:ascii="Calibri" w:eastAsia="Times New Roman" w:hAnsi="Calibri" w:cs="Calibri"/>
+          <w:sz w:val="22"/>
+          <w:szCs w:val="22"/>
+        </w:rPr>
+        <w:t xml:space="preserve">Falsos positivos en el </w:t>
+      </w:r>
+      <w:r>
+        <w:rPr>
+          <w:rStyle w:val="CdigoHTML"/>
+        </w:rPr>
+        <w:t>pre-commit</w:t>
+      </w:r>
+      <w:r>
+        <w:rPr>
+          <w:rFonts w:ascii="Calibri" w:eastAsia="Times New Roman" w:hAnsi="Calibri" w:cs="Calibri"/>
+          <w:sz w:val="22"/>
+          <w:szCs w:val="22"/>
+        </w:rPr>
+        <w:t xml:space="preserve"> hook (archivos bloqueados que no sean realmente de PII), lo cual podría ralentizar el ritmo de los desarrolladores si no se mantienen las expresiones regulares afinadas.</w:t>
+      </w:r>
+    </w:p>
+    <w:p>
+      <w:pPr>
+        <w:numPr>
+          <w:ilvl w:val="0"/>
+          <w:numId w:val="9"/>
+        </w:numPr>
+        <w:spacing w:before="100" w:beforeAutospacing="1" w:after="100" w:afterAutospacing="1"/>
+        <w:rPr>
+          <w:rFonts w:ascii="Calibri" w:eastAsia="Times New Roman" w:hAnsi="Calibri" w:cs="Calibri"/>
+          <w:sz w:val="22"/>
+          <w:szCs w:val="22"/>
+        </w:rPr>
+      </w:pPr>
+      <w:r>
+        <w:rPr>
+          <w:rFonts w:ascii="Calibri" w:eastAsia="Times New Roman" w:hAnsi="Calibri" w:cs="Calibri"/>
+          <w:sz w:val="22"/>
+          <w:szCs w:val="22"/>
+        </w:rPr>
+        <w:t xml:space="preserve">Riesgo de regresión en las políticas de seguridad de Frontend en Angular (Vida Saludable Fase 2) si no se trasplantan las lecciones aprendidas de las </w:t>
+      </w:r>
+      <w:r>
+        <w:rPr>
+          <w:rStyle w:val="CdigoHTML"/>
+        </w:rPr>
+        <w:t>&lt;ProtectedRoute&gt;</w:t>
+      </w:r>
+      <w:r>
+        <w:rPr>
+          <w:rFonts w:ascii="Calibri" w:eastAsia="Times New Roman" w:hAnsi="Calibri" w:cs="Calibri"/>
+          <w:sz w:val="22"/>
+          <w:szCs w:val="22"/>
+        </w:rPr>
+        <w:t xml:space="preserve"> desarrolladas en </w:t>
+      </w:r>
+      <w:r>
+        <w:rPr>
+          <w:rStyle w:val="CdigoHTML"/>
+        </w:rPr>
+        <w:t>SEP_MUSEMS_PU</w:t>
+      </w:r>
+      <w:r>
+        <w:rPr>
+          <w:rFonts w:ascii="Calibri" w:eastAsia="Times New Roman" w:hAnsi="Calibri" w:cs="Calibri"/>
+          <w:sz w:val="22"/>
+          <w:szCs w:val="22"/>
+        </w:rPr>
+        <w:t>.</w:t>
+      </w:r>
+    </w:p>
+    <w:p>
+      <w:pPr>
+        <w:numPr>
+          <w:ilvl w:val="0"/>
+          <w:numId w:val="9"/>
+        </w:numPr>
+        <w:spacing w:before="100" w:beforeAutospacing="1" w:after="100" w:afterAutospacing="1"/>
+        <w:rPr>
+          <w:rFonts w:ascii="Calibri" w:eastAsia="Times New Roman" w:hAnsi="Calibri" w:cs="Calibri"/>
+          <w:sz w:val="22"/>
+          <w:szCs w:val="22"/>
+        </w:rPr>
+      </w:pPr>
+      <w:r>
+        <w:rPr>
+          <w:rFonts w:ascii="Calibri" w:eastAsia="Times New Roman" w:hAnsi="Calibri" w:cs="Calibri"/>
+          <w:sz w:val="22"/>
+          <w:szCs w:val="22"/>
+        </w:rPr>
+        <w:t>Necesidad imperativa de alinear y validar el sistema de monitoreo en tiempo real directamente con el área de seguridad de TI del IMSS.</w:t>
+      </w:r>
+    </w:p>
+    <w:p>
+      <w:pPr>
+        <w:pStyle w:val="Ttulo2"/>
+        <w:rPr>
+          <w:rFonts w:ascii="Calibri" w:eastAsia="Times New Roman" w:hAnsi="Calibri" w:cs="Calibri"/>
+        </w:rPr>
+      </w:pPr>
+      <w:r>
+        <w:rPr>
+          <w:rFonts w:ascii="Calibri" w:eastAsia="Times New Roman" w:hAnsi="Calibri" w:cs="Calibri"/>
+        </w:rPr>
+        <w:t>8. Próximos Pasos (Junio 2026)</w:t>
+      </w:r>
+    </w:p>
+    <w:p>
+      <w:pPr>
+        <w:numPr>
+          <w:ilvl w:val="0"/>
+          <w:numId w:val="10"/>
+        </w:numPr>
+        <w:spacing w:before="100" w:beforeAutospacing="1" w:after="100" w:afterAutospacing="1"/>
+        <w:rPr>
+          <w:rFonts w:ascii="Calibri" w:eastAsia="Times New Roman" w:hAnsi="Calibri" w:cs="Calibri"/>
+          <w:sz w:val="22"/>
+          <w:szCs w:val="22"/>
+        </w:rPr>
+      </w:pPr>
+      <w:r>
+        <w:rPr>
+          <w:rFonts w:ascii="Calibri" w:eastAsia="Times New Roman" w:hAnsi="Calibri" w:cs="Calibri"/>
+          <w:sz w:val="22"/>
+          <w:szCs w:val="22"/>
+        </w:rPr>
+        <w:t>Consolidar las herramientas preventivas (como el hook pre-commit) en todos los flujos de trabajo locales de repositorios corporativos de la Coordinación de TI.</w:t>
+      </w:r>
+    </w:p>
+    <w:p>
+      <w:pPr>
+        <w:numPr>
+          <w:ilvl w:val="0"/>
+          <w:numId w:val="10"/>
+        </w:numPr>
+        <w:spacing w:before="100" w:beforeAutospacing="1" w:after="100" w:afterAutospacing="1"/>
+        <w:rPr>
+          <w:rFonts w:ascii="Calibri" w:eastAsia="Times New Roman" w:hAnsi="Calibri" w:cs="Calibri"/>
+          <w:sz w:val="22"/>
+          <w:szCs w:val="22"/>
+        </w:rPr>
+      </w:pPr>
+      <w:r>
+        <w:rPr>
+          <w:rFonts w:ascii="Calibri" w:eastAsia="Times New Roman" w:hAnsi="Calibri" w:cs="Calibri"/>
+          <w:sz w:val="22"/>
+          <w:szCs w:val="22"/>
+        </w:rPr>
+        <w:t xml:space="preserve">Auditar regularmente los reportes de navegación de la UI de </w:t>
+      </w:r>
+      <w:r>
+        <w:rPr>
+          <w:rStyle w:val="CdigoHTML"/>
+        </w:rPr>
+        <w:t>SEP_MUSEMS_PU</w:t>
+      </w:r>
+      <w:r>
+        <w:rPr>
+          <w:rFonts w:ascii="Calibri" w:eastAsia="Times New Roman" w:hAnsi="Calibri" w:cs="Calibri"/>
+          <w:sz w:val="22"/>
+          <w:szCs w:val="22"/>
+        </w:rPr>
+        <w:t xml:space="preserve"> para garantizar la hermeticidad de la tabla de permisos </w:t>
+      </w:r>
+      <w:r>
+        <w:rPr>
+          <w:rStyle w:val="CdigoHTML"/>
+        </w:rPr>
+        <w:t>CTMU064</w:t>
+      </w:r>
+      <w:r>
+        <w:rPr>
+          <w:rFonts w:ascii="Calibri" w:eastAsia="Times New Roman" w:hAnsi="Calibri" w:cs="Calibri"/>
+          <w:sz w:val="22"/>
+          <w:szCs w:val="22"/>
+        </w:rPr>
+        <w:t>.</w:t>
+      </w:r>
+    </w:p>
+    <w:p>
+      <w:pPr>
+        <w:numPr>
+          <w:ilvl w:val="0"/>
+          <w:numId w:val="10"/>
+        </w:numPr>
+        <w:spacing w:before="100" w:beforeAutospacing="1" w:after="100" w:afterAutospacing="1"/>
+        <w:rPr>
+          <w:rFonts w:ascii="Calibri" w:eastAsia="Times New Roman" w:hAnsi="Calibri" w:cs="Calibri"/>
+          <w:sz w:val="22"/>
+          <w:szCs w:val="22"/>
+        </w:rPr>
+      </w:pPr>
+      <w:r>
+        <w:rPr>
+          <w:rFonts w:ascii="Calibri" w:eastAsia="Times New Roman" w:hAnsi="Calibri" w:cs="Calibri"/>
+          <w:sz w:val="22"/>
+          <w:szCs w:val="22"/>
+        </w:rPr>
+        <w:t>Incorporar y liberar tableros visuales (*Dashboards*) desarrollados en la Fase 2 de Vida Saludable (Angular) para el monitoreo gráfico de la tasa de éxito (PDFs descargados vs. CURPs tamizadas) por entidad federativa.</w:t>
+      </w:r>
+    </w:p>
+    <w:p>
+      <w:pPr>
+        <w:numPr>
+          <w:ilvl w:val="0"/>
+          <w:numId w:val="10"/>
+        </w:numPr>
+        <w:spacing w:before="100" w:beforeAutospacing="1" w:after="100" w:afterAutospacing="1"/>
+        <w:rPr>
+          <w:rFonts w:ascii="Calibri" w:eastAsia="Times New Roman" w:hAnsi="Calibri" w:cs="Calibri"/>
+          <w:sz w:val="22"/>
+          <w:szCs w:val="22"/>
+        </w:rPr>
+      </w:pPr>
+      <w:r>
+        <w:rPr>
+          <w:rFonts w:ascii="Calibri" w:eastAsia="Times New Roman" w:hAnsi="Calibri" w:cs="Calibri"/>
+          <w:sz w:val="22"/>
+          <w:szCs w:val="22"/>
+        </w:rPr>
+        <w:t>Formalizar el reporte trimestral de cierre de incidentes para presentar la eficacia del RCA aplicado durante este periodo de maduración técnica.</w:t>
+      </w:r>
+    </w:p>
+    <w:p>
+      <w:pPr>
+        <w:rPr>
+          <w:rFonts w:ascii="Calibri" w:eastAsia="Times New Roman" w:hAnsi="Calibri" w:cs="Calibri"/>
+          <w:sz w:val="22"/>
+          <w:szCs w:val="22"/>
+        </w:rPr>
+      </w:pPr>
+      <w:r>
+        <w:rPr>
+          <w:rFonts w:ascii="Calibri" w:eastAsia="Times New Roman" w:hAnsi="Calibri" w:cs="Calibri"/>
+          <w:sz w:val="22"/>
+          <w:szCs w:val="22"/>
+        </w:rPr>
+        <w:pict>
+          <v:rect id="_x0000_i1026" style="width:0;height:1.5pt" o:hralign="center" o:hrstd="t" o:hr="t" fillcolor="#a0a0a0" stroked="f"/>
+        </w:pict>
+      </w:r>
+    </w:p>
+    <w:p>
+      <w:pPr>
+        <w:pStyle w:val="NormalWeb"/>
+        <w:rPr>
+          <w:rFonts w:ascii="Calibri" w:hAnsi="Calibri" w:cs="Calibri"/>
+          <w:sz w:val="22"/>
+          <w:szCs w:val="22"/>
+        </w:rPr>
+      </w:pPr>
+      <w:r>
+        <w:rPr>
+          <w:rStyle w:val="Fuerte"/>
+          <w:rFonts w:ascii="Calibri" w:hAnsi="Calibri" w:cs="Calibri"/>
+          <w:sz w:val="22"/>
+          <w:szCs w:val="22"/>
+        </w:rPr>
+        <w:t>Comentarios adicionales:</w:t>
+      </w:r>
+    </w:p>
+    <w:p>
+      <w:pPr>
+        <w:pStyle w:val="NormalWeb"/>
+        <w:rPr>
+          <w:rFonts w:ascii="Calibri" w:hAnsi="Calibri" w:cs="Calibri"/>
+          <w:sz w:val="22"/>
+          <w:szCs w:val="22"/>
+        </w:rPr>
+      </w:pPr>
+      <w:r>
+        <w:rPr>
+          <w:rFonts w:ascii="Calibri" w:hAnsi="Calibri" w:cs="Calibri"/>
+          <w:sz w:val="22"/>
+          <w:szCs w:val="22"/>
+        </w:rPr>
+        <w:t>Este entregable corresponde al avance de mayo de 2026. La capacidad del equipo para identificar una fuga crítica de datos, purgar el historial de repositorios, mitigar vulnerabilidades de Frontend e implementar contramedidas (como hooks de código y circuit breakers), documenta una madurez importante en el modelo de respuesta y alertamiento técnico de la Secretaría de Educación Pública.</w:t>
       </w:r>
     </w:p>
     <w:sectPr>
@@ -933,9 +3604,9 @@
 <file path=word/numbering.xml><?xml version="1.0" encoding="utf-8"?>
 <w:numbering xmlns:wpc="http://schemas.microsoft.com/office/word/2010/wordprocessingCanvas" xmlns:cx="http://schemas.microsoft.com/office/drawing/2014/chartex" xmlns:cx1="http://schemas.microsoft.com/office/drawing/2015/9/8/chartex" xmlns:cx2="http://schemas.microsoft.com/office/drawing/2015/10/21/chartex" xmlns:cx3="http://schemas.microsoft.com/office/drawing/2016/5/9/chartex" xmlns:cx4="http://schemas.microsoft.com/office/drawing/2016/5/10/chartex" xmlns:cx5="http://schemas.microsoft.com/office/drawing/2016/5/11/chartex" xmlns:cx6="http://schemas.microsoft.com/office/drawing/2016/5/12/chartex" xmlns:cx7="http://schemas.microsoft.com/office/drawing/2016/5/13/chartex" xmlns:cx8="http://schemas.microsoft.com/office/drawing/2016/5/14/chartex" xmlns:mc="http://schemas.openxmlformats.org/markup-compatibility/2006" xmlns:aink="http://schemas.microsoft.com/office/drawing/2016/ink" xmlns:am3d="http://schemas.microsoft.com/office/drawing/2017/model3d" xmlns:o="urn:schemas-microsoft-com:office:office" xmlns:oel="http://schemas.microsoft.com/office/2019/extlst" xmlns:r="http://schemas.openxmlformats.org/officeDocument/2006/relationships" xmlns:m="http://schemas.openxmlformats.org/officeDocument/2006/math" xmlns:v="urn:schemas-microsoft-com:vml" xmlns:wp14="http://schemas.microsoft.com/office/word/2010/wordprocessingDrawing" xmlns:wp="http://schemas.openxmlformats.org/drawingml/2006/wordprocessingDrawing" xmlns:w10="urn:schemas-microsoft-com:office:word" xmlns:w="http://schemas.openxmlformats.org/wordprocessingml/2006/main" xmlns:w14="http://schemas.microsoft.com/office/word/2010/wordml" xmlns:w15="http://schemas.microsoft.com/office/word/2012/wordml" xmlns:w16cex="http://schemas.microsoft.com/office/word/2018/wordml/cex" xmlns:w16cid="http://schemas.microsoft.com/office/word/2016/wordml/cid" xmlns:w16="http://schemas.microsoft.com/office/word/2018/wordml" xmlns:w16du="http://schemas.microsoft.com/office/word/2023/wordml/word16du" xmlns:w16sdtdh="http://schemas.microsoft.com/office/word/2020/wordml/sdtdatahash" xmlns:w16sdtfl="http://schemas.microsoft.com/office/word/2024/wordml/sdtformatlock" xmlns:w16se="http://schemas.microsoft.com/office/word/2015/wordml/symex" xmlns:wpg="http://schemas.microsoft.com/office/word/2010/wordprocessingGroup" xmlns:wpi="http://schemas.microsoft.com/office/word/2010/wordprocessingInk" xmlns:wne="http://schemas.microsoft.com/office/word/2006/wordml" xmlns:wps="http://schemas.microsoft.com/office/word/2010/wordprocessingShape" mc:Ignorable="w14 w15 w16se w16cid w16 w16cex w16sdtdh w16sdtfl w16du wp14">
   <w:abstractNum w:abstractNumId="0" w15:restartNumberingAfterBreak="0">
-    <w:nsid w:val="1ACD5BF9"/>
+    <w:nsid w:val="01C34FE6"/>
     <w:multiLevelType w:val="multilevel"/>
-    <w:tmpl w:val="49303372"/>
+    <w:tmpl w:val="FBA0AC90"/>
     <w:lvl w:ilvl="0">
       <w:start w:val="1"/>
       <w:numFmt w:val="bullet"/>
@@ -1082,9 +3753,9 @@
     </w:lvl>
   </w:abstractNum>
   <w:abstractNum w:abstractNumId="1" w15:restartNumberingAfterBreak="0">
-    <w:nsid w:val="326D41E3"/>
+    <w:nsid w:val="10BE7A91"/>
     <w:multiLevelType w:val="multilevel"/>
-    <w:tmpl w:val="B114E0A6"/>
+    <w:tmpl w:val="A8DCAF40"/>
     <w:lvl w:ilvl="0">
       <w:start w:val="1"/>
       <w:numFmt w:val="bullet"/>
@@ -1231,9 +3902,9 @@
     </w:lvl>
   </w:abstractNum>
   <w:abstractNum w:abstractNumId="2" w15:restartNumberingAfterBreak="0">
-    <w:nsid w:val="48900C26"/>
+    <w:nsid w:val="1BD74905"/>
     <w:multiLevelType w:val="multilevel"/>
-    <w:tmpl w:val="68A4B44C"/>
+    <w:tmpl w:val="1F58F870"/>
     <w:lvl w:ilvl="0">
       <w:start w:val="1"/>
       <w:numFmt w:val="bullet"/>
@@ -1380,9 +4051,9 @@
     </w:lvl>
   </w:abstractNum>
   <w:abstractNum w:abstractNumId="3" w15:restartNumberingAfterBreak="0">
-    <w:nsid w:val="52AF5A01"/>
+    <w:nsid w:val="25141ED2"/>
     <w:multiLevelType w:val="multilevel"/>
-    <w:tmpl w:val="47B8D37E"/>
+    <w:tmpl w:val="1372443E"/>
     <w:lvl w:ilvl="0">
       <w:start w:val="1"/>
       <w:numFmt w:val="bullet"/>
@@ -1529,9 +4200,9 @@
     </w:lvl>
   </w:abstractNum>
   <w:abstractNum w:abstractNumId="4" w15:restartNumberingAfterBreak="0">
-    <w:nsid w:val="68DF702D"/>
+    <w:nsid w:val="275D6573"/>
     <w:multiLevelType w:val="multilevel"/>
-    <w:tmpl w:val="764A950C"/>
+    <w:tmpl w:val="53A68E10"/>
     <w:lvl w:ilvl="0">
       <w:start w:val="1"/>
       <w:numFmt w:val="bullet"/>
@@ -1677,20 +4348,780 @@
       </w:rPr>
     </w:lvl>
   </w:abstractNum>
-  <w:num w:numId="1" w16cid:durableId="889195927">
+  <w:abstractNum w:abstractNumId="5" w15:restartNumberingAfterBreak="0">
+    <w:nsid w:val="428411B7"/>
+    <w:multiLevelType w:val="multilevel"/>
+    <w:tmpl w:val="9A065F42"/>
+    <w:lvl w:ilvl="0">
+      <w:start w:val="1"/>
+      <w:numFmt w:val="bullet"/>
+      <w:lvlText w:val=""/>
+      <w:lvlJc w:val="left"/>
+      <w:pPr>
+        <w:tabs>
+          <w:tab w:val="num" w:pos="720"/>
+        </w:tabs>
+        <w:ind w:left="720" w:hanging="360"/>
+      </w:pPr>
+      <w:rPr>
+        <w:rFonts w:ascii="Symbol" w:hAnsi="Symbol" w:hint="default"/>
+        <w:sz w:val="20"/>
+      </w:rPr>
+    </w:lvl>
+    <w:lvl w:ilvl="1" w:tentative="1">
+      <w:start w:val="1"/>
+      <w:numFmt w:val="bullet"/>
+      <w:lvlText w:val="o"/>
+      <w:lvlJc w:val="left"/>
+      <w:pPr>
+        <w:tabs>
+          <w:tab w:val="num" w:pos="1440"/>
+        </w:tabs>
+        <w:ind w:left="1440" w:hanging="360"/>
+      </w:pPr>
+      <w:rPr>
+        <w:rFonts w:ascii="Courier New" w:hAnsi="Courier New" w:hint="default"/>
+        <w:sz w:val="20"/>
+      </w:rPr>
+    </w:lvl>
+    <w:lvl w:ilvl="2" w:tentative="1">
+      <w:start w:val="1"/>
+      <w:numFmt w:val="bullet"/>
+      <w:lvlText w:val=""/>
+      <w:lvlJc w:val="left"/>
+      <w:pPr>
+        <w:tabs>
+          <w:tab w:val="num" w:pos="2160"/>
+        </w:tabs>
+        <w:ind w:left="2160" w:hanging="360"/>
+      </w:pPr>
+      <w:rPr>
+        <w:rFonts w:ascii="Wingdings" w:hAnsi="Wingdings" w:hint="default"/>
+        <w:sz w:val="20"/>
+      </w:rPr>
+    </w:lvl>
+    <w:lvl w:ilvl="3" w:tentative="1">
+      <w:start w:val="1"/>
+      <w:numFmt w:val="bullet"/>
+      <w:lvlText w:val=""/>
+      <w:lvlJc w:val="left"/>
+      <w:pPr>
+        <w:tabs>
+          <w:tab w:val="num" w:pos="2880"/>
+        </w:tabs>
+        <w:ind w:left="2880" w:hanging="360"/>
+      </w:pPr>
+      <w:rPr>
+        <w:rFonts w:ascii="Wingdings" w:hAnsi="Wingdings" w:hint="default"/>
+        <w:sz w:val="20"/>
+      </w:rPr>
+    </w:lvl>
+    <w:lvl w:ilvl="4" w:tentative="1">
+      <w:start w:val="1"/>
+      <w:numFmt w:val="bullet"/>
+      <w:lvlText w:val=""/>
+      <w:lvlJc w:val="left"/>
+      <w:pPr>
+        <w:tabs>
+          <w:tab w:val="num" w:pos="3600"/>
+        </w:tabs>
+        <w:ind w:left="3600" w:hanging="360"/>
+      </w:pPr>
+      <w:rPr>
+        <w:rFonts w:ascii="Wingdings" w:hAnsi="Wingdings" w:hint="default"/>
+        <w:sz w:val="20"/>
+      </w:rPr>
+    </w:lvl>
+    <w:lvl w:ilvl="5" w:tentative="1">
+      <w:start w:val="1"/>
+      <w:numFmt w:val="bullet"/>
+      <w:lvlText w:val=""/>
+      <w:lvlJc w:val="left"/>
+      <w:pPr>
+        <w:tabs>
+          <w:tab w:val="num" w:pos="4320"/>
+        </w:tabs>
+        <w:ind w:left="4320" w:hanging="360"/>
+      </w:pPr>
+      <w:rPr>
+        <w:rFonts w:ascii="Wingdings" w:hAnsi="Wingdings" w:hint="default"/>
+        <w:sz w:val="20"/>
+      </w:rPr>
+    </w:lvl>
+    <w:lvl w:ilvl="6" w:tentative="1">
+      <w:start w:val="1"/>
+      <w:numFmt w:val="bullet"/>
+      <w:lvlText w:val=""/>
+      <w:lvlJc w:val="left"/>
+      <w:pPr>
+        <w:tabs>
+          <w:tab w:val="num" w:pos="5040"/>
+        </w:tabs>
+        <w:ind w:left="5040" w:hanging="360"/>
+      </w:pPr>
+      <w:rPr>
+        <w:rFonts w:ascii="Wingdings" w:hAnsi="Wingdings" w:hint="default"/>
+        <w:sz w:val="20"/>
+      </w:rPr>
+    </w:lvl>
+    <w:lvl w:ilvl="7" w:tentative="1">
+      <w:start w:val="1"/>
+      <w:numFmt w:val="bullet"/>
+      <w:lvlText w:val=""/>
+      <w:lvlJc w:val="left"/>
+      <w:pPr>
+        <w:tabs>
+          <w:tab w:val="num" w:pos="5760"/>
+        </w:tabs>
+        <w:ind w:left="5760" w:hanging="360"/>
+      </w:pPr>
+      <w:rPr>
+        <w:rFonts w:ascii="Wingdings" w:hAnsi="Wingdings" w:hint="default"/>
+        <w:sz w:val="20"/>
+      </w:rPr>
+    </w:lvl>
+    <w:lvl w:ilvl="8" w:tentative="1">
+      <w:start w:val="1"/>
+      <w:numFmt w:val="bullet"/>
+      <w:lvlText w:val=""/>
+      <w:lvlJc w:val="left"/>
+      <w:pPr>
+        <w:tabs>
+          <w:tab w:val="num" w:pos="6480"/>
+        </w:tabs>
+        <w:ind w:left="6480" w:hanging="360"/>
+      </w:pPr>
+      <w:rPr>
+        <w:rFonts w:ascii="Wingdings" w:hAnsi="Wingdings" w:hint="default"/>
+        <w:sz w:val="20"/>
+      </w:rPr>
+    </w:lvl>
+  </w:abstractNum>
+  <w:abstractNum w:abstractNumId="6" w15:restartNumberingAfterBreak="0">
+    <w:nsid w:val="42B27301"/>
+    <w:multiLevelType w:val="multilevel"/>
+    <w:tmpl w:val="98A6B3F0"/>
+    <w:lvl w:ilvl="0">
+      <w:start w:val="1"/>
+      <w:numFmt w:val="bullet"/>
+      <w:lvlText w:val=""/>
+      <w:lvlJc w:val="left"/>
+      <w:pPr>
+        <w:tabs>
+          <w:tab w:val="num" w:pos="720"/>
+        </w:tabs>
+        <w:ind w:left="720" w:hanging="360"/>
+      </w:pPr>
+      <w:rPr>
+        <w:rFonts w:ascii="Symbol" w:hAnsi="Symbol" w:hint="default"/>
+        <w:sz w:val="20"/>
+      </w:rPr>
+    </w:lvl>
+    <w:lvl w:ilvl="1" w:tentative="1">
+      <w:start w:val="1"/>
+      <w:numFmt w:val="bullet"/>
+      <w:lvlText w:val="o"/>
+      <w:lvlJc w:val="left"/>
+      <w:pPr>
+        <w:tabs>
+          <w:tab w:val="num" w:pos="1440"/>
+        </w:tabs>
+        <w:ind w:left="1440" w:hanging="360"/>
+      </w:pPr>
+      <w:rPr>
+        <w:rFonts w:ascii="Courier New" w:hAnsi="Courier New" w:hint="default"/>
+        <w:sz w:val="20"/>
+      </w:rPr>
+    </w:lvl>
+    <w:lvl w:ilvl="2" w:tentative="1">
+      <w:start w:val="1"/>
+      <w:numFmt w:val="bullet"/>
+      <w:lvlText w:val=""/>
+      <w:lvlJc w:val="left"/>
+      <w:pPr>
+        <w:tabs>
+          <w:tab w:val="num" w:pos="2160"/>
+        </w:tabs>
+        <w:ind w:left="2160" w:hanging="360"/>
+      </w:pPr>
+      <w:rPr>
+        <w:rFonts w:ascii="Wingdings" w:hAnsi="Wingdings" w:hint="default"/>
+        <w:sz w:val="20"/>
+      </w:rPr>
+    </w:lvl>
+    <w:lvl w:ilvl="3" w:tentative="1">
+      <w:start w:val="1"/>
+      <w:numFmt w:val="bullet"/>
+      <w:lvlText w:val=""/>
+      <w:lvlJc w:val="left"/>
+      <w:pPr>
+        <w:tabs>
+          <w:tab w:val="num" w:pos="2880"/>
+        </w:tabs>
+        <w:ind w:left="2880" w:hanging="360"/>
+      </w:pPr>
+      <w:rPr>
+        <w:rFonts w:ascii="Wingdings" w:hAnsi="Wingdings" w:hint="default"/>
+        <w:sz w:val="20"/>
+      </w:rPr>
+    </w:lvl>
+    <w:lvl w:ilvl="4" w:tentative="1">
+      <w:start w:val="1"/>
+      <w:numFmt w:val="bullet"/>
+      <w:lvlText w:val=""/>
+      <w:lvlJc w:val="left"/>
+      <w:pPr>
+        <w:tabs>
+          <w:tab w:val="num" w:pos="3600"/>
+        </w:tabs>
+        <w:ind w:left="3600" w:hanging="360"/>
+      </w:pPr>
+      <w:rPr>
+        <w:rFonts w:ascii="Wingdings" w:hAnsi="Wingdings" w:hint="default"/>
+        <w:sz w:val="20"/>
+      </w:rPr>
+    </w:lvl>
+    <w:lvl w:ilvl="5" w:tentative="1">
+      <w:start w:val="1"/>
+      <w:numFmt w:val="bullet"/>
+      <w:lvlText w:val=""/>
+      <w:lvlJc w:val="left"/>
+      <w:pPr>
+        <w:tabs>
+          <w:tab w:val="num" w:pos="4320"/>
+        </w:tabs>
+        <w:ind w:left="4320" w:hanging="360"/>
+      </w:pPr>
+      <w:rPr>
+        <w:rFonts w:ascii="Wingdings" w:hAnsi="Wingdings" w:hint="default"/>
+        <w:sz w:val="20"/>
+      </w:rPr>
+    </w:lvl>
+    <w:lvl w:ilvl="6" w:tentative="1">
+      <w:start w:val="1"/>
+      <w:numFmt w:val="bullet"/>
+      <w:lvlText w:val=""/>
+      <w:lvlJc w:val="left"/>
+      <w:pPr>
+        <w:tabs>
+          <w:tab w:val="num" w:pos="5040"/>
+        </w:tabs>
+        <w:ind w:left="5040" w:hanging="360"/>
+      </w:pPr>
+      <w:rPr>
+        <w:rFonts w:ascii="Wingdings" w:hAnsi="Wingdings" w:hint="default"/>
+        <w:sz w:val="20"/>
+      </w:rPr>
+    </w:lvl>
+    <w:lvl w:ilvl="7" w:tentative="1">
+      <w:start w:val="1"/>
+      <w:numFmt w:val="bullet"/>
+      <w:lvlText w:val=""/>
+      <w:lvlJc w:val="left"/>
+      <w:pPr>
+        <w:tabs>
+          <w:tab w:val="num" w:pos="5760"/>
+        </w:tabs>
+        <w:ind w:left="5760" w:hanging="360"/>
+      </w:pPr>
+      <w:rPr>
+        <w:rFonts w:ascii="Wingdings" w:hAnsi="Wingdings" w:hint="default"/>
+        <w:sz w:val="20"/>
+      </w:rPr>
+    </w:lvl>
+    <w:lvl w:ilvl="8" w:tentative="1">
+      <w:start w:val="1"/>
+      <w:numFmt w:val="bullet"/>
+      <w:lvlText w:val=""/>
+      <w:lvlJc w:val="left"/>
+      <w:pPr>
+        <w:tabs>
+          <w:tab w:val="num" w:pos="6480"/>
+        </w:tabs>
+        <w:ind w:left="6480" w:hanging="360"/>
+      </w:pPr>
+      <w:rPr>
+        <w:rFonts w:ascii="Wingdings" w:hAnsi="Wingdings" w:hint="default"/>
+        <w:sz w:val="20"/>
+      </w:rPr>
+    </w:lvl>
+  </w:abstractNum>
+  <w:abstractNum w:abstractNumId="7" w15:restartNumberingAfterBreak="0">
+    <w:nsid w:val="466555F8"/>
+    <w:multiLevelType w:val="multilevel"/>
+    <w:tmpl w:val="9C68BEEE"/>
+    <w:lvl w:ilvl="0">
+      <w:start w:val="1"/>
+      <w:numFmt w:val="bullet"/>
+      <w:lvlText w:val=""/>
+      <w:lvlJc w:val="left"/>
+      <w:pPr>
+        <w:tabs>
+          <w:tab w:val="num" w:pos="720"/>
+        </w:tabs>
+        <w:ind w:left="720" w:hanging="360"/>
+      </w:pPr>
+      <w:rPr>
+        <w:rFonts w:ascii="Symbol" w:hAnsi="Symbol" w:hint="default"/>
+        <w:sz w:val="20"/>
+      </w:rPr>
+    </w:lvl>
+    <w:lvl w:ilvl="1" w:tentative="1">
+      <w:start w:val="1"/>
+      <w:numFmt w:val="bullet"/>
+      <w:lvlText w:val="o"/>
+      <w:lvlJc w:val="left"/>
+      <w:pPr>
+        <w:tabs>
+          <w:tab w:val="num" w:pos="1440"/>
+        </w:tabs>
+        <w:ind w:left="1440" w:hanging="360"/>
+      </w:pPr>
+      <w:rPr>
+        <w:rFonts w:ascii="Courier New" w:hAnsi="Courier New" w:hint="default"/>
+        <w:sz w:val="20"/>
+      </w:rPr>
+    </w:lvl>
+    <w:lvl w:ilvl="2" w:tentative="1">
+      <w:start w:val="1"/>
+      <w:numFmt w:val="bullet"/>
+      <w:lvlText w:val=""/>
+      <w:lvlJc w:val="left"/>
+      <w:pPr>
+        <w:tabs>
+          <w:tab w:val="num" w:pos="2160"/>
+        </w:tabs>
+        <w:ind w:left="2160" w:hanging="360"/>
+      </w:pPr>
+      <w:rPr>
+        <w:rFonts w:ascii="Wingdings" w:hAnsi="Wingdings" w:hint="default"/>
+        <w:sz w:val="20"/>
+      </w:rPr>
+    </w:lvl>
+    <w:lvl w:ilvl="3" w:tentative="1">
+      <w:start w:val="1"/>
+      <w:numFmt w:val="bullet"/>
+      <w:lvlText w:val=""/>
+      <w:lvlJc w:val="left"/>
+      <w:pPr>
+        <w:tabs>
+          <w:tab w:val="num" w:pos="2880"/>
+        </w:tabs>
+        <w:ind w:left="2880" w:hanging="360"/>
+      </w:pPr>
+      <w:rPr>
+        <w:rFonts w:ascii="Wingdings" w:hAnsi="Wingdings" w:hint="default"/>
+        <w:sz w:val="20"/>
+      </w:rPr>
+    </w:lvl>
+    <w:lvl w:ilvl="4" w:tentative="1">
+      <w:start w:val="1"/>
+      <w:numFmt w:val="bullet"/>
+      <w:lvlText w:val=""/>
+      <w:lvlJc w:val="left"/>
+      <w:pPr>
+        <w:tabs>
+          <w:tab w:val="num" w:pos="3600"/>
+        </w:tabs>
+        <w:ind w:left="3600" w:hanging="360"/>
+      </w:pPr>
+      <w:rPr>
+        <w:rFonts w:ascii="Wingdings" w:hAnsi="Wingdings" w:hint="default"/>
+        <w:sz w:val="20"/>
+      </w:rPr>
+    </w:lvl>
+    <w:lvl w:ilvl="5" w:tentative="1">
+      <w:start w:val="1"/>
+      <w:numFmt w:val="bullet"/>
+      <w:lvlText w:val=""/>
+      <w:lvlJc w:val="left"/>
+      <w:pPr>
+        <w:tabs>
+          <w:tab w:val="num" w:pos="4320"/>
+        </w:tabs>
+        <w:ind w:left="4320" w:hanging="360"/>
+      </w:pPr>
+      <w:rPr>
+        <w:rFonts w:ascii="Wingdings" w:hAnsi="Wingdings" w:hint="default"/>
+        <w:sz w:val="20"/>
+      </w:rPr>
+    </w:lvl>
+    <w:lvl w:ilvl="6" w:tentative="1">
+      <w:start w:val="1"/>
+      <w:numFmt w:val="bullet"/>
+      <w:lvlText w:val=""/>
+      <w:lvlJc w:val="left"/>
+      <w:pPr>
+        <w:tabs>
+          <w:tab w:val="num" w:pos="5040"/>
+        </w:tabs>
+        <w:ind w:left="5040" w:hanging="360"/>
+      </w:pPr>
+      <w:rPr>
+        <w:rFonts w:ascii="Wingdings" w:hAnsi="Wingdings" w:hint="default"/>
+        <w:sz w:val="20"/>
+      </w:rPr>
+    </w:lvl>
+    <w:lvl w:ilvl="7" w:tentative="1">
+      <w:start w:val="1"/>
+      <w:numFmt w:val="bullet"/>
+      <w:lvlText w:val=""/>
+      <w:lvlJc w:val="left"/>
+      <w:pPr>
+        <w:tabs>
+          <w:tab w:val="num" w:pos="5760"/>
+        </w:tabs>
+        <w:ind w:left="5760" w:hanging="360"/>
+      </w:pPr>
+      <w:rPr>
+        <w:rFonts w:ascii="Wingdings" w:hAnsi="Wingdings" w:hint="default"/>
+        <w:sz w:val="20"/>
+      </w:rPr>
+    </w:lvl>
+    <w:lvl w:ilvl="8" w:tentative="1">
+      <w:start w:val="1"/>
+      <w:numFmt w:val="bullet"/>
+      <w:lvlText w:val=""/>
+      <w:lvlJc w:val="left"/>
+      <w:pPr>
+        <w:tabs>
+          <w:tab w:val="num" w:pos="6480"/>
+        </w:tabs>
+        <w:ind w:left="6480" w:hanging="360"/>
+      </w:pPr>
+      <w:rPr>
+        <w:rFonts w:ascii="Wingdings" w:hAnsi="Wingdings" w:hint="default"/>
+        <w:sz w:val="20"/>
+      </w:rPr>
+    </w:lvl>
+  </w:abstractNum>
+  <w:abstractNum w:abstractNumId="8" w15:restartNumberingAfterBreak="0">
+    <w:nsid w:val="6CD21129"/>
+    <w:multiLevelType w:val="multilevel"/>
+    <w:tmpl w:val="11C86242"/>
+    <w:lvl w:ilvl="0">
+      <w:start w:val="1"/>
+      <w:numFmt w:val="bullet"/>
+      <w:lvlText w:val=""/>
+      <w:lvlJc w:val="left"/>
+      <w:pPr>
+        <w:tabs>
+          <w:tab w:val="num" w:pos="720"/>
+        </w:tabs>
+        <w:ind w:left="720" w:hanging="360"/>
+      </w:pPr>
+      <w:rPr>
+        <w:rFonts w:ascii="Symbol" w:hAnsi="Symbol" w:hint="default"/>
+        <w:sz w:val="20"/>
+      </w:rPr>
+    </w:lvl>
+    <w:lvl w:ilvl="1" w:tentative="1">
+      <w:start w:val="1"/>
+      <w:numFmt w:val="bullet"/>
+      <w:lvlText w:val="o"/>
+      <w:lvlJc w:val="left"/>
+      <w:pPr>
+        <w:tabs>
+          <w:tab w:val="num" w:pos="1440"/>
+        </w:tabs>
+        <w:ind w:left="1440" w:hanging="360"/>
+      </w:pPr>
+      <w:rPr>
+        <w:rFonts w:ascii="Courier New" w:hAnsi="Courier New" w:hint="default"/>
+        <w:sz w:val="20"/>
+      </w:rPr>
+    </w:lvl>
+    <w:lvl w:ilvl="2" w:tentative="1">
+      <w:start w:val="1"/>
+      <w:numFmt w:val="bullet"/>
+      <w:lvlText w:val=""/>
+      <w:lvlJc w:val="left"/>
+      <w:pPr>
+        <w:tabs>
+          <w:tab w:val="num" w:pos="2160"/>
+        </w:tabs>
+        <w:ind w:left="2160" w:hanging="360"/>
+      </w:pPr>
+      <w:rPr>
+        <w:rFonts w:ascii="Wingdings" w:hAnsi="Wingdings" w:hint="default"/>
+        <w:sz w:val="20"/>
+      </w:rPr>
+    </w:lvl>
+    <w:lvl w:ilvl="3" w:tentative="1">
+      <w:start w:val="1"/>
+      <w:numFmt w:val="bullet"/>
+      <w:lvlText w:val=""/>
+      <w:lvlJc w:val="left"/>
+      <w:pPr>
+        <w:tabs>
+          <w:tab w:val="num" w:pos="2880"/>
+        </w:tabs>
+        <w:ind w:left="2880" w:hanging="360"/>
+      </w:pPr>
+      <w:rPr>
+        <w:rFonts w:ascii="Wingdings" w:hAnsi="Wingdings" w:hint="default"/>
+        <w:sz w:val="20"/>
+      </w:rPr>
+    </w:lvl>
+    <w:lvl w:ilvl="4" w:tentative="1">
+      <w:start w:val="1"/>
+      <w:numFmt w:val="bullet"/>
+      <w:lvlText w:val=""/>
+      <w:lvlJc w:val="left"/>
+      <w:pPr>
+        <w:tabs>
+          <w:tab w:val="num" w:pos="3600"/>
+        </w:tabs>
+        <w:ind w:left="3600" w:hanging="360"/>
+      </w:pPr>
+      <w:rPr>
+        <w:rFonts w:ascii="Wingdings" w:hAnsi="Wingdings" w:hint="default"/>
+        <w:sz w:val="20"/>
+      </w:rPr>
+    </w:lvl>
+    <w:lvl w:ilvl="5" w:tentative="1">
+      <w:start w:val="1"/>
+      <w:numFmt w:val="bullet"/>
+      <w:lvlText w:val=""/>
+      <w:lvlJc w:val="left"/>
+      <w:pPr>
+        <w:tabs>
+          <w:tab w:val="num" w:pos="4320"/>
+        </w:tabs>
+        <w:ind w:left="4320" w:hanging="360"/>
+      </w:pPr>
+      <w:rPr>
+        <w:rFonts w:ascii="Wingdings" w:hAnsi="Wingdings" w:hint="default"/>
+        <w:sz w:val="20"/>
+      </w:rPr>
+    </w:lvl>
+    <w:lvl w:ilvl="6" w:tentative="1">
+      <w:start w:val="1"/>
+      <w:numFmt w:val="bullet"/>
+      <w:lvlText w:val=""/>
+      <w:lvlJc w:val="left"/>
+      <w:pPr>
+        <w:tabs>
+          <w:tab w:val="num" w:pos="5040"/>
+        </w:tabs>
+        <w:ind w:left="5040" w:hanging="360"/>
+      </w:pPr>
+      <w:rPr>
+        <w:rFonts w:ascii="Wingdings" w:hAnsi="Wingdings" w:hint="default"/>
+        <w:sz w:val="20"/>
+      </w:rPr>
+    </w:lvl>
+    <w:lvl w:ilvl="7" w:tentative="1">
+      <w:start w:val="1"/>
+      <w:numFmt w:val="bullet"/>
+      <w:lvlText w:val=""/>
+      <w:lvlJc w:val="left"/>
+      <w:pPr>
+        <w:tabs>
+          <w:tab w:val="num" w:pos="5760"/>
+        </w:tabs>
+        <w:ind w:left="5760" w:hanging="360"/>
+      </w:pPr>
+      <w:rPr>
+        <w:rFonts w:ascii="Wingdings" w:hAnsi="Wingdings" w:hint="default"/>
+        <w:sz w:val="20"/>
+      </w:rPr>
+    </w:lvl>
+    <w:lvl w:ilvl="8" w:tentative="1">
+      <w:start w:val="1"/>
+      <w:numFmt w:val="bullet"/>
+      <w:lvlText w:val=""/>
+      <w:lvlJc w:val="left"/>
+      <w:pPr>
+        <w:tabs>
+          <w:tab w:val="num" w:pos="6480"/>
+        </w:tabs>
+        <w:ind w:left="6480" w:hanging="360"/>
+      </w:pPr>
+      <w:rPr>
+        <w:rFonts w:ascii="Wingdings" w:hAnsi="Wingdings" w:hint="default"/>
+        <w:sz w:val="20"/>
+      </w:rPr>
+    </w:lvl>
+  </w:abstractNum>
+  <w:abstractNum w:abstractNumId="9" w15:restartNumberingAfterBreak="0">
+    <w:nsid w:val="7EA4207F"/>
+    <w:multiLevelType w:val="multilevel"/>
+    <w:tmpl w:val="9B68518C"/>
+    <w:lvl w:ilvl="0">
+      <w:start w:val="1"/>
+      <w:numFmt w:val="bullet"/>
+      <w:lvlText w:val=""/>
+      <w:lvlJc w:val="left"/>
+      <w:pPr>
+        <w:tabs>
+          <w:tab w:val="num" w:pos="720"/>
+        </w:tabs>
+        <w:ind w:left="720" w:hanging="360"/>
+      </w:pPr>
+      <w:rPr>
+        <w:rFonts w:ascii="Symbol" w:hAnsi="Symbol" w:hint="default"/>
+        <w:sz w:val="20"/>
+      </w:rPr>
+    </w:lvl>
+    <w:lvl w:ilvl="1" w:tentative="1">
+      <w:start w:val="1"/>
+      <w:numFmt w:val="bullet"/>
+      <w:lvlText w:val="o"/>
+      <w:lvlJc w:val="left"/>
+      <w:pPr>
+        <w:tabs>
+          <w:tab w:val="num" w:pos="1440"/>
+        </w:tabs>
+        <w:ind w:left="1440" w:hanging="360"/>
+      </w:pPr>
+      <w:rPr>
+        <w:rFonts w:ascii="Courier New" w:hAnsi="Courier New" w:hint="default"/>
+        <w:sz w:val="20"/>
+      </w:rPr>
+    </w:lvl>
+    <w:lvl w:ilvl="2" w:tentative="1">
+      <w:start w:val="1"/>
+      <w:numFmt w:val="bullet"/>
+      <w:lvlText w:val=""/>
+      <w:lvlJc w:val="left"/>
+      <w:pPr>
+        <w:tabs>
+          <w:tab w:val="num" w:pos="2160"/>
+        </w:tabs>
+        <w:ind w:left="2160" w:hanging="360"/>
+      </w:pPr>
+      <w:rPr>
+        <w:rFonts w:ascii="Wingdings" w:hAnsi="Wingdings" w:hint="default"/>
+        <w:sz w:val="20"/>
+      </w:rPr>
+    </w:lvl>
+    <w:lvl w:ilvl="3" w:tentative="1">
+      <w:start w:val="1"/>
+      <w:numFmt w:val="bullet"/>
+      <w:lvlText w:val=""/>
+      <w:lvlJc w:val="left"/>
+      <w:pPr>
+        <w:tabs>
+          <w:tab w:val="num" w:pos="2880"/>
+        </w:tabs>
+        <w:ind w:left="2880" w:hanging="360"/>
+      </w:pPr>
+      <w:rPr>
+        <w:rFonts w:ascii="Wingdings" w:hAnsi="Wingdings" w:hint="default"/>
+        <w:sz w:val="20"/>
+      </w:rPr>
+    </w:lvl>
+    <w:lvl w:ilvl="4" w:tentative="1">
+      <w:start w:val="1"/>
+      <w:numFmt w:val="bullet"/>
+      <w:lvlText w:val=""/>
+      <w:lvlJc w:val="left"/>
+      <w:pPr>
+        <w:tabs>
+          <w:tab w:val="num" w:pos="3600"/>
+        </w:tabs>
+        <w:ind w:left="3600" w:hanging="360"/>
+      </w:pPr>
+      <w:rPr>
+        <w:rFonts w:ascii="Wingdings" w:hAnsi="Wingdings" w:hint="default"/>
+        <w:sz w:val="20"/>
+      </w:rPr>
+    </w:lvl>
+    <w:lvl w:ilvl="5" w:tentative="1">
+      <w:start w:val="1"/>
+      <w:numFmt w:val="bullet"/>
+      <w:lvlText w:val=""/>
+      <w:lvlJc w:val="left"/>
+      <w:pPr>
+        <w:tabs>
+          <w:tab w:val="num" w:pos="4320"/>
+        </w:tabs>
+        <w:ind w:left="4320" w:hanging="360"/>
+      </w:pPr>
+      <w:rPr>
+        <w:rFonts w:ascii="Wingdings" w:hAnsi="Wingdings" w:hint="default"/>
+        <w:sz w:val="20"/>
+      </w:rPr>
+    </w:lvl>
+    <w:lvl w:ilvl="6" w:tentative="1">
+      <w:start w:val="1"/>
+      <w:numFmt w:val="bullet"/>
+      <w:lvlText w:val=""/>
+      <w:lvlJc w:val="left"/>
+      <w:pPr>
+        <w:tabs>
+          <w:tab w:val="num" w:pos="5040"/>
+        </w:tabs>
+        <w:ind w:left="5040" w:hanging="360"/>
+      </w:pPr>
+      <w:rPr>
+        <w:rFonts w:ascii="Wingdings" w:hAnsi="Wingdings" w:hint="default"/>
+        <w:sz w:val="20"/>
+      </w:rPr>
+    </w:lvl>
+    <w:lvl w:ilvl="7" w:tentative="1">
+      <w:start w:val="1"/>
+      <w:numFmt w:val="bullet"/>
+      <w:lvlText w:val=""/>
+      <w:lvlJc w:val="left"/>
+      <w:pPr>
+        <w:tabs>
+          <w:tab w:val="num" w:pos="5760"/>
+        </w:tabs>
+        <w:ind w:left="5760" w:hanging="360"/>
+      </w:pPr>
+      <w:rPr>
+        <w:rFonts w:ascii="Wingdings" w:hAnsi="Wingdings" w:hint="default"/>
+        <w:sz w:val="20"/>
+      </w:rPr>
+    </w:lvl>
+    <w:lvl w:ilvl="8" w:tentative="1">
+      <w:start w:val="1"/>
+      <w:numFmt w:val="bullet"/>
+      <w:lvlText w:val=""/>
+      <w:lvlJc w:val="left"/>
+      <w:pPr>
+        <w:tabs>
+          <w:tab w:val="num" w:pos="6480"/>
+        </w:tabs>
+        <w:ind w:left="6480" w:hanging="360"/>
+      </w:pPr>
+      <w:rPr>
+        <w:rFonts w:ascii="Wingdings" w:hAnsi="Wingdings" w:hint="default"/>
+        <w:sz w:val="20"/>
+      </w:rPr>
+    </w:lvl>
+  </w:abstractNum>
+  <w:num w:numId="1" w16cid:durableId="1835291998">
+    <w:abstractNumId w:val="1"/>
+  </w:num>
+  <w:num w:numId="2" w16cid:durableId="1630820969">
+    <w:abstractNumId w:val="0"/>
+  </w:num>
+  <w:num w:numId="3" w16cid:durableId="547651176">
+    <w:abstractNumId w:val="7"/>
+  </w:num>
+  <w:num w:numId="4" w16cid:durableId="1255285078">
+    <w:abstractNumId w:val="3"/>
+  </w:num>
+  <w:num w:numId="5" w16cid:durableId="977346340">
     <w:abstractNumId w:val="2"/>
   </w:num>
-  <w:num w:numId="2" w16cid:durableId="1939170993">
-    <w:abstractNumId w:val="0"/>
+  <w:num w:numId="6" w16cid:durableId="2119374666">
+    <w:abstractNumId w:val="8"/>
   </w:num>
-  <w:num w:numId="3" w16cid:durableId="893927213">
+  <w:num w:numId="7" w16cid:durableId="876357238">
     <w:abstractNumId w:val="4"/>
   </w:num>
-  <w:num w:numId="4" w16cid:durableId="267390036">
-    <w:abstractNumId w:val="3"/>
+  <w:num w:numId="8" w16cid:durableId="1339889885">
+    <w:abstractNumId w:val="6"/>
   </w:num>
-  <w:num w:numId="5" w16cid:durableId="1846896408">
-    <w:abstractNumId w:val="1"/>
+  <w:num w:numId="9" w16cid:durableId="1970939447">
+    <w:abstractNumId w:val="9"/>
+  </w:num>
+  <w:num w:numId="10" w16cid:durableId="2108231208">
+    <w:abstractNumId w:val="5"/>
   </w:num>
 </w:numbering>
 </file>

--- a/04-Abril-Mayo/Entregables/2026-05/03-Reporte_Monitoreo_Alertamiento_2026-05.docx
+++ b/04-Abril-Mayo/Entregables/2026-05/03-Reporte_Monitoreo_Alertamiento_2026-05.docx
@@ -2508,127 +2508,67 @@
     </w:p>
     <w:p>
       <w:pPr>
-        <w:pStyle w:val="HTMLconformatoprevio"/>
-      </w:pPr>
-    </w:p>
-    <w:p>
-      <w:pPr>
-        <w:pStyle w:val="HTMLconformatoprevio"/>
-      </w:pPr>
-      <w:r>
-        <w:t>sequenceDiagram</w:t>
-      </w:r>
-    </w:p>
-    <w:p>
-      <w:pPr>
-        <w:pStyle w:val="HTMLconformatoprevio"/>
-      </w:pPr>
-      <w:r>
-        <w:t xml:space="preserve">    participant User</w:t>
-      </w:r>
-    </w:p>
-    <w:p>
-      <w:pPr>
-        <w:pStyle w:val="HTMLconformatoprevio"/>
-      </w:pPr>
-      <w:r>
-        <w:t xml:space="preserve">    participant Router as React Router</w:t>
-      </w:r>
-    </w:p>
-    <w:p>
-      <w:pPr>
-        <w:pStyle w:val="HTMLconformatoprevio"/>
-      </w:pPr>
-      <w:r>
-        <w:t xml:space="preserve">    participant AuthContext as AuthProvider</w:t>
-      </w:r>
-    </w:p>
-    <w:p>
-      <w:pPr>
-        <w:pStyle w:val="HTMLconformatoprevio"/>
-      </w:pPr>
-      <w:r>
-        <w:t xml:space="preserve">    participant Menu as Sidebar Component</w:t>
-      </w:r>
-    </w:p>
-    <w:p>
-      <w:pPr>
-        <w:pStyle w:val="HTMLconformatoprevio"/>
-      </w:pPr>
-      <w:r>
-        <w:t xml:space="preserve">    </w:t>
-      </w:r>
-    </w:p>
-    <w:p>
-      <w:pPr>
-        <w:pStyle w:val="HTMLconformatoprevio"/>
-      </w:pPr>
-      <w:r>
-        <w:t xml:space="preserve">    User-&gt;&gt;Router: Navega a /incidencias-tecnicas</w:t>
-      </w:r>
-    </w:p>
-    <w:p>
-      <w:pPr>
-        <w:pStyle w:val="HTMLconformatoprevio"/>
-      </w:pPr>
-      <w:r>
-        <w:t xml:space="preserve">    Router-&gt;&gt;AuthContext: validateAccess(roleId, requiredPerm)</w:t>
-      </w:r>
-    </w:p>
-    <w:p>
-      <w:pPr>
-        <w:pStyle w:val="HTMLconformatoprevio"/>
-      </w:pPr>
-      <w:r>
-        <w:t xml:space="preserve">    AuthContext--&gt;&gt;Router: boolean (false)</w:t>
-      </w:r>
-    </w:p>
-    <w:p>
-      <w:pPr>
-        <w:pStyle w:val="HTMLconformatoprevio"/>
-      </w:pPr>
-      <w:r>
-        <w:t xml:space="preserve">    Router-&gt;&gt;User: Redirect to /dashboard (Access Denied)</w:t>
-      </w:r>
-    </w:p>
-    <w:p>
-      <w:pPr>
-        <w:pStyle w:val="HTMLconformatoprevio"/>
-      </w:pPr>
-      <w:r>
-        <w:t xml:space="preserve">    </w:t>
-      </w:r>
-    </w:p>
-    <w:p>
-      <w:pPr>
-        <w:pStyle w:val="HTMLconformatoprevio"/>
-      </w:pPr>
-      <w:r>
-        <w:t xml:space="preserve">    User-&gt;&gt;Menu: Renderizar Sidebar</w:t>
-      </w:r>
-    </w:p>
-    <w:p>
-      <w:pPr>
-        <w:pStyle w:val="HTMLconformatoprevio"/>
-      </w:pPr>
-      <w:r>
-        <w:t xml:space="preserve">    Menu-&gt;&gt;AuthContext: getPermittedRoutes()</w:t>
-      </w:r>
-    </w:p>
-    <w:p>
-      <w:pPr>
-        <w:pStyle w:val="HTMLconformatoprevio"/>
-      </w:pPr>
-      <w:r>
-        <w:t xml:space="preserve">    AuthContext--&gt;&gt;Menu: [Dashboard, Perfil]</w:t>
-      </w:r>
-    </w:p>
-    <w:p>
-      <w:pPr>
-        <w:pStyle w:val="HTMLconformatoprevio"/>
-      </w:pPr>
-      <w:r>
-        <w:t xml:space="preserve">    Menu--&gt;&gt;User: Muestra solo opciones autorizadas</w:t>
+        <w:rPr>
+          <w:rFonts w:ascii="Calibri" w:eastAsia="Times New Roman" w:hAnsi="Calibri" w:cs="Calibri"/>
+          <w:sz w:val="22"/>
+          <w:szCs w:val="22"/>
+        </w:rPr>
+      </w:pPr>
+      <w:r>
+        <w:rPr>
+          <w:rFonts w:ascii="Calibri" w:eastAsia="Times New Roman" w:hAnsi="Calibri" w:cs="Calibri"/>
+          <w:noProof/>
+          <w:sz w:val="22"/>
+          <w:szCs w:val="22"/>
+        </w:rPr>
+        <w:drawing>
+          <wp:inline distT="0" distB="0" distL="0" distR="0">
+            <wp:extent cx="8938260" cy="4229100"/>
+            <wp:effectExtent l="0" t="0" r="0" b="0"/>
+            <wp:docPr id="2" name="Imagen 2"/>
+            <wp:cNvGraphicFramePr>
+              <a:graphicFrameLocks xmlns:a="http://schemas.openxmlformats.org/drawingml/2006/main" noChangeAspect="1"/>
+            </wp:cNvGraphicFramePr>
+            <a:graphic xmlns:a="http://schemas.openxmlformats.org/drawingml/2006/main">
+              <a:graphicData uri="http://schemas.openxmlformats.org/drawingml/2006/picture">
+                <pic:pic xmlns:pic="http://schemas.openxmlformats.org/drawingml/2006/picture">
+                  <pic:nvPicPr>
+                    <pic:cNvPr id="0" name="Picture 2"/>
+                    <pic:cNvPicPr>
+                      <a:picLocks noChangeAspect="1" noChangeArrowheads="1"/>
+                    </pic:cNvPicPr>
+                  </pic:nvPicPr>
+                  <pic:blipFill>
+                    <a:blip r:embed="rId5">
+                      <a:extLst>
+                        <a:ext uri="{28A0092B-C50C-407E-A947-70E740481C1C}">
+                          <a14:useLocalDpi xmlns:a14="http://schemas.microsoft.com/office/drawing/2010/main" val="0"/>
+                        </a:ext>
+                      </a:extLst>
+                    </a:blip>
+                    <a:srcRect/>
+                    <a:stretch>
+                      <a:fillRect/>
+                    </a:stretch>
+                  </pic:blipFill>
+                  <pic:spPr bwMode="auto">
+                    <a:xfrm>
+                      <a:off x="0" y="0"/>
+                      <a:ext cx="8938260" cy="4229100"/>
+                    </a:xfrm>
+                    <a:prstGeom prst="rect">
+                      <a:avLst/>
+                    </a:prstGeom>
+                    <a:noFill/>
+                    <a:ln>
+                      <a:noFill/>
+                    </a:ln>
+                  </pic:spPr>
+                </pic:pic>
+              </a:graphicData>
+            </a:graphic>
+          </wp:inline>
+        </w:drawing>
       </w:r>
     </w:p>
     <w:p>
@@ -2777,10 +2717,7 @@
         <w:pStyle w:val="HTMLconformatoprevio"/>
       </w:pPr>
       <w:r>
-        <w:t xml:space="preserve">  // Validació</w:t>
-      </w:r>
-      <w:r>
-        <w:t>n estricta contra matriz CTMU064 inyectada en el payload del JWT</w:t>
+        <w:t xml:space="preserve">  // Validación estricta contra matriz CTMU064 inyectada en el payload del JWT</w:t>
       </w:r>
     </w:p>
     <w:p>
@@ -3272,15 +3209,7 @@
           <w:sz w:val="22"/>
           <w:szCs w:val="22"/>
         </w:rPr>
-        <w:t xml:space="preserve"> </w:t>
-      </w:r>
-      <w:r>
-        <w:rPr>
-          <w:rFonts w:ascii="Calibri" w:eastAsia="Times New Roman" w:hAnsi="Calibri" w:cs="Calibri"/>
-          <w:sz w:val="22"/>
-          <w:szCs w:val="22"/>
-        </w:rPr>
-        <w:t>de PostgreSQL, facilitando su consulta asíncrona mediante el Frontend modernizado.</w:t>
+        <w:t xml:space="preserve"> de PostgreSQL, facilitando su consulta asíncrona mediante el Frontend modernizado.</w:t>
       </w:r>
     </w:p>
     <w:p>
@@ -3550,7 +3479,7 @@
           <w:szCs w:val="22"/>
         </w:rPr>
         <w:pict>
-          <v:rect id="_x0000_i1026" style="width:0;height:1.5pt" o:hralign="center" o:hrstd="t" o:hr="t" fillcolor="#a0a0a0" stroked="f"/>
+          <v:rect id="_x0000_i1027" style="width:0;height:1.5pt" o:hralign="center" o:hrstd="t" o:hr="t" fillcolor="#a0a0a0" stroked="f"/>
         </w:pict>
       </w:r>
     </w:p>
@@ -3604,9 +3533,9 @@
 <file path=word/numbering.xml><?xml version="1.0" encoding="utf-8"?>
 <w:numbering xmlns:wpc="http://schemas.microsoft.com/office/word/2010/wordprocessingCanvas" xmlns:cx="http://schemas.microsoft.com/office/drawing/2014/chartex" xmlns:cx1="http://schemas.microsoft.com/office/drawing/2015/9/8/chartex" xmlns:cx2="http://schemas.microsoft.com/office/drawing/2015/10/21/chartex" xmlns:cx3="http://schemas.microsoft.com/office/drawing/2016/5/9/chartex" xmlns:cx4="http://schemas.microsoft.com/office/drawing/2016/5/10/chartex" xmlns:cx5="http://schemas.microsoft.com/office/drawing/2016/5/11/chartex" xmlns:cx6="http://schemas.microsoft.com/office/drawing/2016/5/12/chartex" xmlns:cx7="http://schemas.microsoft.com/office/drawing/2016/5/13/chartex" xmlns:cx8="http://schemas.microsoft.com/office/drawing/2016/5/14/chartex" xmlns:mc="http://schemas.openxmlformats.org/markup-compatibility/2006" xmlns:aink="http://schemas.microsoft.com/office/drawing/2016/ink" xmlns:am3d="http://schemas.microsoft.com/office/drawing/2017/model3d" xmlns:o="urn:schemas-microsoft-com:office:office" xmlns:oel="http://schemas.microsoft.com/office/2019/extlst" xmlns:r="http://schemas.openxmlformats.org/officeDocument/2006/relationships" xmlns:m="http://schemas.openxmlformats.org/officeDocument/2006/math" xmlns:v="urn:schemas-microsoft-com:vml" xmlns:wp14="http://schemas.microsoft.com/office/word/2010/wordprocessingDrawing" xmlns:wp="http://schemas.openxmlformats.org/drawingml/2006/wordprocessingDrawing" xmlns:w10="urn:schemas-microsoft-com:office:word" xmlns:w="http://schemas.openxmlformats.org/wordprocessingml/2006/main" xmlns:w14="http://schemas.microsoft.com/office/word/2010/wordml" xmlns:w15="http://schemas.microsoft.com/office/word/2012/wordml" xmlns:w16cex="http://schemas.microsoft.com/office/word/2018/wordml/cex" xmlns:w16cid="http://schemas.microsoft.com/office/word/2016/wordml/cid" xmlns:w16="http://schemas.microsoft.com/office/word/2018/wordml" xmlns:w16du="http://schemas.microsoft.com/office/word/2023/wordml/word16du" xmlns:w16sdtdh="http://schemas.microsoft.com/office/word/2020/wordml/sdtdatahash" xmlns:w16sdtfl="http://schemas.microsoft.com/office/word/2024/wordml/sdtformatlock" xmlns:w16se="http://schemas.microsoft.com/office/word/2015/wordml/symex" xmlns:wpg="http://schemas.microsoft.com/office/word/2010/wordprocessingGroup" xmlns:wpi="http://schemas.microsoft.com/office/word/2010/wordprocessingInk" xmlns:wne="http://schemas.microsoft.com/office/word/2006/wordml" xmlns:wps="http://schemas.microsoft.com/office/word/2010/wordprocessingShape" mc:Ignorable="w14 w15 w16se w16cid w16 w16cex w16sdtdh w16sdtfl w16du wp14">
   <w:abstractNum w:abstractNumId="0" w15:restartNumberingAfterBreak="0">
-    <w:nsid w:val="01C34FE6"/>
+    <w:nsid w:val="052B6CB8"/>
     <w:multiLevelType w:val="multilevel"/>
-    <w:tmpl w:val="FBA0AC90"/>
+    <w:tmpl w:val="4A786306"/>
     <w:lvl w:ilvl="0">
       <w:start w:val="1"/>
       <w:numFmt w:val="bullet"/>
@@ -3753,9 +3682,9 @@
     </w:lvl>
   </w:abstractNum>
   <w:abstractNum w:abstractNumId="1" w15:restartNumberingAfterBreak="0">
-    <w:nsid w:val="10BE7A91"/>
+    <w:nsid w:val="06994F5C"/>
     <w:multiLevelType w:val="multilevel"/>
-    <w:tmpl w:val="A8DCAF40"/>
+    <w:tmpl w:val="94B4253C"/>
     <w:lvl w:ilvl="0">
       <w:start w:val="1"/>
       <w:numFmt w:val="bullet"/>
@@ -3902,9 +3831,9 @@
     </w:lvl>
   </w:abstractNum>
   <w:abstractNum w:abstractNumId="2" w15:restartNumberingAfterBreak="0">
-    <w:nsid w:val="1BD74905"/>
+    <w:nsid w:val="0A3376DF"/>
     <w:multiLevelType w:val="multilevel"/>
-    <w:tmpl w:val="1F58F870"/>
+    <w:tmpl w:val="41BAF404"/>
     <w:lvl w:ilvl="0">
       <w:start w:val="1"/>
       <w:numFmt w:val="bullet"/>
@@ -4051,9 +3980,9 @@
     </w:lvl>
   </w:abstractNum>
   <w:abstractNum w:abstractNumId="3" w15:restartNumberingAfterBreak="0">
-    <w:nsid w:val="25141ED2"/>
+    <w:nsid w:val="2F9F21BD"/>
     <w:multiLevelType w:val="multilevel"/>
-    <w:tmpl w:val="1372443E"/>
+    <w:tmpl w:val="1E6C9ACE"/>
     <w:lvl w:ilvl="0">
       <w:start w:val="1"/>
       <w:numFmt w:val="bullet"/>
@@ -4200,9 +4129,9 @@
     </w:lvl>
   </w:abstractNum>
   <w:abstractNum w:abstractNumId="4" w15:restartNumberingAfterBreak="0">
-    <w:nsid w:val="275D6573"/>
+    <w:nsid w:val="587842F8"/>
     <w:multiLevelType w:val="multilevel"/>
-    <w:tmpl w:val="53A68E10"/>
+    <w:tmpl w:val="96FE38DC"/>
     <w:lvl w:ilvl="0">
       <w:start w:val="1"/>
       <w:numFmt w:val="bullet"/>
@@ -4349,9 +4278,9 @@
     </w:lvl>
   </w:abstractNum>
   <w:abstractNum w:abstractNumId="5" w15:restartNumberingAfterBreak="0">
-    <w:nsid w:val="428411B7"/>
+    <w:nsid w:val="59C5109D"/>
     <w:multiLevelType w:val="multilevel"/>
-    <w:tmpl w:val="9A065F42"/>
+    <w:tmpl w:val="38DE0114"/>
     <w:lvl w:ilvl="0">
       <w:start w:val="1"/>
       <w:numFmt w:val="bullet"/>
@@ -4498,9 +4427,9 @@
     </w:lvl>
   </w:abstractNum>
   <w:abstractNum w:abstractNumId="6" w15:restartNumberingAfterBreak="0">
-    <w:nsid w:val="42B27301"/>
+    <w:nsid w:val="689C6BA9"/>
     <w:multiLevelType w:val="multilevel"/>
-    <w:tmpl w:val="98A6B3F0"/>
+    <w:tmpl w:val="EE7A86AA"/>
     <w:lvl w:ilvl="0">
       <w:start w:val="1"/>
       <w:numFmt w:val="bullet"/>
@@ -4647,9 +4576,9 @@
     </w:lvl>
   </w:abstractNum>
   <w:abstractNum w:abstractNumId="7" w15:restartNumberingAfterBreak="0">
-    <w:nsid w:val="466555F8"/>
+    <w:nsid w:val="68FD021D"/>
     <w:multiLevelType w:val="multilevel"/>
-    <w:tmpl w:val="9C68BEEE"/>
+    <w:tmpl w:val="7CFA1798"/>
     <w:lvl w:ilvl="0">
       <w:start w:val="1"/>
       <w:numFmt w:val="bullet"/>
@@ -4796,9 +4725,9 @@
     </w:lvl>
   </w:abstractNum>
   <w:abstractNum w:abstractNumId="8" w15:restartNumberingAfterBreak="0">
-    <w:nsid w:val="6CD21129"/>
+    <w:nsid w:val="71232EFD"/>
     <w:multiLevelType w:val="multilevel"/>
-    <w:tmpl w:val="11C86242"/>
+    <w:tmpl w:val="DAFCB208"/>
     <w:lvl w:ilvl="0">
       <w:start w:val="1"/>
       <w:numFmt w:val="bullet"/>
@@ -4945,9 +4874,9 @@
     </w:lvl>
   </w:abstractNum>
   <w:abstractNum w:abstractNumId="9" w15:restartNumberingAfterBreak="0">
-    <w:nsid w:val="7EA4207F"/>
+    <w:nsid w:val="79871581"/>
     <w:multiLevelType w:val="multilevel"/>
-    <w:tmpl w:val="9B68518C"/>
+    <w:tmpl w:val="62C2328C"/>
     <w:lvl w:ilvl="0">
       <w:start w:val="1"/>
       <w:numFmt w:val="bullet"/>
@@ -5093,35 +5022,35 @@
       </w:rPr>
     </w:lvl>
   </w:abstractNum>
-  <w:num w:numId="1" w16cid:durableId="1835291998">
+  <w:num w:numId="1" w16cid:durableId="1820729759">
+    <w:abstractNumId w:val="4"/>
+  </w:num>
+  <w:num w:numId="2" w16cid:durableId="1198351900">
+    <w:abstractNumId w:val="8"/>
+  </w:num>
+  <w:num w:numId="3" w16cid:durableId="1951357197">
+    <w:abstractNumId w:val="2"/>
+  </w:num>
+  <w:num w:numId="4" w16cid:durableId="794828954">
+    <w:abstractNumId w:val="0"/>
+  </w:num>
+  <w:num w:numId="5" w16cid:durableId="1607302447">
+    <w:abstractNumId w:val="6"/>
+  </w:num>
+  <w:num w:numId="6" w16cid:durableId="1826579163">
+    <w:abstractNumId w:val="5"/>
+  </w:num>
+  <w:num w:numId="7" w16cid:durableId="621228458">
+    <w:abstractNumId w:val="3"/>
+  </w:num>
+  <w:num w:numId="8" w16cid:durableId="1643805209">
     <w:abstractNumId w:val="1"/>
   </w:num>
-  <w:num w:numId="2" w16cid:durableId="1630820969">
-    <w:abstractNumId w:val="0"/>
-  </w:num>
-  <w:num w:numId="3" w16cid:durableId="547651176">
+  <w:num w:numId="9" w16cid:durableId="1208369095">
     <w:abstractNumId w:val="7"/>
   </w:num>
-  <w:num w:numId="4" w16cid:durableId="1255285078">
-    <w:abstractNumId w:val="3"/>
-  </w:num>
-  <w:num w:numId="5" w16cid:durableId="977346340">
-    <w:abstractNumId w:val="2"/>
-  </w:num>
-  <w:num w:numId="6" w16cid:durableId="2119374666">
-    <w:abstractNumId w:val="8"/>
-  </w:num>
-  <w:num w:numId="7" w16cid:durableId="876357238">
-    <w:abstractNumId w:val="4"/>
-  </w:num>
-  <w:num w:numId="8" w16cid:durableId="1339889885">
-    <w:abstractNumId w:val="6"/>
-  </w:num>
-  <w:num w:numId="9" w16cid:durableId="1970939447">
+  <w:num w:numId="10" w16cid:durableId="1127747289">
     <w:abstractNumId w:val="9"/>
-  </w:num>
-  <w:num w:numId="10" w16cid:durableId="2108231208">
-    <w:abstractNumId w:val="5"/>
   </w:num>
 </w:numbering>
 </file>
